--- a/711_firm.docx
+++ b/711_firm.docx
@@ -2435,7 +2435,7 @@
               <w:spacing w:line="300" w:lineRule="exact"/>
               <w:jc w:val="center"/>
               <w:rPr>
-                <w:rFonts w:ascii="Microsoft JhengHei UI" w:eastAsia="Microsoft JhengHei UI" w:hAnsi="Microsoft JhengHei UI" w:cs="新細明體" w:hint="eastAsia"/>
+                <w:rFonts w:ascii="Microsoft JhengHei UI" w:eastAsia="Microsoft JhengHei UI" w:hAnsi="Microsoft JhengHei UI" w:cs="新細明體"/>
                 <w:color w:val="000000"/>
                 <w:kern w:val="0"/>
                 <w:sz w:val="20"/>
@@ -4525,6 +4525,9 @@
           <w:tcPr>
             <w:tcW w:w="2551" w:type="dxa"/>
             <w:vMerge/>
+            <w:tcBorders>
+              <w:bottom w:val="single" w:sz="4" w:space="0" w:color="auto"/>
+            </w:tcBorders>
             <w:vAlign w:val="center"/>
             <w:hideMark/>
           </w:tcPr>
@@ -4613,6 +4616,9 @@
         <w:tc>
           <w:tcPr>
             <w:tcW w:w="2551" w:type="dxa"/>
+            <w:tcBorders>
+              <w:bottom w:val="nil"/>
+            </w:tcBorders>
             <w:shd w:val="clear" w:color="000000" w:fill="FFFFFF"/>
             <w:noWrap/>
             <w:vAlign w:val="center"/>
@@ -11300,7 +11306,6 @@
         <w:pStyle w:val="Default"/>
         <w:snapToGrid w:val="0"/>
         <w:rPr>
-          <w:rFonts w:hint="eastAsia"/>
           <w:b/>
           <w:sz w:val="32"/>
         </w:rPr>
@@ -16821,6 +16826,7 @@
   <w:style w:type="character" w:default="1" w:styleId="a0">
     <w:name w:val="Default Paragraph Font"/>
     <w:uiPriority w:val="1"/>
+    <w:semiHidden/>
     <w:unhideWhenUsed/>
   </w:style>
   <w:style w:type="table" w:default="1" w:styleId="a1">

--- a/711_firm.docx
+++ b/711_firm.docx
@@ -4443,6 +4443,9 @@
           <w:tcPr>
             <w:tcW w:w="2551" w:type="dxa"/>
             <w:vMerge w:val="restart"/>
+            <w:tcBorders>
+              <w:bottom w:val="single" w:sz="4" w:space="0" w:color="auto"/>
+            </w:tcBorders>
             <w:vAlign w:val="center"/>
             <w:hideMark/>
           </w:tcPr>
@@ -4526,6 +4529,7 @@
             <w:tcW w:w="2551" w:type="dxa"/>
             <w:vMerge/>
             <w:tcBorders>
+              <w:top w:val="nil"/>
               <w:bottom w:val="single" w:sz="4" w:space="0" w:color="auto"/>
             </w:tcBorders>
             <w:vAlign w:val="center"/>
@@ -4617,7 +4621,8 @@
           <w:tcPr>
             <w:tcW w:w="2551" w:type="dxa"/>
             <w:tcBorders>
-              <w:bottom w:val="nil"/>
+              <w:top w:val="single" w:sz="4" w:space="0" w:color="auto"/>
+              <w:bottom w:val="single" w:sz="4" w:space="0" w:color="auto"/>
             </w:tcBorders>
             <w:shd w:val="clear" w:color="000000" w:fill="FFFFFF"/>
             <w:noWrap/>
@@ -6491,27 +6496,7 @@
           <w:sz w:val="20"/>
           <w:szCs w:val="20"/>
         </w:rPr>
-        <w:t>所必須之範圍內，應依</w:t>
-      </w:r>
-      <w:proofErr w:type="gramStart"/>
-      <w:r>
-        <w:rPr>
-          <w:rFonts w:ascii="Microsoft JhengHei UI" w:eastAsia="Microsoft JhengHei UI" w:hAnsi="Microsoft JhengHei UI" w:hint="eastAsia"/>
-          <w:bCs/>
-          <w:sz w:val="20"/>
-          <w:szCs w:val="20"/>
-        </w:rPr>
-        <w:t>個</w:t>
-      </w:r>
-      <w:proofErr w:type="gramEnd"/>
-      <w:r>
-        <w:rPr>
-          <w:rFonts w:ascii="Microsoft JhengHei UI" w:eastAsia="Microsoft JhengHei UI" w:hAnsi="Microsoft JhengHei UI" w:hint="eastAsia"/>
-          <w:bCs/>
-          <w:sz w:val="20"/>
-          <w:szCs w:val="20"/>
-        </w:rPr>
-        <w:t>資法第</w:t>
+        <w:t>所必須之範圍內，應依個資法第</w:t>
       </w:r>
       <w:r>
         <w:rPr>

--- a/711_firm.docx
+++ b/711_firm.docx
@@ -775,31 +775,7 @@
           <w:u w:val="single"/>
           <w:lang w:eastAsia="zh-TW"/>
         </w:rPr>
-        <w:t>{{</w:t>
-      </w:r>
-      <w:proofErr w:type="gramStart"/>
-      <w:r>
-        <w:rPr>
-          <w:rFonts w:ascii="Microsoft JhengHei UI" w:eastAsia="Microsoft JhengHei UI" w:hAnsi="Microsoft JhengHei UI"/>
-          <w:bCs/>
-          <w:sz w:val="20"/>
-          <w:szCs w:val="20"/>
-          <w:u w:val="single"/>
-          <w:lang w:eastAsia="zh-TW"/>
-        </w:rPr>
-        <w:t>品項款數</w:t>
-      </w:r>
-      <w:proofErr w:type="gramEnd"/>
-      <w:r>
-        <w:rPr>
-          <w:rFonts w:ascii="Microsoft JhengHei UI" w:eastAsia="Microsoft JhengHei UI" w:hAnsi="Microsoft JhengHei UI"/>
-          <w:bCs/>
-          <w:sz w:val="20"/>
-          <w:szCs w:val="20"/>
-          <w:u w:val="single"/>
-          <w:lang w:eastAsia="zh-TW"/>
-        </w:rPr>
-        <w:t>}}</w:t>
+        <w:t>{{品項款數}}</w:t>
       </w:r>
       <w:r>
         <w:rPr>
@@ -1205,21 +1181,8 @@
           <w:szCs w:val="20"/>
           <w:lang w:eastAsia="zh-TW"/>
         </w:rPr>
-        <w:t>為</w:t>
-      </w:r>
-      <w:proofErr w:type="gramStart"/>
-      <w:r>
-        <w:rPr>
-          <w:rFonts w:ascii="Microsoft JhengHei UI" w:eastAsia="Microsoft JhengHei UI" w:hAnsi="Microsoft JhengHei UI" w:hint="eastAsia"/>
-          <w:bCs/>
-          <w:color w:val="000000" w:themeColor="text1"/>
-          <w:sz w:val="20"/>
-          <w:szCs w:val="20"/>
-          <w:lang w:eastAsia="zh-TW"/>
-        </w:rPr>
-        <w:t>準</w:t>
-      </w:r>
-      <w:proofErr w:type="gramEnd"/>
+        <w:t>為準</w:t>
+      </w:r>
       <w:r>
         <w:rPr>
           <w:rFonts w:ascii="Microsoft JhengHei UI" w:eastAsia="Microsoft JhengHei UI" w:hAnsi="Microsoft JhengHei UI" w:hint="eastAsia"/>
@@ -1314,9 +1277,8 @@
           <w:szCs w:val="20"/>
           <w:lang w:eastAsia="zh-TW"/>
         </w:rPr>
-        <w:t>除另有規定外，涉及期間計算者，</w:t>
-      </w:r>
-      <w:proofErr w:type="gramStart"/>
+        <w:t>除另有規定外，涉及期間計算者，均</w:t>
+      </w:r>
       <w:r>
         <w:rPr>
           <w:rFonts w:ascii="Microsoft JhengHei UI" w:eastAsia="Microsoft JhengHei UI" w:hAnsi="Microsoft JhengHei UI" w:hint="eastAsia"/>
@@ -1326,20 +1288,8 @@
           <w:szCs w:val="20"/>
           <w:lang w:eastAsia="zh-TW"/>
         </w:rPr>
-        <w:t>均</w:t>
-      </w:r>
-      <w:r>
-        <w:rPr>
-          <w:rFonts w:ascii="Microsoft JhengHei UI" w:eastAsia="Microsoft JhengHei UI" w:hAnsi="Microsoft JhengHei UI" w:hint="eastAsia"/>
-          <w:bCs/>
-          <w:color w:val="000000" w:themeColor="text1"/>
-          <w:sz w:val="20"/>
-          <w:szCs w:val="20"/>
-          <w:lang w:eastAsia="zh-TW"/>
-        </w:rPr>
         <w:t>以</w:t>
       </w:r>
-      <w:proofErr w:type="gramEnd"/>
       <w:r>
         <w:rPr>
           <w:rFonts w:ascii="Microsoft JhengHei UI" w:eastAsia="Microsoft JhengHei UI" w:hAnsi="Microsoft JhengHei UI"/>
@@ -1556,29 +1506,7 @@
           <w:szCs w:val="20"/>
           <w:lang w:eastAsia="zh-TW"/>
         </w:rPr>
-        <w:t>以上價格包括產品設計、</w:t>
-      </w:r>
-      <w:proofErr w:type="gramStart"/>
-      <w:r>
-        <w:rPr>
-          <w:rFonts w:ascii="Microsoft JhengHei UI" w:eastAsia="Microsoft JhengHei UI" w:hAnsi="Microsoft JhengHei UI" w:hint="eastAsia"/>
-          <w:bCs/>
-          <w:sz w:val="20"/>
-          <w:szCs w:val="20"/>
-          <w:lang w:eastAsia="zh-TW"/>
-        </w:rPr>
-        <w:t>開模費</w:t>
-      </w:r>
-      <w:proofErr w:type="gramEnd"/>
-      <w:r>
-        <w:rPr>
-          <w:rFonts w:ascii="Microsoft JhengHei UI" w:eastAsia="Microsoft JhengHei UI" w:hAnsi="Microsoft JhengHei UI" w:hint="eastAsia"/>
-          <w:bCs/>
-          <w:sz w:val="20"/>
-          <w:szCs w:val="20"/>
-          <w:lang w:eastAsia="zh-TW"/>
-        </w:rPr>
-        <w:t>、包裝盒印刷、運送至大智通倉儲（地址為</w:t>
+        <w:t>以上價格包括產品設計、開模費、包裝盒印刷、運送至大智通倉儲（地址為</w:t>
       </w:r>
       <w:r>
         <w:rPr>
@@ -1625,29 +1553,7 @@
           <w:szCs w:val="20"/>
           <w:lang w:eastAsia="zh-TW"/>
         </w:rPr>
-        <w:t>甲方應於收到每批產品時，就包裝外觀及數量進行確認，於商品</w:t>
-      </w:r>
-      <w:proofErr w:type="gramStart"/>
-      <w:r>
-        <w:rPr>
-          <w:rFonts w:ascii="Microsoft JhengHei UI" w:eastAsia="Microsoft JhengHei UI" w:hAnsi="Microsoft JhengHei UI" w:hint="eastAsia"/>
-          <w:bCs/>
-          <w:sz w:val="20"/>
-          <w:szCs w:val="20"/>
-          <w:lang w:eastAsia="zh-TW"/>
-        </w:rPr>
-        <w:t>入倉且</w:t>
-      </w:r>
-      <w:proofErr w:type="gramEnd"/>
-      <w:r>
-        <w:rPr>
-          <w:rFonts w:ascii="Microsoft JhengHei UI" w:eastAsia="Microsoft JhengHei UI" w:hAnsi="Microsoft JhengHei UI" w:hint="eastAsia"/>
-          <w:bCs/>
-          <w:sz w:val="20"/>
-          <w:szCs w:val="20"/>
-          <w:lang w:eastAsia="zh-TW"/>
-        </w:rPr>
-        <w:t>收到乙方開立發票後，</w:t>
+        <w:t>甲方應於收到每批產品時，就包裝外觀及數量進行確認，於商品入倉且收到乙方開立發票後，</w:t>
       </w:r>
       <w:r>
         <w:rPr>
@@ -1691,73 +1597,7 @@
           <w:szCs w:val="20"/>
           <w:lang w:eastAsia="zh-TW"/>
         </w:rPr>
-        <w:t>內將貨款</w:t>
-      </w:r>
-      <w:proofErr w:type="gramStart"/>
-      <w:r>
-        <w:rPr>
-          <w:rFonts w:ascii="Microsoft JhengHei UI" w:eastAsia="Microsoft JhengHei UI" w:hAnsi="Microsoft JhengHei UI" w:hint="eastAsia"/>
-          <w:bCs/>
-          <w:sz w:val="20"/>
-          <w:szCs w:val="20"/>
-          <w:lang w:eastAsia="zh-TW"/>
-        </w:rPr>
-        <w:t>電匯至乙方</w:t>
-      </w:r>
-      <w:proofErr w:type="gramEnd"/>
-      <w:r>
-        <w:rPr>
-          <w:rFonts w:ascii="Microsoft JhengHei UI" w:eastAsia="Microsoft JhengHei UI" w:hAnsi="Microsoft JhengHei UI" w:hint="eastAsia"/>
-          <w:bCs/>
-          <w:sz w:val="20"/>
-          <w:szCs w:val="20"/>
-          <w:lang w:eastAsia="zh-TW"/>
-        </w:rPr>
-        <w:t>指定銀行戶頭。</w:t>
-      </w:r>
-      <w:proofErr w:type="gramStart"/>
-      <w:r>
-        <w:rPr>
-          <w:rFonts w:ascii="Microsoft JhengHei UI" w:eastAsia="Microsoft JhengHei UI" w:hAnsi="Microsoft JhengHei UI" w:hint="eastAsia"/>
-          <w:bCs/>
-          <w:sz w:val="20"/>
-          <w:szCs w:val="20"/>
-          <w:lang w:eastAsia="zh-TW"/>
-        </w:rPr>
-        <w:t>惟</w:t>
-      </w:r>
-      <w:proofErr w:type="gramEnd"/>
-      <w:r>
-        <w:rPr>
-          <w:rFonts w:ascii="Microsoft JhengHei UI" w:eastAsia="Microsoft JhengHei UI" w:hAnsi="Microsoft JhengHei UI" w:hint="eastAsia"/>
-          <w:bCs/>
-          <w:sz w:val="20"/>
-          <w:szCs w:val="20"/>
-          <w:lang w:eastAsia="zh-TW"/>
-        </w:rPr>
-        <w:t>最後一批產品（出貨編號視情況而定）收受後，甲方得保留該筆貨款之百分之</w:t>
-      </w:r>
-      <w:proofErr w:type="gramStart"/>
-      <w:r>
-        <w:rPr>
-          <w:rFonts w:ascii="Microsoft JhengHei UI" w:eastAsia="Microsoft JhengHei UI" w:hAnsi="Microsoft JhengHei UI" w:hint="eastAsia"/>
-          <w:bCs/>
-          <w:sz w:val="20"/>
-          <w:szCs w:val="20"/>
-          <w:lang w:eastAsia="zh-TW"/>
-        </w:rPr>
-        <w:t>10</w:t>
-      </w:r>
-      <w:proofErr w:type="gramEnd"/>
-      <w:r>
-        <w:rPr>
-          <w:rFonts w:ascii="Microsoft JhengHei UI" w:eastAsia="Microsoft JhengHei UI" w:hAnsi="Microsoft JhengHei UI" w:hint="eastAsia"/>
-          <w:bCs/>
-          <w:sz w:val="20"/>
-          <w:szCs w:val="20"/>
-          <w:lang w:eastAsia="zh-TW"/>
-        </w:rPr>
-        <w:t>，直到本活動結束後扣除乙方應付費用後，將餘額給付乙方。</w:t>
+        <w:t>內將貨款電匯至乙方指定銀行戶頭。惟最後一批產品（出貨編號視情況而定）收受後，甲方得保留該筆貨款之百分之10，直到本活動結束後扣除乙方應付費用後，將餘額給付乙方。</w:t>
       </w:r>
     </w:p>
     <w:p>
@@ -1782,47 +1622,7 @@
           <w:szCs w:val="20"/>
           <w:lang w:eastAsia="zh-TW"/>
         </w:rPr>
-        <w:t>本合約簽訂後，</w:t>
-      </w:r>
-      <w:proofErr w:type="gramStart"/>
-      <w:r>
-        <w:rPr>
-          <w:rFonts w:ascii="Microsoft JhengHei UI" w:eastAsia="Microsoft JhengHei UI" w:hAnsi="Microsoft JhengHei UI" w:hint="eastAsia"/>
-          <w:sz w:val="20"/>
-          <w:szCs w:val="20"/>
-          <w:lang w:eastAsia="zh-TW"/>
-        </w:rPr>
-        <w:t>乙方業依</w:t>
-      </w:r>
-      <w:proofErr w:type="gramEnd"/>
-      <w:r>
-        <w:rPr>
-          <w:rFonts w:ascii="Microsoft JhengHei UI" w:eastAsia="Microsoft JhengHei UI" w:hAnsi="Microsoft JhengHei UI" w:hint="eastAsia"/>
-          <w:sz w:val="20"/>
-          <w:szCs w:val="20"/>
-          <w:lang w:eastAsia="zh-TW"/>
-        </w:rPr>
-        <w:t>甲方需求備貨完成，甲方不得以任何理由取消全部或部分訂貨，若有違反，仍應依</w:t>
-      </w:r>
-      <w:proofErr w:type="gramStart"/>
-      <w:r>
-        <w:rPr>
-          <w:rFonts w:ascii="Microsoft JhengHei UI" w:eastAsia="Microsoft JhengHei UI" w:hAnsi="Microsoft JhengHei UI" w:hint="eastAsia"/>
-          <w:sz w:val="20"/>
-          <w:szCs w:val="20"/>
-          <w:lang w:eastAsia="zh-TW"/>
-        </w:rPr>
-        <w:t>本約所議定</w:t>
-      </w:r>
-      <w:proofErr w:type="gramEnd"/>
-      <w:r>
-        <w:rPr>
-          <w:rFonts w:ascii="Microsoft JhengHei UI" w:eastAsia="Microsoft JhengHei UI" w:hAnsi="Microsoft JhengHei UI" w:hint="eastAsia"/>
-          <w:sz w:val="20"/>
-          <w:szCs w:val="20"/>
-          <w:lang w:eastAsia="zh-TW"/>
-        </w:rPr>
-        <w:t>價額付款</w:t>
+        <w:t>本合約簽訂後，乙方業依甲方需求備貨完成，甲方不得以任何理由取消全部或部分訂貨，若有違反，仍應依本約所議定價額付款</w:t>
       </w:r>
       <w:r>
         <w:rPr>
@@ -2699,29 +2499,7 @@
           <w:szCs w:val="20"/>
           <w:lang w:eastAsia="zh-TW"/>
         </w:rPr>
-        <w:t>方式將產品</w:t>
-      </w:r>
-      <w:proofErr w:type="gramStart"/>
-      <w:r>
-        <w:rPr>
-          <w:rFonts w:ascii="Microsoft JhengHei UI" w:eastAsia="Microsoft JhengHei UI" w:hAnsi="Microsoft JhengHei UI" w:hint="eastAsia"/>
-          <w:bCs/>
-          <w:sz w:val="20"/>
-          <w:szCs w:val="20"/>
-          <w:lang w:eastAsia="zh-TW"/>
-        </w:rPr>
-        <w:t>送至甲方</w:t>
-      </w:r>
-      <w:proofErr w:type="gramEnd"/>
-      <w:r>
-        <w:rPr>
-          <w:rFonts w:ascii="Microsoft JhengHei UI" w:eastAsia="Microsoft JhengHei UI" w:hAnsi="Microsoft JhengHei UI" w:hint="eastAsia"/>
-          <w:bCs/>
-          <w:sz w:val="20"/>
-          <w:szCs w:val="20"/>
-          <w:lang w:eastAsia="zh-TW"/>
-        </w:rPr>
-        <w:t>指定之大智通倉儲（地址為</w:t>
+        <w:t>方式將產品送至甲方指定之大智通倉儲（地址為</w:t>
       </w:r>
       <w:r>
         <w:rPr>
@@ -2814,31 +2592,7 @@
           <w:szCs w:val="20"/>
           <w:lang w:eastAsia="zh-TW"/>
         </w:rPr>
-        <w:t>乙方保證所有產品之品質符合第7條之規定，任何消費者不滿意或</w:t>
-      </w:r>
-      <w:proofErr w:type="gramStart"/>
-      <w:r>
-        <w:rPr>
-          <w:rFonts w:ascii="Microsoft JhengHei UI" w:eastAsia="Microsoft JhengHei UI" w:hAnsi="Microsoft JhengHei UI" w:hint="eastAsia"/>
-          <w:bCs/>
-          <w:iCs/>
-          <w:sz w:val="20"/>
-          <w:szCs w:val="20"/>
-          <w:lang w:eastAsia="zh-TW"/>
-        </w:rPr>
-        <w:t>抱怨均由各</w:t>
-      </w:r>
-      <w:proofErr w:type="gramEnd"/>
-      <w:r>
-        <w:rPr>
-          <w:rFonts w:ascii="Microsoft JhengHei UI" w:eastAsia="Microsoft JhengHei UI" w:hAnsi="Microsoft JhengHei UI" w:hint="eastAsia"/>
-          <w:bCs/>
-          <w:iCs/>
-          <w:sz w:val="20"/>
-          <w:szCs w:val="20"/>
-          <w:lang w:eastAsia="zh-TW"/>
-        </w:rPr>
-        <w:t>店以換貨方式處理。甲方應於每月底以及</w:t>
+        <w:t>乙方保證所有產品之品質符合第7條之規定，任何消費者不滿意或抱怨均由各店以換貨方式處理。甲方應於每月底以及</w:t>
       </w:r>
       <w:r>
         <w:rPr>
@@ -2878,7 +2632,6 @@
           <w:lang w:eastAsia="zh-TW"/>
         </w:rPr>
       </w:pPr>
-      <w:proofErr w:type="gramStart"/>
       <w:r>
         <w:rPr>
           <w:rFonts w:ascii="Microsoft JhengHei UI" w:eastAsia="Microsoft JhengHei UI" w:hAnsi="Microsoft JhengHei UI" w:hint="eastAsia"/>
@@ -2890,7 +2643,6 @@
         </w:rPr>
         <w:t>客訴品與</w:t>
       </w:r>
-      <w:proofErr w:type="gramEnd"/>
       <w:r>
         <w:rPr>
           <w:rFonts w:ascii="Microsoft JhengHei UI" w:eastAsia="Microsoft JhengHei UI" w:hAnsi="Microsoft JhengHei UI" w:hint="eastAsia"/>
@@ -3158,31 +2910,7 @@
                 <w:szCs w:val="20"/>
                 <w:lang w:eastAsia="zh-TW"/>
               </w:rPr>
-              <w:t>{{數量}} {{/</w:t>
-            </w:r>
-            <w:proofErr w:type="spellStart"/>
-            <w:r>
-              <w:rPr>
-                <w:rFonts w:ascii="Microsoft JhengHei UI" w:eastAsia="Microsoft JhengHei UI" w:hAnsi="Microsoft JhengHei UI"/>
-                <w:color w:val="000000"/>
-                <w:kern w:val="0"/>
-                <w:sz w:val="20"/>
-                <w:szCs w:val="20"/>
-                <w:lang w:eastAsia="zh-TW"/>
-              </w:rPr>
-              <w:t>pr_items</w:t>
-            </w:r>
-            <w:proofErr w:type="spellEnd"/>
-            <w:r>
-              <w:rPr>
-                <w:rFonts w:ascii="Microsoft JhengHei UI" w:eastAsia="Microsoft JhengHei UI" w:hAnsi="Microsoft JhengHei UI"/>
-                <w:color w:val="000000"/>
-                <w:kern w:val="0"/>
-                <w:sz w:val="20"/>
-                <w:szCs w:val="20"/>
-                <w:lang w:eastAsia="zh-TW"/>
-              </w:rPr>
-              <w:t>}}</w:t>
+              <w:t>{{數量}} {{/pr_items}}</w:t>
             </w:r>
           </w:p>
         </w:tc>
@@ -3336,51 +3064,7 @@
           <w:szCs w:val="20"/>
           <w:lang w:eastAsia="zh-TW"/>
         </w:rPr>
-        <w:t>已交貨產品如有品質不良、瑕疵、敗壞、變質、受潮、發霉、生蟲、</w:t>
-      </w:r>
-      <w:proofErr w:type="gramStart"/>
-      <w:r>
-        <w:rPr>
-          <w:rFonts w:ascii="Microsoft JhengHei UI" w:eastAsia="Microsoft JhengHei UI" w:hAnsi="Microsoft JhengHei UI" w:hint="eastAsia"/>
-          <w:bCs/>
-          <w:sz w:val="20"/>
-          <w:szCs w:val="20"/>
-          <w:lang w:eastAsia="zh-TW"/>
-        </w:rPr>
-        <w:t>銹</w:t>
-      </w:r>
-      <w:proofErr w:type="gramEnd"/>
-      <w:r>
-        <w:rPr>
-          <w:rFonts w:ascii="Microsoft JhengHei UI" w:eastAsia="Microsoft JhengHei UI" w:hAnsi="Microsoft JhengHei UI" w:hint="eastAsia"/>
-          <w:bCs/>
-          <w:sz w:val="20"/>
-          <w:szCs w:val="20"/>
-          <w:lang w:eastAsia="zh-TW"/>
-        </w:rPr>
-        <w:t>蝕、</w:t>
-      </w:r>
-      <w:proofErr w:type="gramStart"/>
-      <w:r>
-        <w:rPr>
-          <w:rFonts w:ascii="Microsoft JhengHei UI" w:eastAsia="Microsoft JhengHei UI" w:hAnsi="Microsoft JhengHei UI" w:hint="eastAsia"/>
-          <w:bCs/>
-          <w:sz w:val="20"/>
-          <w:szCs w:val="20"/>
-          <w:lang w:eastAsia="zh-TW"/>
-        </w:rPr>
-        <w:t>膨包</w:t>
-      </w:r>
-      <w:proofErr w:type="gramEnd"/>
-      <w:r>
-        <w:rPr>
-          <w:rFonts w:ascii="Microsoft JhengHei UI" w:eastAsia="Microsoft JhengHei UI" w:hAnsi="Microsoft JhengHei UI" w:hint="eastAsia"/>
-          <w:bCs/>
-          <w:sz w:val="20"/>
-          <w:szCs w:val="20"/>
-          <w:lang w:eastAsia="zh-TW"/>
-        </w:rPr>
-        <w:t>、夾雜異物、包裝不良、條碼不符，</w:t>
+        <w:t>已交貨產品如有品質不良、瑕疵、敗壞、變質、受潮、發霉、生蟲、銹蝕、膨包、夾雜異物、包裝不良、條碼不符，</w:t>
       </w:r>
       <w:bookmarkStart w:id="0" w:name="OLE_LINK1"/>
       <w:bookmarkStart w:id="1" w:name="OLE_LINK2"/>
@@ -3603,29 +3287,7 @@
           <w:szCs w:val="20"/>
           <w:lang w:eastAsia="zh-TW"/>
         </w:rPr>
-        <w:t>乙方保證其所交付之</w:t>
-      </w:r>
-      <w:proofErr w:type="gramStart"/>
-      <w:r>
-        <w:rPr>
-          <w:rFonts w:ascii="Microsoft JhengHei UI" w:eastAsia="Microsoft JhengHei UI" w:hAnsi="Microsoft JhengHei UI" w:hint="eastAsia"/>
-          <w:bCs/>
-          <w:sz w:val="20"/>
-          <w:szCs w:val="20"/>
-          <w:lang w:eastAsia="zh-TW"/>
-        </w:rPr>
-        <w:t>產品均為完好</w:t>
-      </w:r>
-      <w:proofErr w:type="gramEnd"/>
-      <w:r>
-        <w:rPr>
-          <w:rFonts w:ascii="Microsoft JhengHei UI" w:eastAsia="Microsoft JhengHei UI" w:hAnsi="Microsoft JhengHei UI" w:hint="eastAsia"/>
-          <w:bCs/>
-          <w:sz w:val="20"/>
-          <w:szCs w:val="20"/>
-          <w:lang w:eastAsia="zh-TW"/>
-        </w:rPr>
-        <w:t>之新品，並與原規格或樣品相符，其品質應與一般市面流通者相同，且須符合相關法令及檢驗標準之規定，及甲方所規範之品質規格標準。</w:t>
+        <w:t>乙方保證其所交付之產品均為完好之新品，並與原規格或樣品相符，其品質應與一般市面流通者相同，且須符合相關法令及檢驗標準之規定，及甲方所規範之品質規格標準。</w:t>
       </w:r>
     </w:p>
     <w:p>
@@ -3651,51 +3313,7 @@
           <w:szCs w:val="20"/>
           <w:lang w:eastAsia="zh-TW"/>
         </w:rPr>
-        <w:t>為利於銷售及驗收，乙方所交產品及</w:t>
-      </w:r>
-      <w:proofErr w:type="gramStart"/>
-      <w:r>
-        <w:rPr>
-          <w:rFonts w:ascii="Microsoft JhengHei UI" w:eastAsia="Microsoft JhengHei UI" w:hAnsi="Microsoft JhengHei UI" w:hint="eastAsia"/>
-          <w:bCs/>
-          <w:sz w:val="20"/>
-          <w:szCs w:val="20"/>
-          <w:lang w:eastAsia="zh-TW"/>
-        </w:rPr>
-        <w:t>外箱皆須印</w:t>
-      </w:r>
-      <w:proofErr w:type="gramEnd"/>
-      <w:r>
-        <w:rPr>
-          <w:rFonts w:ascii="Microsoft JhengHei UI" w:eastAsia="Microsoft JhengHei UI" w:hAnsi="Microsoft JhengHei UI" w:hint="eastAsia"/>
-          <w:bCs/>
-          <w:sz w:val="20"/>
-          <w:szCs w:val="20"/>
-          <w:lang w:eastAsia="zh-TW"/>
-        </w:rPr>
-        <w:t>有商品條碼，</w:t>
-      </w:r>
-      <w:proofErr w:type="gramStart"/>
-      <w:r>
-        <w:rPr>
-          <w:rFonts w:ascii="Microsoft JhengHei UI" w:eastAsia="Microsoft JhengHei UI" w:hAnsi="Microsoft JhengHei UI" w:hint="eastAsia"/>
-          <w:bCs/>
-          <w:sz w:val="20"/>
-          <w:szCs w:val="20"/>
-          <w:lang w:eastAsia="zh-TW"/>
-        </w:rPr>
-        <w:t>且外箱條碼</w:t>
-      </w:r>
-      <w:proofErr w:type="gramEnd"/>
-      <w:r>
-        <w:rPr>
-          <w:rFonts w:ascii="Microsoft JhengHei UI" w:eastAsia="Microsoft JhengHei UI" w:hAnsi="Microsoft JhengHei UI" w:hint="eastAsia"/>
-          <w:bCs/>
-          <w:sz w:val="20"/>
-          <w:szCs w:val="20"/>
-          <w:lang w:eastAsia="zh-TW"/>
-        </w:rPr>
-        <w:t>與商品條碼需一致，如經甲方於驗收或銷售過程中發現有不符者，甲方應立即通知乙方取回，乙方應於取回後3個工作日內補交符合規定之產品。</w:t>
+        <w:t>為利於銷售及驗收，乙方所交產品及外箱皆須印有商品條碼，且外箱條碼與商品條碼需一致，如經甲方於驗收或銷售過程中發現有不符者，甲方應立即通知乙方取回，乙方應於取回後3個工作日內補交符合規定之產品。</w:t>
       </w:r>
     </w:p>
     <w:p>
@@ -3900,29 +3518,7 @@
           <w:szCs w:val="20"/>
           <w:lang w:eastAsia="zh-TW"/>
         </w:rPr>
-        <w:t>活動期間內使用，產品及已授權之宣傳物之設計及版權若有他人主張權利者，將由乙方負責處理相關事宜，並保證</w:t>
-      </w:r>
-      <w:proofErr w:type="gramStart"/>
-      <w:r>
-        <w:rPr>
-          <w:rFonts w:ascii="Microsoft JhengHei UI" w:eastAsia="Microsoft JhengHei UI" w:hAnsi="Microsoft JhengHei UI" w:hint="eastAsia"/>
-          <w:color w:val="000000" w:themeColor="text1"/>
-          <w:sz w:val="20"/>
-          <w:szCs w:val="20"/>
-          <w:lang w:eastAsia="zh-TW"/>
-        </w:rPr>
-        <w:t>甲方免於</w:t>
-      </w:r>
-      <w:proofErr w:type="gramEnd"/>
-      <w:r>
-        <w:rPr>
-          <w:rFonts w:ascii="Microsoft JhengHei UI" w:eastAsia="Microsoft JhengHei UI" w:hAnsi="Microsoft JhengHei UI" w:hint="eastAsia"/>
-          <w:color w:val="000000" w:themeColor="text1"/>
-          <w:sz w:val="20"/>
-          <w:szCs w:val="20"/>
-          <w:lang w:eastAsia="zh-TW"/>
-        </w:rPr>
-        <w:t>第三人有關於此之任何主張。</w:t>
+        <w:t>活動期間內使用，產品及已授權之宣傳物之設計及版權若有他人主張權利者，將由乙方負責處理相關事宜，並保證甲方免於第三人有關於此之任何主張。</w:t>
       </w:r>
       <w:r>
         <w:rPr>
@@ -3965,7 +3561,6 @@
         </w:rPr>
         <w:t>8.</w:t>
       </w:r>
-      <w:proofErr w:type="gramStart"/>
       <w:r>
         <w:rPr>
           <w:rFonts w:ascii="Microsoft JhengHei UI" w:eastAsia="Microsoft JhengHei UI" w:hAnsi="Microsoft JhengHei UI" w:hint="eastAsia"/>
@@ -3975,7 +3570,6 @@
         </w:rPr>
         <w:t>完售條款</w:t>
       </w:r>
-      <w:proofErr w:type="gramEnd"/>
     </w:p>
     <w:p>
       <w:pPr>
@@ -4422,21 +4016,8 @@
                 <w:szCs w:val="20"/>
                 <w:lang w:eastAsia="zh-TW"/>
               </w:rPr>
-              <w:t>總量／</w:t>
+              <w:t>總量／個</w:t>
             </w:r>
-            <w:proofErr w:type="gramStart"/>
-            <w:r>
-              <w:rPr>
-                <w:rFonts w:ascii="Microsoft JhengHei UI" w:eastAsia="Microsoft JhengHei UI" w:hAnsi="Microsoft JhengHei UI" w:cs="新細明體" w:hint="eastAsia"/>
-                <w:color w:val="000000"/>
-                <w:kern w:val="0"/>
-                <w:sz w:val="20"/>
-                <w:szCs w:val="20"/>
-                <w:lang w:eastAsia="zh-TW"/>
-              </w:rPr>
-              <w:t>個</w:t>
-            </w:r>
-            <w:proofErr w:type="gramEnd"/>
           </w:p>
         </w:tc>
         <w:tc>
@@ -4444,7 +4025,7 @@
             <w:tcW w:w="2551" w:type="dxa"/>
             <w:vMerge w:val="restart"/>
             <w:tcBorders>
-              <w:bottom w:val="single" w:sz="4" w:space="0" w:color="auto"/>
+              <w:bottom w:val="nil"/>
             </w:tcBorders>
             <w:vAlign w:val="center"/>
             <w:hideMark/>
@@ -4529,8 +4110,8 @@
             <w:tcW w:w="2551" w:type="dxa"/>
             <w:vMerge/>
             <w:tcBorders>
-              <w:top w:val="nil"/>
-              <w:bottom w:val="single" w:sz="4" w:space="0" w:color="auto"/>
+              <w:top w:val="single" w:sz="4" w:space="0" w:color="auto"/>
+              <w:bottom w:val="nil"/>
             </w:tcBorders>
             <w:vAlign w:val="center"/>
             <w:hideMark/>
@@ -4621,7 +4202,7 @@
           <w:tcPr>
             <w:tcW w:w="2551" w:type="dxa"/>
             <w:tcBorders>
-              <w:top w:val="single" w:sz="4" w:space="0" w:color="auto"/>
+              <w:top w:val="nil"/>
               <w:bottom w:val="single" w:sz="4" w:space="0" w:color="auto"/>
             </w:tcBorders>
             <w:shd w:val="clear" w:color="000000" w:fill="FFFFFF"/>
@@ -4677,27 +4258,7 @@
           <w:sz w:val="20"/>
           <w:szCs w:val="20"/>
         </w:rPr>
-        <w:t>乙方應依照第一項規定之期限交貨，如有</w:t>
-      </w:r>
-      <w:proofErr w:type="gramStart"/>
-      <w:r>
-        <w:rPr>
-          <w:rFonts w:ascii="Microsoft JhengHei UI" w:eastAsia="Microsoft JhengHei UI" w:hAnsi="Microsoft JhengHei UI" w:hint="eastAsia"/>
-          <w:bCs/>
-          <w:sz w:val="20"/>
-          <w:szCs w:val="20"/>
-        </w:rPr>
-        <w:t>異動乙方</w:t>
-      </w:r>
-      <w:proofErr w:type="gramEnd"/>
-      <w:r>
-        <w:rPr>
-          <w:rFonts w:ascii="Microsoft JhengHei UI" w:eastAsia="Microsoft JhengHei UI" w:hAnsi="Microsoft JhengHei UI" w:hint="eastAsia"/>
-          <w:bCs/>
-          <w:sz w:val="20"/>
-          <w:szCs w:val="20"/>
-        </w:rPr>
-        <w:t>應於7個工作天前通知甲方，並取得甲方認可，否則甲方可視為遲延之。</w:t>
+        <w:t>乙方應依照第一項規定之期限交貨，如有異動乙方應於7個工作天前通知甲方，並取得甲方認可，否則甲方可視為遲延之。</w:t>
       </w:r>
     </w:p>
     <w:p>
@@ -4715,77 +4276,15 @@
           <w:szCs w:val="20"/>
         </w:rPr>
       </w:pPr>
-      <w:proofErr w:type="gramStart"/>
-      <w:r>
-        <w:rPr>
-          <w:rFonts w:ascii="Microsoft JhengHei UI" w:eastAsia="Microsoft JhengHei UI" w:hAnsi="Microsoft JhengHei UI" w:hint="eastAsia"/>
-          <w:bCs/>
-          <w:sz w:val="20"/>
-          <w:szCs w:val="20"/>
-        </w:rPr>
-        <w:t>乙方逾第一</w:t>
-      </w:r>
-      <w:proofErr w:type="gramEnd"/>
-      <w:r>
-        <w:rPr>
-          <w:rFonts w:ascii="Microsoft JhengHei UI" w:eastAsia="Microsoft JhengHei UI" w:hAnsi="Microsoft JhengHei UI" w:hint="eastAsia"/>
-          <w:bCs/>
-          <w:sz w:val="20"/>
-          <w:szCs w:val="20"/>
-        </w:rPr>
-        <w:t>項交貨期限或發生缺貨之情事時，</w:t>
-      </w:r>
-      <w:proofErr w:type="gramStart"/>
-      <w:r>
-        <w:rPr>
-          <w:rFonts w:ascii="Microsoft JhengHei UI" w:eastAsia="Microsoft JhengHei UI" w:hAnsi="Microsoft JhengHei UI" w:hint="eastAsia"/>
-          <w:bCs/>
-          <w:sz w:val="20"/>
-          <w:szCs w:val="20"/>
-        </w:rPr>
-        <w:t>除經乙方</w:t>
-      </w:r>
-      <w:proofErr w:type="gramEnd"/>
-      <w:r>
-        <w:rPr>
-          <w:rFonts w:ascii="Microsoft JhengHei UI" w:eastAsia="Microsoft JhengHei UI" w:hAnsi="Microsoft JhengHei UI" w:hint="eastAsia"/>
-          <w:bCs/>
-          <w:sz w:val="20"/>
-          <w:szCs w:val="20"/>
-        </w:rPr>
-        <w:t>證明交貨遲延係不可歸責於乙方或因颱風地震等天災地變之不可抗力之情事外，每逾一日，甲方得以該次交貨數量</w:t>
-      </w:r>
-      <w:proofErr w:type="gramStart"/>
-      <w:r>
-        <w:rPr>
-          <w:rFonts w:ascii="Microsoft JhengHei UI" w:eastAsia="Microsoft JhengHei UI" w:hAnsi="Microsoft JhengHei UI" w:hint="eastAsia"/>
-          <w:bCs/>
-          <w:sz w:val="20"/>
-          <w:szCs w:val="20"/>
-        </w:rPr>
-        <w:t>價金總金額</w:t>
-      </w:r>
-      <w:proofErr w:type="gramEnd"/>
-      <w:r>
-        <w:rPr>
-          <w:rFonts w:ascii="Microsoft JhengHei UI" w:eastAsia="Microsoft JhengHei UI" w:hAnsi="Microsoft JhengHei UI" w:hint="eastAsia"/>
-          <w:bCs/>
-          <w:sz w:val="20"/>
-          <w:szCs w:val="20"/>
-        </w:rPr>
-        <w:t>(未稅)之0.5%作為懲罰性違約金，最高以該次交貨數量</w:t>
-      </w:r>
-      <w:proofErr w:type="gramStart"/>
-      <w:r>
-        <w:rPr>
-          <w:rFonts w:ascii="Microsoft JhengHei UI" w:eastAsia="Microsoft JhengHei UI" w:hAnsi="Microsoft JhengHei UI" w:hint="eastAsia"/>
-          <w:bCs/>
-          <w:sz w:val="20"/>
-          <w:szCs w:val="20"/>
-        </w:rPr>
-        <w:t>價金總金額</w:t>
-      </w:r>
-      <w:proofErr w:type="gramEnd"/>
+      <w:r>
+        <w:rPr>
+          <w:rFonts w:ascii="Microsoft JhengHei UI" w:eastAsia="Microsoft JhengHei UI" w:hAnsi="Microsoft JhengHei UI" w:hint="eastAsia"/>
+          <w:bCs/>
+          <w:sz w:val="20"/>
+          <w:szCs w:val="20"/>
+        </w:rPr>
+        <w:t>乙方逾第一項交貨期限或發生缺貨之情事時，除經乙方證明交貨遲延係不可歸責於乙方或因颱風地震等天災地變之不可抗力之情事外，每逾一日，甲方得以該次交貨數量價金總金額(未稅)之0.5%作為懲罰性違約金，最高以該次交貨數量價金總金額</w:t>
+      </w:r>
       <w:r>
         <w:rPr>
           <w:rFonts w:ascii="Microsoft JhengHei UI" w:eastAsia="Microsoft JhengHei UI" w:hAnsi="Microsoft JhengHei UI" w:hint="eastAsia"/>
@@ -4803,27 +4302,7 @@
           <w:sz w:val="20"/>
           <w:szCs w:val="20"/>
         </w:rPr>
-        <w:t>_%為限。</w:t>
-      </w:r>
-      <w:proofErr w:type="gramStart"/>
-      <w:r>
-        <w:rPr>
-          <w:rFonts w:ascii="Microsoft JhengHei UI" w:eastAsia="Microsoft JhengHei UI" w:hAnsi="Microsoft JhengHei UI" w:hint="eastAsia"/>
-          <w:bCs/>
-          <w:sz w:val="20"/>
-          <w:szCs w:val="20"/>
-        </w:rPr>
-        <w:t>若乙方</w:t>
-      </w:r>
-      <w:proofErr w:type="gramEnd"/>
-      <w:r>
-        <w:rPr>
-          <w:rFonts w:ascii="Microsoft JhengHei UI" w:eastAsia="Microsoft JhengHei UI" w:hAnsi="Microsoft JhengHei UI" w:hint="eastAsia"/>
-          <w:bCs/>
-          <w:sz w:val="20"/>
-          <w:szCs w:val="20"/>
-        </w:rPr>
-        <w:t>逾期30日仍未交貨時，則甲方有權以書面通知終止本合約，並請求甲方所受之一切損害賠償。</w:t>
+        <w:t>_%為限。若乙方逾期30日仍未交貨時，則甲方有權以書面通知終止本合約，並請求甲方所受之一切損害賠償。</w:t>
       </w:r>
     </w:p>
     <w:p>
@@ -4849,27 +4328,7 @@
           <w:sz w:val="20"/>
           <w:szCs w:val="20"/>
         </w:rPr>
-        <w:t>因產品外觀有明顯瑕疵或數量不符訂單數量者，經甲方通知乙方補正或</w:t>
-      </w:r>
-      <w:proofErr w:type="gramStart"/>
-      <w:r>
-        <w:rPr>
-          <w:rFonts w:ascii="Microsoft JhengHei UI" w:eastAsia="Microsoft JhengHei UI" w:hAnsi="Microsoft JhengHei UI" w:hint="eastAsia"/>
-          <w:bCs/>
-          <w:sz w:val="20"/>
-          <w:szCs w:val="20"/>
-        </w:rPr>
-        <w:t>另交無瑕疵</w:t>
-      </w:r>
-      <w:proofErr w:type="gramEnd"/>
-      <w:r>
-        <w:rPr>
-          <w:rFonts w:ascii="Microsoft JhengHei UI" w:eastAsia="Microsoft JhengHei UI" w:hAnsi="Microsoft JhengHei UI" w:hint="eastAsia"/>
-          <w:bCs/>
-          <w:sz w:val="20"/>
-          <w:szCs w:val="20"/>
-        </w:rPr>
-        <w:t>之產品逾</w:t>
+        <w:t>因產品外觀有明顯瑕疵或數量不符訂單數量者，經甲方通知乙方補正或另交無瑕疵之產品逾</w:t>
       </w:r>
       <w:r>
         <w:rPr>
@@ -4941,27 +4400,7 @@
           <w:sz w:val="20"/>
           <w:szCs w:val="20"/>
         </w:rPr>
-        <w:t>期間屆滿或本活動結束後，</w:t>
-      </w:r>
-      <w:proofErr w:type="gramStart"/>
-      <w:r>
-        <w:rPr>
-          <w:rFonts w:ascii="Microsoft JhengHei UI" w:eastAsia="Microsoft JhengHei UI" w:hAnsi="Microsoft JhengHei UI" w:hint="eastAsia"/>
-          <w:bCs/>
-          <w:sz w:val="20"/>
-          <w:szCs w:val="20"/>
-        </w:rPr>
-        <w:t>若甲方</w:t>
-      </w:r>
-      <w:proofErr w:type="gramEnd"/>
-      <w:r>
-        <w:rPr>
-          <w:rFonts w:ascii="Microsoft JhengHei UI" w:eastAsia="Microsoft JhengHei UI" w:hAnsi="Microsoft JhengHei UI" w:hint="eastAsia"/>
-          <w:bCs/>
-          <w:sz w:val="20"/>
-          <w:szCs w:val="20"/>
-        </w:rPr>
-        <w:t>就本合約之商品仍有剩餘庫存時，乙方無條件同意甲方仍可為其他利用，</w:t>
+        <w:t>期間屆滿或本活動結束後，若甲方就本合約之商品仍有剩餘庫存時，乙方無條件同意甲方仍可為其他利用，</w:t>
       </w:r>
       <w:r>
         <w:rPr>
@@ -5034,7 +4473,6 @@
         </w:rPr>
         <w:t>2</w:t>
       </w:r>
-      <w:proofErr w:type="gramStart"/>
       <w:r>
         <w:rPr>
           <w:rFonts w:ascii="Microsoft JhengHei UI" w:eastAsia="Microsoft JhengHei UI" w:hAnsi="Microsoft JhengHei UI" w:cs="Arial" w:hint="eastAsia"/>
@@ -5042,17 +4480,7 @@
           <w:sz w:val="20"/>
           <w:szCs w:val="20"/>
         </w:rPr>
-        <w:t>週</w:t>
-      </w:r>
-      <w:proofErr w:type="gramEnd"/>
-      <w:r>
-        <w:rPr>
-          <w:rFonts w:ascii="Microsoft JhengHei UI" w:eastAsia="Microsoft JhengHei UI" w:hAnsi="Microsoft JhengHei UI" w:cs="Arial" w:hint="eastAsia"/>
-          <w:color w:val="000000" w:themeColor="text1"/>
-          <w:sz w:val="20"/>
-          <w:szCs w:val="20"/>
-        </w:rPr>
-        <w:t>以書面告知甲方，並經雙方討論同意後方可執行。上述類似專案包含：免費加價兌換活動與買一送一等活動。</w:t>
+        <w:t>週以書面告知甲方，並經雙方討論同意後方可執行。上述類似專案包含：免費加價兌換活動與買一送一等活動。</w:t>
       </w:r>
     </w:p>
     <w:p>
@@ -5166,27 +4594,7 @@
           <w:sz w:val="20"/>
           <w:szCs w:val="20"/>
         </w:rPr>
-        <w:t>產品不合本合約約定或有瑕疵或交付數量不符約定者，經甲方限期補正而乙方</w:t>
-      </w:r>
-      <w:proofErr w:type="gramStart"/>
-      <w:r>
-        <w:rPr>
-          <w:rFonts w:ascii="Microsoft JhengHei UI" w:eastAsia="Microsoft JhengHei UI" w:hAnsi="Microsoft JhengHei UI" w:hint="eastAsia"/>
-          <w:bCs/>
-          <w:sz w:val="20"/>
-          <w:szCs w:val="20"/>
-        </w:rPr>
-        <w:t>怠</w:t>
-      </w:r>
-      <w:proofErr w:type="gramEnd"/>
-      <w:r>
-        <w:rPr>
-          <w:rFonts w:ascii="Microsoft JhengHei UI" w:eastAsia="Microsoft JhengHei UI" w:hAnsi="Microsoft JhengHei UI" w:hint="eastAsia"/>
-          <w:bCs/>
-          <w:sz w:val="20"/>
-          <w:szCs w:val="20"/>
-        </w:rPr>
-        <w:t>於另行交付無瑕疵</w:t>
+        <w:t>產品不合本合約約定或有瑕疵或交付數量不符約定者，經甲方限期補正而乙方怠於另行交付無瑕疵</w:t>
       </w:r>
       <w:r>
         <w:rPr>
@@ -5253,27 +4661,7 @@
           <w:sz w:val="20"/>
           <w:szCs w:val="20"/>
         </w:rPr>
-        <w:t>以本合約規定以外之違約方式冒充</w:t>
-      </w:r>
-      <w:proofErr w:type="gramStart"/>
-      <w:r>
-        <w:rPr>
-          <w:rFonts w:ascii="Microsoft JhengHei UI" w:eastAsia="Microsoft JhengHei UI" w:hAnsi="Microsoft JhengHei UI" w:hint="eastAsia"/>
-          <w:bCs/>
-          <w:sz w:val="20"/>
-          <w:szCs w:val="20"/>
-        </w:rPr>
-        <w:t>矇</w:t>
-      </w:r>
-      <w:proofErr w:type="gramEnd"/>
-      <w:r>
-        <w:rPr>
-          <w:rFonts w:ascii="Microsoft JhengHei UI" w:eastAsia="Microsoft JhengHei UI" w:hAnsi="Microsoft JhengHei UI" w:hint="eastAsia"/>
-          <w:bCs/>
-          <w:sz w:val="20"/>
-          <w:szCs w:val="20"/>
-        </w:rPr>
-        <w:t>混交貨者。</w:t>
+        <w:t>以本合約規定以外之違約方式冒充矇混交貨者。</w:t>
       </w:r>
     </w:p>
     <w:p>
@@ -5298,27 +4686,7 @@
           <w:sz w:val="20"/>
           <w:szCs w:val="20"/>
         </w:rPr>
-        <w:t>因依法進行重整或清算程序，或依破產法申請和解或宣告破產，或受強制執行、假扣押、假處分或其他任何司法上或</w:t>
-      </w:r>
-      <w:proofErr w:type="gramStart"/>
-      <w:r>
-        <w:rPr>
-          <w:rFonts w:ascii="Microsoft JhengHei UI" w:eastAsia="Microsoft JhengHei UI" w:hAnsi="Microsoft JhengHei UI" w:hint="eastAsia"/>
-          <w:bCs/>
-          <w:sz w:val="20"/>
-          <w:szCs w:val="20"/>
-        </w:rPr>
-        <w:t>行政處分致乙方</w:t>
-      </w:r>
-      <w:proofErr w:type="gramEnd"/>
-      <w:r>
-        <w:rPr>
-          <w:rFonts w:ascii="Microsoft JhengHei UI" w:eastAsia="Microsoft JhengHei UI" w:hAnsi="Microsoft JhengHei UI" w:hint="eastAsia"/>
-          <w:bCs/>
-          <w:sz w:val="20"/>
-          <w:szCs w:val="20"/>
-        </w:rPr>
-        <w:t>無法按期交貨之情事，或停止營業或乙方負責人隱匿、逃逸者。</w:t>
+        <w:t>因依法進行重整或清算程序，或依破產法申請和解或宣告破產，或受強制執行、假扣押、假處分或其他任何司法上或行政處分致乙方無法按期交貨之情事，或停止營業或乙方負責人隱匿、逃逸者。</w:t>
       </w:r>
     </w:p>
     <w:p>
@@ -5511,27 +4879,7 @@
           <w:sz w:val="20"/>
           <w:szCs w:val="20"/>
         </w:rPr>
-        <w:t>除上述規定之外，違反合約任</w:t>
-      </w:r>
-      <w:proofErr w:type="gramStart"/>
-      <w:r>
-        <w:rPr>
-          <w:rFonts w:ascii="Microsoft JhengHei UI" w:eastAsia="Microsoft JhengHei UI" w:hAnsi="Microsoft JhengHei UI" w:hint="eastAsia"/>
-          <w:bCs/>
-          <w:sz w:val="20"/>
-          <w:szCs w:val="20"/>
-        </w:rPr>
-        <w:t>一</w:t>
-      </w:r>
-      <w:proofErr w:type="gramEnd"/>
-      <w:r>
-        <w:rPr>
-          <w:rFonts w:ascii="Microsoft JhengHei UI" w:eastAsia="Microsoft JhengHei UI" w:hAnsi="Microsoft JhengHei UI" w:hint="eastAsia"/>
-          <w:bCs/>
-          <w:sz w:val="20"/>
-          <w:szCs w:val="20"/>
-        </w:rPr>
-        <w:t>規定，經甲方催告限期改善而未改善完畢。</w:t>
+        <w:t>除上述規定之外，違反合約任一規定，經甲方催告限期改善而未改善完畢。</w:t>
       </w:r>
     </w:p>
     <w:p>
@@ -5771,16 +5119,23 @@
           <w:sz w:val="20"/>
           <w:szCs w:val="20"/>
         </w:rPr>
-        <w:t>方繼續使用該</w:t>
-      </w:r>
-      <w:proofErr w:type="gramStart"/>
+        <w:t>方繼續使用該產品且</w:t>
+      </w:r>
+      <w:r>
+        <w:rPr>
+          <w:rFonts w:ascii="微軟正黑體" w:eastAsia="微軟正黑體" w:hAnsi="微軟正黑體" w:hint="eastAsia"/>
+          <w:sz w:val="20"/>
+          <w:szCs w:val="20"/>
+        </w:rPr>
+        <w:t>乙</w:t>
+      </w:r>
       <w:r>
         <w:rPr>
           <w:rFonts w:ascii="微軟正黑體" w:eastAsia="微軟正黑體" w:hAnsi="微軟正黑體"/>
           <w:sz w:val="20"/>
           <w:szCs w:val="20"/>
         </w:rPr>
-        <w:t>產品且</w:t>
+        <w:t>方認為無法以上述方式解決問題時，</w:t>
       </w:r>
       <w:r>
         <w:rPr>
@@ -5796,16 +5151,7 @@
           <w:sz w:val="20"/>
           <w:szCs w:val="20"/>
         </w:rPr>
-        <w:t>方</w:t>
-      </w:r>
-      <w:proofErr w:type="gramEnd"/>
-      <w:r>
-        <w:rPr>
-          <w:rFonts w:ascii="微軟正黑體" w:eastAsia="微軟正黑體" w:hAnsi="微軟正黑體"/>
-          <w:sz w:val="20"/>
-          <w:szCs w:val="20"/>
-        </w:rPr>
-        <w:t>認為無法以上述方式解決問題時，</w:t>
+        <w:t>方將取回產品並退還</w:t>
       </w:r>
       <w:r>
         <w:rPr>
@@ -5813,33 +5159,7 @@
           <w:sz w:val="20"/>
           <w:szCs w:val="20"/>
         </w:rPr>
-        <w:t>乙</w:t>
-      </w:r>
-      <w:r>
-        <w:rPr>
-          <w:rFonts w:ascii="微軟正黑體" w:eastAsia="微軟正黑體" w:hAnsi="微軟正黑體"/>
-          <w:sz w:val="20"/>
-          <w:szCs w:val="20"/>
-        </w:rPr>
-        <w:t>方將取回產品並退還</w:t>
-      </w:r>
-      <w:proofErr w:type="gramStart"/>
-      <w:r>
-        <w:rPr>
-          <w:rFonts w:ascii="微軟正黑體" w:eastAsia="微軟正黑體" w:hAnsi="微軟正黑體" w:hint="eastAsia"/>
-          <w:sz w:val="20"/>
-          <w:szCs w:val="20"/>
-        </w:rPr>
-        <w:t>甲方該產品</w:t>
-      </w:r>
-      <w:proofErr w:type="gramEnd"/>
-      <w:r>
-        <w:rPr>
-          <w:rFonts w:ascii="微軟正黑體" w:eastAsia="微軟正黑體" w:hAnsi="微軟正黑體" w:hint="eastAsia"/>
-          <w:sz w:val="20"/>
-          <w:szCs w:val="20"/>
-        </w:rPr>
-        <w:t>之所</w:t>
+        <w:t>甲方該產品之所</w:t>
       </w:r>
     </w:p>
     <w:p>
@@ -5891,27 +5211,7 @@
           <w:sz w:val="20"/>
           <w:szCs w:val="20"/>
         </w:rPr>
-        <w:t>方為履行本約所開發之一切文件或資料(包括相關程式、數據、工具性軟體)，其所有權與智慧財產權為甲方所有。</w:t>
-      </w:r>
-      <w:proofErr w:type="gramStart"/>
-      <w:r>
-        <w:rPr>
-          <w:rFonts w:ascii="微軟正黑體" w:eastAsia="微軟正黑體" w:hAnsi="微軟正黑體" w:hint="eastAsia"/>
-          <w:color w:val="000000" w:themeColor="text1"/>
-          <w:sz w:val="20"/>
-          <w:szCs w:val="20"/>
-        </w:rPr>
-        <w:t>倘為乙</w:t>
-      </w:r>
-      <w:proofErr w:type="gramEnd"/>
-      <w:r>
-        <w:rPr>
-          <w:rFonts w:ascii="微軟正黑體" w:eastAsia="微軟正黑體" w:hAnsi="微軟正黑體" w:hint="eastAsia"/>
-          <w:color w:val="000000" w:themeColor="text1"/>
-          <w:sz w:val="20"/>
-          <w:szCs w:val="20"/>
-        </w:rPr>
-        <w:t>方為履行本合約而使用非自行開發之工具性軟體，其著作權與智慧財產權則屬原廠商所有，甲方於本合約期間內具無償之使用權。</w:t>
+        <w:t>方為履行本約所開發之一切文件或資料(包括相關程式、數據、工具性軟體)，其所有權與智慧財產權為甲方所有。倘為乙方為履行本合約而使用非自行開發之工具性軟體，其著作權與智慧財產權則屬原廠商所有，甲方於本合約期間內具無償之使用權。</w:t>
       </w:r>
     </w:p>
     <w:p>
@@ -5934,27 +5234,7 @@
           <w:sz w:val="20"/>
           <w:szCs w:val="20"/>
         </w:rPr>
-        <w:t>（四）有關標的物之文件、手冊或其它的資料，其著作權及其他</w:t>
-      </w:r>
-      <w:proofErr w:type="gramStart"/>
-      <w:r>
-        <w:rPr>
-          <w:rFonts w:ascii="微軟正黑體" w:eastAsia="微軟正黑體" w:hAnsi="微軟正黑體" w:hint="eastAsia"/>
-          <w:color w:val="000000" w:themeColor="text1"/>
-          <w:sz w:val="20"/>
-          <w:szCs w:val="20"/>
-        </w:rPr>
-        <w:t>智慧財產權屬甲方</w:t>
-      </w:r>
-      <w:proofErr w:type="gramEnd"/>
-      <w:r>
-        <w:rPr>
-          <w:rFonts w:ascii="微軟正黑體" w:eastAsia="微軟正黑體" w:hAnsi="微軟正黑體" w:hint="eastAsia"/>
-          <w:color w:val="000000" w:themeColor="text1"/>
-          <w:sz w:val="20"/>
-          <w:szCs w:val="20"/>
-        </w:rPr>
-        <w:t>所有。</w:t>
+        <w:t>（四）有關標的物之文件、手冊或其它的資料，其著作權及其他智慧財產權屬甲方所有。</w:t>
       </w:r>
     </w:p>
     <w:p>
@@ -6046,27 +5326,7 @@
           <w:sz w:val="20"/>
           <w:szCs w:val="20"/>
         </w:rPr>
-        <w:t xml:space="preserve">     (2)如因可</w:t>
-      </w:r>
-      <w:proofErr w:type="gramStart"/>
-      <w:r>
-        <w:rPr>
-          <w:rFonts w:ascii="微軟正黑體" w:eastAsia="微軟正黑體" w:hAnsi="微軟正黑體" w:hint="eastAsia"/>
-          <w:color w:val="000000" w:themeColor="text1"/>
-          <w:sz w:val="20"/>
-          <w:szCs w:val="20"/>
-        </w:rPr>
-        <w:t>歸責甲方</w:t>
-      </w:r>
-      <w:proofErr w:type="gramEnd"/>
-      <w:r>
-        <w:rPr>
-          <w:rFonts w:ascii="微軟正黑體" w:eastAsia="微軟正黑體" w:hAnsi="微軟正黑體" w:hint="eastAsia"/>
-          <w:color w:val="000000" w:themeColor="text1"/>
-          <w:sz w:val="20"/>
-          <w:szCs w:val="20"/>
-        </w:rPr>
-        <w:t>而未依照乙方之方式使用產品侵害到他人之權利時。</w:t>
+        <w:t xml:space="preserve">     (2)如因可歸責甲方而未依照乙方之方式使用產品侵害到他人之權利時。</w:t>
       </w:r>
     </w:p>
     <w:p>
@@ -6089,47 +5349,7 @@
           <w:sz w:val="20"/>
           <w:szCs w:val="20"/>
         </w:rPr>
-        <w:t xml:space="preserve">     (3)如因可</w:t>
-      </w:r>
-      <w:proofErr w:type="gramStart"/>
-      <w:r>
-        <w:rPr>
-          <w:rFonts w:ascii="微軟正黑體" w:eastAsia="微軟正黑體" w:hAnsi="微軟正黑體" w:hint="eastAsia"/>
-          <w:color w:val="000000" w:themeColor="text1"/>
-          <w:sz w:val="20"/>
-          <w:szCs w:val="20"/>
-        </w:rPr>
-        <w:t>歸責甲方</w:t>
-      </w:r>
-      <w:proofErr w:type="gramEnd"/>
-      <w:r>
-        <w:rPr>
-          <w:rFonts w:ascii="微軟正黑體" w:eastAsia="微軟正黑體" w:hAnsi="微軟正黑體" w:hint="eastAsia"/>
-          <w:color w:val="000000" w:themeColor="text1"/>
-          <w:sz w:val="20"/>
-          <w:szCs w:val="20"/>
-        </w:rPr>
-        <w:t>而</w:t>
-      </w:r>
-      <w:proofErr w:type="gramStart"/>
-      <w:r>
-        <w:rPr>
-          <w:rFonts w:ascii="微軟正黑體" w:eastAsia="微軟正黑體" w:hAnsi="微軟正黑體" w:hint="eastAsia"/>
-          <w:color w:val="000000" w:themeColor="text1"/>
-          <w:sz w:val="20"/>
-          <w:szCs w:val="20"/>
-        </w:rPr>
-        <w:t>與非乙方</w:t>
-      </w:r>
-      <w:proofErr w:type="gramEnd"/>
-      <w:r>
-        <w:rPr>
-          <w:rFonts w:ascii="微軟正黑體" w:eastAsia="微軟正黑體" w:hAnsi="微軟正黑體" w:hint="eastAsia"/>
-          <w:color w:val="000000" w:themeColor="text1"/>
-          <w:sz w:val="20"/>
-          <w:szCs w:val="20"/>
-        </w:rPr>
-        <w:t>提供之物品搭配使用致侵害他人之權利時。</w:t>
+        <w:t xml:space="preserve">     (3)如因可歸責甲方而與非乙方提供之物品搭配使用致侵害他人之權利時。</w:t>
       </w:r>
     </w:p>
     <w:p>
@@ -6152,47 +5372,7 @@
           <w:sz w:val="20"/>
           <w:szCs w:val="20"/>
         </w:rPr>
-        <w:t>（七）如乙方(廠商)提供甲方(超商)之商品係專為甲方開發時，該商品之開發書面資料，包含但不限於明細、配方、製程等，其智慧財產權</w:t>
-      </w:r>
-      <w:proofErr w:type="gramStart"/>
-      <w:r>
-        <w:rPr>
-          <w:rFonts w:ascii="微軟正黑體" w:eastAsia="微軟正黑體" w:hAnsi="微軟正黑體" w:hint="eastAsia"/>
-          <w:color w:val="000000" w:themeColor="text1"/>
-          <w:sz w:val="20"/>
-          <w:szCs w:val="20"/>
-        </w:rPr>
-        <w:t>皆歸甲</w:t>
-      </w:r>
-      <w:proofErr w:type="gramEnd"/>
-      <w:r>
-        <w:rPr>
-          <w:rFonts w:ascii="微軟正黑體" w:eastAsia="微軟正黑體" w:hAnsi="微軟正黑體" w:hint="eastAsia"/>
-          <w:color w:val="000000" w:themeColor="text1"/>
-          <w:sz w:val="20"/>
-          <w:szCs w:val="20"/>
-        </w:rPr>
-        <w:t>方(超商)所有。前項產品若該商品除了乙方外，有其他參與本商品研製過程之人，乙方應與其簽署相關文件，將其智慧財產權全部讓與甲方(超商)，由甲方(超商)擁有本商品相關所有智慧財產權。乙方應提供前述證明</w:t>
-      </w:r>
-      <w:proofErr w:type="gramStart"/>
-      <w:r>
-        <w:rPr>
-          <w:rFonts w:ascii="微軟正黑體" w:eastAsia="微軟正黑體" w:hAnsi="微軟正黑體" w:hint="eastAsia"/>
-          <w:color w:val="000000" w:themeColor="text1"/>
-          <w:sz w:val="20"/>
-          <w:szCs w:val="20"/>
-        </w:rPr>
-        <w:t>文件予甲方</w:t>
-      </w:r>
-      <w:proofErr w:type="gramEnd"/>
-      <w:r>
-        <w:rPr>
-          <w:rFonts w:ascii="微軟正黑體" w:eastAsia="微軟正黑體" w:hAnsi="微軟正黑體" w:hint="eastAsia"/>
-          <w:color w:val="000000" w:themeColor="text1"/>
-          <w:sz w:val="20"/>
-          <w:szCs w:val="20"/>
-        </w:rPr>
-        <w:t>(超商)存查。</w:t>
+        <w:t>（七）如乙方(廠商)提供甲方(超商)之商品係專為甲方開發時，該商品之開發書面資料，包含但不限於明細、配方、製程等，其智慧財產權皆歸甲方(超商)所有。前項產品若該商品除了乙方外，有其他參與本商品研製過程之人，乙方應與其簽署相關文件，將其智慧財產權全部讓與甲方(超商)，由甲方(超商)擁有本商品相關所有智慧財產權。乙方應提供前述證明文件予甲方(超商)存查。</w:t>
       </w:r>
     </w:p>
     <w:p>
@@ -6514,27 +5694,7 @@
           <w:sz w:val="20"/>
           <w:szCs w:val="20"/>
         </w:rPr>
-        <w:t>條規定</w:t>
-      </w:r>
-      <w:proofErr w:type="gramStart"/>
-      <w:r>
-        <w:rPr>
-          <w:rFonts w:ascii="Microsoft JhengHei UI" w:eastAsia="Microsoft JhengHei UI" w:hAnsi="Microsoft JhengHei UI" w:hint="eastAsia"/>
-          <w:bCs/>
-          <w:sz w:val="20"/>
-          <w:szCs w:val="20"/>
-        </w:rPr>
-        <w:t>採</w:t>
-      </w:r>
-      <w:proofErr w:type="gramEnd"/>
-      <w:r>
-        <w:rPr>
-          <w:rFonts w:ascii="Microsoft JhengHei UI" w:eastAsia="Microsoft JhengHei UI" w:hAnsi="Microsoft JhengHei UI" w:hint="eastAsia"/>
-          <w:bCs/>
-          <w:sz w:val="20"/>
-          <w:szCs w:val="20"/>
-        </w:rPr>
-        <w:t>行個資法施行細則第</w:t>
+        <w:t>條規定採行個資法施行細則第</w:t>
       </w:r>
       <w:r>
         <w:rPr>
@@ -6552,27 +5712,7 @@
           <w:sz w:val="20"/>
           <w:szCs w:val="20"/>
         </w:rPr>
-        <w:t>條所規定之安全管理措施，以防止個人資料被竊取、竄改、毀損、滅失或洩漏。乙方應以不低於法令及業界一般</w:t>
-      </w:r>
-      <w:proofErr w:type="gramStart"/>
-      <w:r>
-        <w:rPr>
-          <w:rFonts w:ascii="Microsoft JhengHei UI" w:eastAsia="Microsoft JhengHei UI" w:hAnsi="Microsoft JhengHei UI" w:hint="eastAsia"/>
-          <w:bCs/>
-          <w:sz w:val="20"/>
-          <w:szCs w:val="20"/>
-        </w:rPr>
-        <w:t>個</w:t>
-      </w:r>
-      <w:proofErr w:type="gramEnd"/>
-      <w:r>
-        <w:rPr>
-          <w:rFonts w:ascii="Microsoft JhengHei UI" w:eastAsia="Microsoft JhengHei UI" w:hAnsi="Microsoft JhengHei UI" w:hint="eastAsia"/>
-          <w:bCs/>
-          <w:sz w:val="20"/>
-          <w:szCs w:val="20"/>
-        </w:rPr>
-        <w:t>資保護之標準，建立或制定適當之個人資料檔案安全維護計畫，以確實妥善保存及管理乙方因本</w:t>
+        <w:t>條所規定之安全管理措施，以防止個人資料被竊取、竄改、毀損、滅失或洩漏。乙方應以不低於法令及業界一般個資保護之標準，建立或制定適當之個人資料檔案安全維護計畫，以確實妥善保存及管理乙方因本</w:t>
       </w:r>
       <w:r>
         <w:rPr>
@@ -6657,87 +5797,7 @@
           <w:sz w:val="20"/>
           <w:szCs w:val="20"/>
         </w:rPr>
-        <w:t>而</w:t>
-      </w:r>
-      <w:proofErr w:type="gramStart"/>
-      <w:r>
-        <w:rPr>
-          <w:rFonts w:ascii="Microsoft JhengHei UI" w:eastAsia="Microsoft JhengHei UI" w:hAnsi="Microsoft JhengHei UI" w:hint="eastAsia"/>
-          <w:bCs/>
-          <w:sz w:val="20"/>
-          <w:szCs w:val="20"/>
-        </w:rPr>
-        <w:t>複</w:t>
-      </w:r>
-      <w:proofErr w:type="gramEnd"/>
-      <w:r>
-        <w:rPr>
-          <w:rFonts w:ascii="Microsoft JhengHei UI" w:eastAsia="Microsoft JhengHei UI" w:hAnsi="Microsoft JhengHei UI" w:hint="eastAsia"/>
-          <w:bCs/>
-          <w:sz w:val="20"/>
-          <w:szCs w:val="20"/>
-        </w:rPr>
-        <w:t>委託第三人，應事先通知甲方</w:t>
-      </w:r>
-      <w:proofErr w:type="gramStart"/>
-      <w:r>
-        <w:rPr>
-          <w:rFonts w:ascii="Microsoft JhengHei UI" w:eastAsia="Microsoft JhengHei UI" w:hAnsi="Microsoft JhengHei UI" w:hint="eastAsia"/>
-          <w:bCs/>
-          <w:sz w:val="20"/>
-          <w:szCs w:val="20"/>
-        </w:rPr>
-        <w:t>並得甲方</w:t>
-      </w:r>
-      <w:proofErr w:type="gramEnd"/>
-      <w:r>
-        <w:rPr>
-          <w:rFonts w:ascii="Microsoft JhengHei UI" w:eastAsia="Microsoft JhengHei UI" w:hAnsi="Microsoft JhengHei UI" w:hint="eastAsia"/>
-          <w:bCs/>
-          <w:sz w:val="20"/>
-          <w:szCs w:val="20"/>
-        </w:rPr>
-        <w:t>書面同意後始得為之，乙方亦應依法令要求向個人資料當事人履行法定告知義務。乙方對該受</w:t>
-      </w:r>
-      <w:proofErr w:type="gramStart"/>
-      <w:r>
-        <w:rPr>
-          <w:rFonts w:ascii="Microsoft JhengHei UI" w:eastAsia="Microsoft JhengHei UI" w:hAnsi="Microsoft JhengHei UI" w:hint="eastAsia"/>
-          <w:bCs/>
-          <w:sz w:val="20"/>
-          <w:szCs w:val="20"/>
-        </w:rPr>
-        <w:t>複</w:t>
-      </w:r>
-      <w:proofErr w:type="gramEnd"/>
-      <w:r>
-        <w:rPr>
-          <w:rFonts w:ascii="Microsoft JhengHei UI" w:eastAsia="Microsoft JhengHei UI" w:hAnsi="Microsoft JhengHei UI" w:hint="eastAsia"/>
-          <w:bCs/>
-          <w:sz w:val="20"/>
-          <w:szCs w:val="20"/>
-        </w:rPr>
-        <w:t>委託第三人依個資法等相關規定進行適當之監督。受</w:t>
-      </w:r>
-      <w:proofErr w:type="gramStart"/>
-      <w:r>
-        <w:rPr>
-          <w:rFonts w:ascii="Microsoft JhengHei UI" w:eastAsia="Microsoft JhengHei UI" w:hAnsi="Microsoft JhengHei UI" w:hint="eastAsia"/>
-          <w:bCs/>
-          <w:sz w:val="20"/>
-          <w:szCs w:val="20"/>
-        </w:rPr>
-        <w:t>複</w:t>
-      </w:r>
-      <w:proofErr w:type="gramEnd"/>
-      <w:r>
-        <w:rPr>
-          <w:rFonts w:ascii="Microsoft JhengHei UI" w:eastAsia="Microsoft JhengHei UI" w:hAnsi="Microsoft JhengHei UI" w:hint="eastAsia"/>
-          <w:bCs/>
-          <w:sz w:val="20"/>
-          <w:szCs w:val="20"/>
-        </w:rPr>
-        <w:t>委託第三人於委託範圍內蒐集、處理、利用個人資料之行為，視同乙方行為，乙方應負所有責任</w:t>
+        <w:t>而複委託第三人，應事先通知甲方並得甲方書面同意後始得為之，乙方亦應依法令要求向個人資料當事人履行法定告知義務。乙方對該受複委託第三人依個資法等相關規定進行適當之監督。受複委託第三人於委託範圍內蒐集、處理、利用個人資料之行為，視同乙方行為，乙方應負所有責任</w:t>
       </w:r>
       <w:r>
         <w:rPr>
@@ -6907,67 +5967,7 @@
           <w:sz w:val="20"/>
           <w:szCs w:val="20"/>
         </w:rPr>
-        <w:t>，致個人資料被竊取、洩漏、竄改或其他侵害之情形時，或依據相關</w:t>
-      </w:r>
-      <w:proofErr w:type="gramStart"/>
-      <w:r>
-        <w:rPr>
-          <w:rFonts w:ascii="Microsoft JhengHei UI" w:eastAsia="Microsoft JhengHei UI" w:hAnsi="Microsoft JhengHei UI" w:hint="eastAsia"/>
-          <w:bCs/>
-          <w:sz w:val="20"/>
-          <w:szCs w:val="20"/>
-        </w:rPr>
-        <w:t>事證經合理</w:t>
-      </w:r>
-      <w:proofErr w:type="gramEnd"/>
-      <w:r>
-        <w:rPr>
-          <w:rFonts w:ascii="Microsoft JhengHei UI" w:eastAsia="Microsoft JhengHei UI" w:hAnsi="Microsoft JhengHei UI" w:hint="eastAsia"/>
-          <w:bCs/>
-          <w:sz w:val="20"/>
-          <w:szCs w:val="20"/>
-        </w:rPr>
-        <w:t>判斷有前述情況之虞，於發現後應立即通知甲方，乙方應即採取因應措施，以避免或降低損害範圍；乙方於查明後應將其違反情形、涉及個資範圍、</w:t>
-      </w:r>
-      <w:proofErr w:type="gramStart"/>
-      <w:r>
-        <w:rPr>
-          <w:rFonts w:ascii="Microsoft JhengHei UI" w:eastAsia="Microsoft JhengHei UI" w:hAnsi="Microsoft JhengHei UI" w:hint="eastAsia"/>
-          <w:bCs/>
-          <w:sz w:val="20"/>
-          <w:szCs w:val="20"/>
-        </w:rPr>
-        <w:t>採</w:t>
-      </w:r>
-      <w:proofErr w:type="gramEnd"/>
-      <w:r>
-        <w:rPr>
-          <w:rFonts w:ascii="Microsoft JhengHei UI" w:eastAsia="Microsoft JhengHei UI" w:hAnsi="Microsoft JhengHei UI" w:hint="eastAsia"/>
-          <w:bCs/>
-          <w:sz w:val="20"/>
-          <w:szCs w:val="20"/>
-        </w:rPr>
-        <w:t>行及預定</w:t>
-      </w:r>
-      <w:proofErr w:type="gramStart"/>
-      <w:r>
-        <w:rPr>
-          <w:rFonts w:ascii="Microsoft JhengHei UI" w:eastAsia="Microsoft JhengHei UI" w:hAnsi="Microsoft JhengHei UI" w:hint="eastAsia"/>
-          <w:bCs/>
-          <w:sz w:val="20"/>
-          <w:szCs w:val="20"/>
-        </w:rPr>
-        <w:t>採</w:t>
-      </w:r>
-      <w:proofErr w:type="gramEnd"/>
-      <w:r>
-        <w:rPr>
-          <w:rFonts w:ascii="Microsoft JhengHei UI" w:eastAsia="Microsoft JhengHei UI" w:hAnsi="Microsoft JhengHei UI" w:hint="eastAsia"/>
-          <w:bCs/>
-          <w:sz w:val="20"/>
-          <w:szCs w:val="20"/>
-        </w:rPr>
-        <w:t>行之補救措施，經甲方確認後，依法以適當方式通知當事人</w:t>
+        <w:t>，致個人資料被竊取、洩漏、竄改或其他侵害之情形時，或依據相關事證經合理判斷有前述情況之虞，於發現後應立即通知甲方，乙方應即採取因應措施，以避免或降低損害範圍；乙方於查明後應將其違反情形、涉及個資範圍、採行及預定採行之補救措施，經甲方確認後，依法以適當方式通知當事人</w:t>
       </w:r>
       <w:r>
         <w:rPr>
@@ -7034,27 +6034,7 @@
           <w:sz w:val="20"/>
           <w:szCs w:val="20"/>
         </w:rPr>
-        <w:t>業務而違反本條文、</w:t>
-      </w:r>
-      <w:proofErr w:type="gramStart"/>
-      <w:r>
-        <w:rPr>
-          <w:rFonts w:ascii="Microsoft JhengHei UI" w:eastAsia="Microsoft JhengHei UI" w:hAnsi="Microsoft JhengHei UI" w:hint="eastAsia"/>
-          <w:bCs/>
-          <w:sz w:val="20"/>
-          <w:szCs w:val="20"/>
-        </w:rPr>
-        <w:t>個</w:t>
-      </w:r>
-      <w:proofErr w:type="gramEnd"/>
-      <w:r>
-        <w:rPr>
-          <w:rFonts w:ascii="Microsoft JhengHei UI" w:eastAsia="Microsoft JhengHei UI" w:hAnsi="Microsoft JhengHei UI" w:hint="eastAsia"/>
-          <w:bCs/>
-          <w:sz w:val="20"/>
-          <w:szCs w:val="20"/>
-        </w:rPr>
-        <w:t>資法等規定，致個人資料遭不法蒐集、處理、利用或其他侵害情事，應負損害賠償責任，甲方如因而遭受損害時，得向乙方請求損害賠償（包括但不限於甲方商譽損失），並終止或解除本</w:t>
+        <w:t>業務而違反本條文、個資法等規定，致個人資料遭不法蒐集、處理、利用或其他侵害情事，應負損害賠償責任，甲方如因而遭受損害時，得向乙方請求損害賠償（包括但不限於甲方商譽損失），並終止或解除本</w:t>
       </w:r>
       <w:r>
         <w:rPr>
@@ -7072,27 +6052,7 @@
           <w:sz w:val="20"/>
           <w:szCs w:val="20"/>
         </w:rPr>
-        <w:t>約之部分或全部。</w:t>
-      </w:r>
-      <w:proofErr w:type="gramStart"/>
-      <w:r>
-        <w:rPr>
-          <w:rFonts w:ascii="Microsoft JhengHei UI" w:eastAsia="Microsoft JhengHei UI" w:hAnsi="Microsoft JhengHei UI" w:hint="eastAsia"/>
-          <w:bCs/>
-          <w:sz w:val="20"/>
-          <w:szCs w:val="20"/>
-        </w:rPr>
-        <w:t>若甲方</w:t>
-      </w:r>
-      <w:proofErr w:type="gramEnd"/>
-      <w:r>
-        <w:rPr>
-          <w:rFonts w:ascii="Microsoft JhengHei UI" w:eastAsia="Microsoft JhengHei UI" w:hAnsi="Microsoft JhengHei UI" w:hint="eastAsia"/>
-          <w:bCs/>
-          <w:sz w:val="20"/>
-          <w:szCs w:val="20"/>
-        </w:rPr>
-        <w:t>因此遭第三人請求損害賠償時，應由乙方負責處理並承擔一切法律責任與賠償</w:t>
+        <w:t>約之部分或全部。若甲方因此遭第三人請求損害賠償時，應由乙方負責處理並承擔一切法律責任與賠償</w:t>
       </w:r>
       <w:r>
         <w:rPr>
@@ -7143,25 +6103,14 @@
         </w:rPr>
         <w:t>合約</w:t>
       </w:r>
-      <w:proofErr w:type="gramStart"/>
-      <w:r>
-        <w:rPr>
-          <w:rFonts w:ascii="Microsoft JhengHei UI" w:eastAsia="Microsoft JhengHei UI" w:hAnsi="Microsoft JhengHei UI" w:hint="eastAsia"/>
-          <w:bCs/>
-          <w:sz w:val="20"/>
-          <w:szCs w:val="20"/>
-        </w:rPr>
-        <w:t>如係甲方</w:t>
-      </w:r>
-      <w:proofErr w:type="gramEnd"/>
-      <w:r>
-        <w:rPr>
-          <w:rFonts w:ascii="Microsoft JhengHei UI" w:eastAsia="Microsoft JhengHei UI" w:hAnsi="Microsoft JhengHei UI" w:hint="eastAsia"/>
-          <w:bCs/>
-          <w:sz w:val="20"/>
-          <w:szCs w:val="20"/>
-        </w:rPr>
-        <w:t>委託乙方蒐集、處理或利用個人資料時，甲方定期對乙方個人資料安全管理措施實施情形進行適當之監督；必要時，甲方派員進行訪查或委託專業人員進行查核，乙方應予配合。甲方於訪查或查核後，認有缺失，乙方應限期改善</w:t>
+      <w:r>
+        <w:rPr>
+          <w:rFonts w:ascii="Microsoft JhengHei UI" w:eastAsia="Microsoft JhengHei UI" w:hAnsi="Microsoft JhengHei UI" w:hint="eastAsia"/>
+          <w:bCs/>
+          <w:sz w:val="20"/>
+          <w:szCs w:val="20"/>
+        </w:rPr>
+        <w:t>如係甲方委託乙方蒐集、處理或利用個人資料時，甲方定期對乙方個人資料安全管理措施實施情形進行適當之監督；必要時，甲方派員進行訪查或委託專業人員進行查核，乙方應予配合。甲方於訪查或查核後，認有缺失，乙方應限期改善</w:t>
       </w:r>
       <w:r>
         <w:rPr>
@@ -7228,47 +6177,7 @@
           <w:sz w:val="20"/>
           <w:szCs w:val="20"/>
         </w:rPr>
-        <w:t>全數自費返</w:t>
-      </w:r>
-      <w:proofErr w:type="gramStart"/>
-      <w:r>
-        <w:rPr>
-          <w:rFonts w:ascii="Microsoft JhengHei UI" w:eastAsia="Microsoft JhengHei UI" w:hAnsi="Microsoft JhengHei UI" w:hint="eastAsia"/>
-          <w:bCs/>
-          <w:sz w:val="20"/>
-          <w:szCs w:val="20"/>
-        </w:rPr>
-        <w:t>還予甲方</w:t>
-      </w:r>
-      <w:proofErr w:type="gramEnd"/>
-      <w:r>
-        <w:rPr>
-          <w:rFonts w:ascii="Microsoft JhengHei UI" w:eastAsia="Microsoft JhengHei UI" w:hAnsi="Microsoft JhengHei UI" w:hint="eastAsia"/>
-          <w:bCs/>
-          <w:sz w:val="20"/>
-          <w:szCs w:val="20"/>
-        </w:rPr>
-        <w:t>，或依甲方指示予以自費銷毀或刪除，不得留存。其備份亦應全數銷毀刪除，不得以任何形式自行留存、保留存取權限或提供予第三人利用；甲方如有查核刪除、銷毀或返還個資紀錄之需要，乙方應提供相關紀錄或證明；如有</w:t>
-      </w:r>
-      <w:proofErr w:type="gramStart"/>
-      <w:r>
-        <w:rPr>
-          <w:rFonts w:ascii="Microsoft JhengHei UI" w:eastAsia="Microsoft JhengHei UI" w:hAnsi="Microsoft JhengHei UI" w:hint="eastAsia"/>
-          <w:bCs/>
-          <w:sz w:val="20"/>
-          <w:szCs w:val="20"/>
-        </w:rPr>
-        <w:t>複</w:t>
-      </w:r>
-      <w:proofErr w:type="gramEnd"/>
-      <w:r>
-        <w:rPr>
-          <w:rFonts w:ascii="Microsoft JhengHei UI" w:eastAsia="Microsoft JhengHei UI" w:hAnsi="Microsoft JhengHei UI" w:hint="eastAsia"/>
-          <w:bCs/>
-          <w:sz w:val="20"/>
-          <w:szCs w:val="20"/>
-        </w:rPr>
-        <w:t>委託者，乙方亦應提供該第三人之紀錄或證明。前述乙方刪除、銷毀作業，甲方於必要時，得查訪，乙方應予配合</w:t>
+        <w:t>全數自費返還予甲方，或依甲方指示予以自費銷毀或刪除，不得留存。其備份亦應全數銷毀刪除，不得以任何形式自行留存、保留存取權限或提供予第三人利用；甲方如有查核刪除、銷毀或返還個資紀錄之需要，乙方應提供相關紀錄或證明；如有複委託者，乙方亦應提供該第三人之紀錄或證明。前述乙方刪除、銷毀作業，甲方於必要時，得查訪，乙方應予配合</w:t>
       </w:r>
       <w:r>
         <w:rPr>
@@ -7317,27 +6226,7 @@
           <w:sz w:val="20"/>
           <w:szCs w:val="20"/>
         </w:rPr>
-        <w:t>條規定行使當事人權利時，乙方應於甲方指定期限內，配合提供必要資料或說明；當事人若</w:t>
-      </w:r>
-      <w:proofErr w:type="gramStart"/>
-      <w:r>
-        <w:rPr>
-          <w:rFonts w:ascii="Microsoft JhengHei UI" w:eastAsia="Microsoft JhengHei UI" w:hAnsi="Microsoft JhengHei UI" w:hint="eastAsia"/>
-          <w:bCs/>
-          <w:sz w:val="20"/>
-          <w:szCs w:val="20"/>
-        </w:rPr>
-        <w:t>逕</w:t>
-      </w:r>
-      <w:proofErr w:type="gramEnd"/>
-      <w:r>
-        <w:rPr>
-          <w:rFonts w:ascii="Microsoft JhengHei UI" w:eastAsia="Microsoft JhengHei UI" w:hAnsi="Microsoft JhengHei UI" w:hint="eastAsia"/>
-          <w:bCs/>
-          <w:sz w:val="20"/>
-          <w:szCs w:val="20"/>
-        </w:rPr>
-        <w:t>向乙方及其受託人行使個資法第</w:t>
+        <w:t>條規定行使當事人權利時，乙方應於甲方指定期限內，配合提供必要資料或說明；當事人若逕向乙方及其受託人行使個資法第</w:t>
       </w:r>
       <w:r>
         <w:rPr>
@@ -7355,27 +6244,7 @@
           <w:sz w:val="20"/>
           <w:szCs w:val="20"/>
         </w:rPr>
-        <w:t>條所定權利者，乙方及其受託人應依相關規定予以答覆，於有疑義時應通知甲方協助處理，並留存所有紀錄</w:t>
-      </w:r>
-      <w:proofErr w:type="gramStart"/>
-      <w:r>
-        <w:rPr>
-          <w:rFonts w:ascii="Microsoft JhengHei UI" w:eastAsia="Microsoft JhengHei UI" w:hAnsi="Microsoft JhengHei UI" w:hint="eastAsia"/>
-          <w:bCs/>
-          <w:sz w:val="20"/>
-          <w:szCs w:val="20"/>
-        </w:rPr>
-        <w:t>以供甲方</w:t>
-      </w:r>
-      <w:proofErr w:type="gramEnd"/>
-      <w:r>
-        <w:rPr>
-          <w:rFonts w:ascii="Microsoft JhengHei UI" w:eastAsia="Microsoft JhengHei UI" w:hAnsi="Microsoft JhengHei UI" w:hint="eastAsia"/>
-          <w:bCs/>
-          <w:sz w:val="20"/>
-          <w:szCs w:val="20"/>
-        </w:rPr>
-        <w:t>查核</w:t>
+        <w:t>條所定權利者，乙方及其受託人應依相關規定予以答覆，於有疑義時應通知甲方協助處理，並留存所有紀錄以供甲方查核</w:t>
       </w:r>
       <w:r>
         <w:rPr>
@@ -7457,27 +6326,7 @@
           <w:sz w:val="20"/>
           <w:szCs w:val="20"/>
         </w:rPr>
-        <w:t>（一）本合約所稱「機密資料」係指甲方以書面、言詞或電磁紀錄方式所</w:t>
-      </w:r>
-      <w:proofErr w:type="gramStart"/>
-      <w:r>
-        <w:rPr>
-          <w:rFonts w:ascii="Microsoft JhengHei UI" w:eastAsia="Microsoft JhengHei UI" w:hAnsi="Microsoft JhengHei UI" w:hint="eastAsia"/>
-          <w:bCs/>
-          <w:sz w:val="20"/>
-          <w:szCs w:val="20"/>
-        </w:rPr>
-        <w:t>揭露予乙方之一</w:t>
-      </w:r>
-      <w:proofErr w:type="gramEnd"/>
-      <w:r>
-        <w:rPr>
-          <w:rFonts w:ascii="Microsoft JhengHei UI" w:eastAsia="Microsoft JhengHei UI" w:hAnsi="Microsoft JhengHei UI" w:hint="eastAsia"/>
-          <w:bCs/>
-          <w:sz w:val="20"/>
-          <w:szCs w:val="20"/>
-        </w:rPr>
-        <w:t>切商業文件、資料與</w:t>
+        <w:t>（一）本合約所稱「機密資料」係指甲方以書面、言詞或電磁紀錄方式所揭露予乙方之一切商業文件、資料與</w:t>
       </w:r>
       <w:r>
         <w:rPr>
@@ -7523,27 +6372,7 @@
           <w:sz w:val="20"/>
           <w:szCs w:val="20"/>
         </w:rPr>
-        <w:t>乙方之經理人、董事、受</w:t>
-      </w:r>
-      <w:proofErr w:type="gramStart"/>
-      <w:r>
-        <w:rPr>
-          <w:rFonts w:ascii="Microsoft JhengHei UI" w:eastAsia="Microsoft JhengHei UI" w:hAnsi="Microsoft JhengHei UI" w:hint="eastAsia"/>
-          <w:bCs/>
-          <w:sz w:val="20"/>
-          <w:szCs w:val="20"/>
-        </w:rPr>
-        <w:t>僱</w:t>
-      </w:r>
-      <w:proofErr w:type="gramEnd"/>
-      <w:r>
-        <w:rPr>
-          <w:rFonts w:ascii="Microsoft JhengHei UI" w:eastAsia="Microsoft JhengHei UI" w:hAnsi="Microsoft JhengHei UI" w:hint="eastAsia"/>
-          <w:bCs/>
-          <w:sz w:val="20"/>
-          <w:szCs w:val="20"/>
-        </w:rPr>
-        <w:t>人、代理人、合夥人、代表</w:t>
+        <w:t>乙方之經理人、董事、受僱人、代理人、合夥人、代表</w:t>
       </w:r>
       <w:r>
         <w:rPr>
@@ -7561,65 +6390,25 @@
           <w:sz w:val="20"/>
           <w:szCs w:val="20"/>
         </w:rPr>
-        <w:t>乙方所委任之律師、會計師、顧問與財務顧問(以下合稱「受</w:t>
-      </w:r>
-      <w:proofErr w:type="gramStart"/>
-      <w:r>
-        <w:rPr>
-          <w:rFonts w:ascii="Microsoft JhengHei UI" w:eastAsia="Microsoft JhengHei UI" w:hAnsi="Microsoft JhengHei UI" w:hint="eastAsia"/>
-          <w:bCs/>
-          <w:sz w:val="20"/>
-          <w:szCs w:val="20"/>
-        </w:rPr>
-        <w:t>僱</w:t>
-      </w:r>
-      <w:proofErr w:type="gramEnd"/>
-      <w:r>
-        <w:rPr>
-          <w:rFonts w:ascii="Microsoft JhengHei UI" w:eastAsia="Microsoft JhengHei UI" w:hAnsi="Microsoft JhengHei UI" w:hint="eastAsia"/>
-          <w:bCs/>
-          <w:sz w:val="20"/>
-          <w:szCs w:val="20"/>
-        </w:rPr>
-        <w:t>人」)</w:t>
-      </w:r>
-      <w:r>
-        <w:rPr>
-          <w:rFonts w:ascii="Microsoft JhengHei UI" w:eastAsia="Microsoft JhengHei UI" w:hAnsi="Microsoft JhengHei UI"/>
-          <w:bCs/>
-          <w:sz w:val="20"/>
-          <w:szCs w:val="20"/>
-        </w:rPr>
-        <w:t>，依前述約定</w:t>
-      </w:r>
-      <w:proofErr w:type="gramStart"/>
-      <w:r>
-        <w:rPr>
-          <w:rFonts w:ascii="Microsoft JhengHei UI" w:eastAsia="Microsoft JhengHei UI" w:hAnsi="Microsoft JhengHei UI"/>
-          <w:bCs/>
-          <w:sz w:val="20"/>
-          <w:szCs w:val="20"/>
-        </w:rPr>
-        <w:t>揭露予</w:t>
-      </w:r>
-      <w:r>
-        <w:rPr>
-          <w:rFonts w:ascii="Microsoft JhengHei UI" w:eastAsia="Microsoft JhengHei UI" w:hAnsi="Microsoft JhengHei UI" w:hint="eastAsia"/>
-          <w:bCs/>
-          <w:sz w:val="20"/>
-          <w:szCs w:val="20"/>
-        </w:rPr>
-        <w:t>甲方之</w:t>
-      </w:r>
-      <w:proofErr w:type="gramEnd"/>
-      <w:r>
-        <w:rPr>
-          <w:rFonts w:ascii="Microsoft JhengHei UI" w:eastAsia="Microsoft JhengHei UI" w:hAnsi="Microsoft JhengHei UI" w:hint="eastAsia"/>
-          <w:bCs/>
-          <w:sz w:val="20"/>
-          <w:szCs w:val="20"/>
-        </w:rPr>
-        <w:t>資訊，亦為本合約所稱之「機密資料」。</w:t>
+        <w:t>乙方所委任之律師、會計師、顧問與財務顧問(以下合稱「受僱人」)</w:t>
+      </w:r>
+      <w:r>
+        <w:rPr>
+          <w:rFonts w:ascii="Microsoft JhengHei UI" w:eastAsia="Microsoft JhengHei UI" w:hAnsi="Microsoft JhengHei UI"/>
+          <w:bCs/>
+          <w:sz w:val="20"/>
+          <w:szCs w:val="20"/>
+        </w:rPr>
+        <w:t>，依前述約定揭露予</w:t>
+      </w:r>
+      <w:r>
+        <w:rPr>
+          <w:rFonts w:ascii="Microsoft JhengHei UI" w:eastAsia="Microsoft JhengHei UI" w:hAnsi="Microsoft JhengHei UI" w:hint="eastAsia"/>
+          <w:bCs/>
+          <w:sz w:val="20"/>
+          <w:szCs w:val="20"/>
+        </w:rPr>
+        <w:t>甲方之資訊，亦為本合約所稱之「機密資料」。</w:t>
       </w:r>
     </w:p>
     <w:p>
@@ -7760,45 +6549,14 @@
         </w:rPr>
         <w:t>方得要求</w:t>
       </w:r>
-      <w:proofErr w:type="gramStart"/>
-      <w:r>
-        <w:rPr>
-          <w:rFonts w:ascii="Microsoft JhengHei UI" w:eastAsia="Microsoft JhengHei UI" w:hAnsi="Microsoft JhengHei UI" w:hint="eastAsia"/>
-          <w:bCs/>
-          <w:sz w:val="20"/>
-          <w:szCs w:val="20"/>
-        </w:rPr>
-        <w:t>乙方返還</w:t>
-      </w:r>
-      <w:proofErr w:type="gramEnd"/>
-      <w:r>
-        <w:rPr>
-          <w:rFonts w:ascii="Microsoft JhengHei UI" w:eastAsia="Microsoft JhengHei UI" w:hAnsi="Microsoft JhengHei UI" w:hint="eastAsia"/>
-          <w:bCs/>
-          <w:sz w:val="20"/>
-          <w:szCs w:val="20"/>
-        </w:rPr>
-        <w:t>所提供該等文件及資料之全部或</w:t>
-      </w:r>
-      <w:proofErr w:type="gramStart"/>
-      <w:r>
-        <w:rPr>
-          <w:rFonts w:ascii="Microsoft JhengHei UI" w:eastAsia="Microsoft JhengHei UI" w:hAnsi="Microsoft JhengHei UI" w:hint="eastAsia"/>
-          <w:bCs/>
-          <w:sz w:val="20"/>
-          <w:szCs w:val="20"/>
-        </w:rPr>
-        <w:t>一</w:t>
-      </w:r>
-      <w:proofErr w:type="gramEnd"/>
-      <w:r>
-        <w:rPr>
-          <w:rFonts w:ascii="Microsoft JhengHei UI" w:eastAsia="Microsoft JhengHei UI" w:hAnsi="Microsoft JhengHei UI" w:hint="eastAsia"/>
-          <w:bCs/>
-          <w:sz w:val="20"/>
-          <w:szCs w:val="20"/>
-        </w:rPr>
-        <w:t>部份。</w:t>
+      <w:r>
+        <w:rPr>
+          <w:rFonts w:ascii="Microsoft JhengHei UI" w:eastAsia="Microsoft JhengHei UI" w:hAnsi="Microsoft JhengHei UI" w:hint="eastAsia"/>
+          <w:bCs/>
+          <w:sz w:val="20"/>
+          <w:szCs w:val="20"/>
+        </w:rPr>
+        <w:t>乙方返還所提供該等文件及資料之全部或一部份。</w:t>
       </w:r>
     </w:p>
     <w:p>
@@ -7873,29 +6631,7 @@
           <w:sz w:val="20"/>
           <w:szCs w:val="20"/>
         </w:rPr>
-        <w:t>方或其受</w:t>
-      </w:r>
-      <w:proofErr w:type="gramStart"/>
-      <w:r>
-        <w:rPr>
-          <w:rFonts w:ascii="Microsoft JhengHei UI" w:eastAsia="Microsoft JhengHei UI" w:hAnsi="Microsoft JhengHei UI"/>
-          <w:bCs/>
-          <w:color w:val="000000" w:themeColor="text1"/>
-          <w:sz w:val="20"/>
-          <w:szCs w:val="20"/>
-        </w:rPr>
-        <w:t>僱</w:t>
-      </w:r>
-      <w:proofErr w:type="gramEnd"/>
-      <w:r>
-        <w:rPr>
-          <w:rFonts w:ascii="Microsoft JhengHei UI" w:eastAsia="Microsoft JhengHei UI" w:hAnsi="Microsoft JhengHei UI"/>
-          <w:bCs/>
-          <w:color w:val="000000" w:themeColor="text1"/>
-          <w:sz w:val="20"/>
-          <w:szCs w:val="20"/>
-        </w:rPr>
-        <w:t>人、業務承攬人在本合約執行過程中所取得或知悉之</w:t>
+        <w:t>方或其受僱人、業務承攬人在本合約執行過程中所取得或知悉之</w:t>
       </w:r>
       <w:r>
         <w:rPr>
@@ -7959,39 +6695,17 @@
           <w:sz w:val="20"/>
           <w:szCs w:val="20"/>
         </w:rPr>
-        <w:t>方應</w:t>
-      </w:r>
-      <w:proofErr w:type="gramStart"/>
-      <w:r>
-        <w:rPr>
-          <w:rFonts w:ascii="Microsoft JhengHei UI" w:eastAsia="Microsoft JhengHei UI" w:hAnsi="Microsoft JhengHei UI"/>
+        <w:t>方應交予</w:t>
+      </w:r>
+      <w:r>
+        <w:rPr>
+          <w:rFonts w:ascii="Microsoft JhengHei UI" w:eastAsia="Microsoft JhengHei UI" w:hAnsi="Microsoft JhengHei UI" w:hint="eastAsia"/>
           <w:bCs/>
           <w:color w:val="000000" w:themeColor="text1"/>
           <w:sz w:val="20"/>
           <w:szCs w:val="20"/>
         </w:rPr>
-        <w:t>交予</w:t>
-      </w:r>
-      <w:r>
-        <w:rPr>
-          <w:rFonts w:ascii="Microsoft JhengHei UI" w:eastAsia="Microsoft JhengHei UI" w:hAnsi="Microsoft JhengHei UI" w:hint="eastAsia"/>
-          <w:bCs/>
-          <w:color w:val="000000" w:themeColor="text1"/>
-          <w:sz w:val="20"/>
-          <w:szCs w:val="20"/>
-        </w:rPr>
-        <w:t>甲方之</w:t>
-      </w:r>
-      <w:proofErr w:type="gramEnd"/>
-      <w:r>
-        <w:rPr>
-          <w:rFonts w:ascii="Microsoft JhengHei UI" w:eastAsia="Microsoft JhengHei UI" w:hAnsi="Microsoft JhengHei UI" w:hint="eastAsia"/>
-          <w:bCs/>
-          <w:color w:val="000000" w:themeColor="text1"/>
-          <w:sz w:val="20"/>
-          <w:szCs w:val="20"/>
-        </w:rPr>
-        <w:t>必要相關資料)。</w:t>
+        <w:t>甲方之必要相關資料)。</w:t>
       </w:r>
     </w:p>
     <w:p>
@@ -8079,29 +6793,7 @@
           <w:sz w:val="20"/>
           <w:szCs w:val="20"/>
         </w:rPr>
-        <w:t>乙方之合作公司、受</w:t>
-      </w:r>
-      <w:proofErr w:type="gramStart"/>
-      <w:r>
-        <w:rPr>
-          <w:rFonts w:ascii="Microsoft JhengHei UI" w:eastAsia="Microsoft JhengHei UI" w:hAnsi="Microsoft JhengHei UI" w:hint="eastAsia"/>
-          <w:bCs/>
-          <w:color w:val="000000" w:themeColor="text1"/>
-          <w:sz w:val="20"/>
-          <w:szCs w:val="20"/>
-        </w:rPr>
-        <w:t>僱</w:t>
-      </w:r>
-      <w:proofErr w:type="gramEnd"/>
-      <w:r>
-        <w:rPr>
-          <w:rFonts w:ascii="Microsoft JhengHei UI" w:eastAsia="Microsoft JhengHei UI" w:hAnsi="Microsoft JhengHei UI" w:hint="eastAsia"/>
-          <w:bCs/>
-          <w:color w:val="000000" w:themeColor="text1"/>
-          <w:sz w:val="20"/>
-          <w:szCs w:val="20"/>
-        </w:rPr>
-        <w:t>人、業務承攬人離職或調職時亦同。</w:t>
+        <w:t>乙方之合作公司、受僱人、業務承攬人離職或調職時亦同。</w:t>
       </w:r>
     </w:p>
     <w:p>
@@ -8135,39 +6827,17 @@
           <w:sz w:val="20"/>
           <w:szCs w:val="20"/>
         </w:rPr>
-        <w:t>方同意本合約不得被</w:t>
-      </w:r>
-      <w:proofErr w:type="gramStart"/>
-      <w:r>
-        <w:rPr>
-          <w:rFonts w:ascii="Microsoft JhengHei UI" w:eastAsia="Microsoft JhengHei UI" w:hAnsi="Microsoft JhengHei UI"/>
+        <w:t>方同意本合約不得被解釋成</w:t>
+      </w:r>
+      <w:r>
+        <w:rPr>
+          <w:rFonts w:ascii="Microsoft JhengHei UI" w:eastAsia="Microsoft JhengHei UI" w:hAnsi="Microsoft JhengHei UI" w:hint="eastAsia"/>
           <w:bCs/>
           <w:color w:val="000000" w:themeColor="text1"/>
           <w:sz w:val="20"/>
           <w:szCs w:val="20"/>
         </w:rPr>
-        <w:t>解釋成</w:t>
-      </w:r>
-      <w:r>
-        <w:rPr>
-          <w:rFonts w:ascii="Microsoft JhengHei UI" w:eastAsia="Microsoft JhengHei UI" w:hAnsi="Microsoft JhengHei UI" w:hint="eastAsia"/>
-          <w:bCs/>
-          <w:color w:val="000000" w:themeColor="text1"/>
-          <w:sz w:val="20"/>
-          <w:szCs w:val="20"/>
-        </w:rPr>
-        <w:t>甲方</w:t>
-      </w:r>
-      <w:proofErr w:type="gramEnd"/>
-      <w:r>
-        <w:rPr>
-          <w:rFonts w:ascii="Microsoft JhengHei UI" w:eastAsia="Microsoft JhengHei UI" w:hAnsi="Microsoft JhengHei UI" w:hint="eastAsia"/>
-          <w:bCs/>
-          <w:color w:val="000000" w:themeColor="text1"/>
-          <w:sz w:val="20"/>
-          <w:szCs w:val="20"/>
-        </w:rPr>
-        <w:t>明示或</w:t>
+        <w:t>甲方明示或</w:t>
       </w:r>
       <w:r>
         <w:rPr>
@@ -8459,27 +7129,7 @@
           <w:sz w:val="20"/>
           <w:szCs w:val="20"/>
         </w:rPr>
-        <w:t>甲方新台幣</w:t>
-      </w:r>
-      <w:proofErr w:type="gramStart"/>
-      <w:r>
-        <w:rPr>
-          <w:rFonts w:ascii="Microsoft JhengHei UI" w:eastAsia="Microsoft JhengHei UI" w:hAnsi="Microsoft JhengHei UI" w:hint="eastAsia"/>
-          <w:bCs/>
-          <w:sz w:val="20"/>
-          <w:szCs w:val="20"/>
-        </w:rPr>
-        <w:t>貳</w:t>
-      </w:r>
-      <w:proofErr w:type="gramEnd"/>
-      <w:r>
-        <w:rPr>
-          <w:rFonts w:ascii="Microsoft JhengHei UI" w:eastAsia="Microsoft JhengHei UI" w:hAnsi="Microsoft JhengHei UI" w:hint="eastAsia"/>
-          <w:bCs/>
-          <w:sz w:val="20"/>
-          <w:szCs w:val="20"/>
-        </w:rPr>
-        <w:t>百萬元</w:t>
+        <w:t>甲方新台幣貳百萬元</w:t>
       </w:r>
       <w:r>
         <w:rPr>
@@ -8561,25 +7211,14 @@
         </w:rPr>
         <w:t>（三）乙方應擔保其員工(包含離職)、及與本合約有關之顧問、合作公司及其員工(包含離職)</w:t>
       </w:r>
-      <w:proofErr w:type="gramStart"/>
-      <w:r>
-        <w:rPr>
-          <w:rFonts w:ascii="Microsoft JhengHei UI" w:eastAsia="Microsoft JhengHei UI" w:hAnsi="Microsoft JhengHei UI"/>
-          <w:bCs/>
-          <w:sz w:val="20"/>
-          <w:szCs w:val="20"/>
-        </w:rPr>
-        <w:t>等均應同樣</w:t>
-      </w:r>
-      <w:proofErr w:type="gramEnd"/>
-      <w:r>
-        <w:rPr>
-          <w:rFonts w:ascii="Microsoft JhengHei UI" w:eastAsia="Microsoft JhengHei UI" w:hAnsi="Microsoft JhengHei UI"/>
-          <w:bCs/>
-          <w:sz w:val="20"/>
-          <w:szCs w:val="20"/>
-        </w:rPr>
-        <w:t>遵守上述規定，該等人員如有違反視同</w:t>
+      <w:r>
+        <w:rPr>
+          <w:rFonts w:ascii="Microsoft JhengHei UI" w:eastAsia="Microsoft JhengHei UI" w:hAnsi="Microsoft JhengHei UI"/>
+          <w:bCs/>
+          <w:sz w:val="20"/>
+          <w:szCs w:val="20"/>
+        </w:rPr>
+        <w:t>等均應同樣遵守上述規定，該等人員如有違反視同</w:t>
       </w:r>
       <w:r>
         <w:rPr>
@@ -8725,25 +7364,7 @@
           <w:sz w:val="20"/>
           <w:szCs w:val="20"/>
         </w:rPr>
-        <w:t>任何有形或無形之不正利益</w:t>
-      </w:r>
-      <w:proofErr w:type="gramStart"/>
-      <w:r>
-        <w:rPr>
-          <w:rFonts w:ascii="Microsoft JhengHei UI" w:eastAsia="Microsoft JhengHei UI" w:hAnsi="Microsoft JhengHei UI" w:hint="eastAsia"/>
-          <w:sz w:val="20"/>
-          <w:szCs w:val="20"/>
-        </w:rPr>
-        <w:t>（</w:t>
-      </w:r>
-      <w:proofErr w:type="gramEnd"/>
-      <w:r>
-        <w:rPr>
-          <w:rFonts w:ascii="Microsoft JhengHei UI" w:eastAsia="Microsoft JhengHei UI" w:hAnsi="Microsoft JhengHei UI" w:hint="eastAsia"/>
-          <w:sz w:val="20"/>
-          <w:szCs w:val="20"/>
-        </w:rPr>
-        <w:t>包括但不限於賄賂、抽成費、回扣金、餽贈等</w:t>
+        <w:t>任何有形或無形之不正利益（包括但不限於賄賂、抽成費、回扣金、餽贈等</w:t>
       </w:r>
       <w:r>
         <w:rPr>
@@ -8939,25 +7560,7 @@
           <w:sz w:val="20"/>
           <w:szCs w:val="20"/>
         </w:rPr>
-        <w:t>（三）任一方於本合約</w:t>
-      </w:r>
-      <w:proofErr w:type="gramStart"/>
-      <w:r>
-        <w:rPr>
-          <w:rFonts w:ascii="Microsoft JhengHei UI" w:eastAsia="Microsoft JhengHei UI" w:hAnsi="Microsoft JhengHei UI" w:hint="eastAsia"/>
-          <w:sz w:val="20"/>
-          <w:szCs w:val="20"/>
-        </w:rPr>
-        <w:t>或本交易中如</w:t>
-      </w:r>
-      <w:proofErr w:type="gramEnd"/>
-      <w:r>
-        <w:rPr>
-          <w:rFonts w:ascii="Microsoft JhengHei UI" w:eastAsia="Microsoft JhengHei UI" w:hAnsi="Microsoft JhengHei UI" w:hint="eastAsia"/>
-          <w:sz w:val="20"/>
-          <w:szCs w:val="20"/>
-        </w:rPr>
-        <w:t>有涉及上述不正利益之情事者，他方有權隨時無條件終止本合約及其他合約或交易</w:t>
+        <w:t>（三）任一方於本合約或本交易中如有涉及上述不正利益之情事者，他方有權隨時無條件終止本合約及其他合約或交易</w:t>
       </w:r>
     </w:p>
     <w:p>
@@ -9013,29 +7616,7 @@
           <w:szCs w:val="20"/>
           <w:lang w:eastAsia="zh-TW"/>
         </w:rPr>
-        <w:t>乙方(廠商)同意依循「統一超商暨轉投資事業協力廠商行為準則」(下稱行為準則，如附件)，並充分了解該行為準則內各項約定與法令規範，</w:t>
-      </w:r>
-      <w:proofErr w:type="gramStart"/>
-      <w:r>
-        <w:rPr>
-          <w:rFonts w:ascii="Microsoft JhengHei UI" w:eastAsia="Microsoft JhengHei UI" w:hAnsi="Microsoft JhengHei UI" w:hint="eastAsia"/>
-          <w:color w:val="000000"/>
-          <w:sz w:val="20"/>
-          <w:szCs w:val="20"/>
-          <w:lang w:eastAsia="zh-TW"/>
-        </w:rPr>
-        <w:t>且若乙方</w:t>
-      </w:r>
-      <w:proofErr w:type="gramEnd"/>
-      <w:r>
-        <w:rPr>
-          <w:rFonts w:ascii="Microsoft JhengHei UI" w:eastAsia="Microsoft JhengHei UI" w:hAnsi="Microsoft JhengHei UI" w:hint="eastAsia"/>
-          <w:color w:val="000000"/>
-          <w:sz w:val="20"/>
-          <w:szCs w:val="20"/>
-          <w:lang w:eastAsia="zh-TW"/>
-        </w:rPr>
-        <w:t>經甲方(統一超商)書面同意有另將履約事項委外承包者(包括但不限於次承攬等)，亦應確保下游廠商同步遵守本行為準則，若有違反者，甲方得以書面通知乙方限期改善，如未於期限內改善或因乙方違反法令情節重大，甲方得不待通知逕行終止或解除本合約，其因而造成甲方之權益受損者(包含但不限於商譽等)，乙方並應給付新台幣貳佰萬元之懲罰性違約金，絕無異議。</w:t>
+        <w:t>乙方(廠商)同意依循「統一超商暨轉投資事業協力廠商行為準則」(下稱行為準則，如附件)，並充分了解該行為準則內各項約定與法令規範，且若乙方經甲方(統一超商)書面同意有另將履約事項委外承包者(包括但不限於次承攬等)，亦應確保下游廠商同步遵守本行為準則，若有違反者，甲方得以書面通知乙方限期改善，如未於期限內改善或因乙方違反法令情節重大，甲方得不待通知逕行終止或解除本合約，其因而造成甲方之權益受損者(包含但不限於商譽等)，乙方並應給付新台幣貳佰萬元之懲罰性違約金，絕無異議。</w:t>
       </w:r>
     </w:p>
     <w:p>
@@ -9132,25 +7713,7 @@
           <w:sz w:val="20"/>
           <w:szCs w:val="20"/>
         </w:rPr>
-        <w:t>（一）乙方知悉就業與否為勞工之職業及工作選擇自由，乙方不應透過武力、威脅或囚禁之手段來達成強制勞動之目的。亦不得違反法令而要求受</w:t>
-      </w:r>
-      <w:proofErr w:type="gramStart"/>
-      <w:r>
-        <w:rPr>
-          <w:rFonts w:ascii="Microsoft JhengHei UI" w:eastAsia="Microsoft JhengHei UI" w:hAnsi="Microsoft JhengHei UI" w:hint="eastAsia"/>
-          <w:sz w:val="20"/>
-          <w:szCs w:val="20"/>
-        </w:rPr>
-        <w:t>僱</w:t>
-      </w:r>
-      <w:proofErr w:type="gramEnd"/>
-      <w:r>
-        <w:rPr>
-          <w:rFonts w:ascii="Microsoft JhengHei UI" w:eastAsia="Microsoft JhengHei UI" w:hAnsi="Microsoft JhengHei UI" w:hint="eastAsia"/>
-          <w:sz w:val="20"/>
-          <w:szCs w:val="20"/>
-        </w:rPr>
-        <w:t>勞工繳交押金或扣留其身份證明文件。</w:t>
+        <w:t>（一）乙方知悉就業與否為勞工之職業及工作選擇自由，乙方不應透過武力、威脅或囚禁之手段來達成強制勞動之目的。亦不得違反法令而要求受僱勞工繳交押金或扣留其身份證明文件。</w:t>
       </w:r>
     </w:p>
     <w:p>
@@ -9282,43 +7845,7 @@
           <w:sz w:val="20"/>
           <w:szCs w:val="20"/>
         </w:rPr>
-        <w:t>並儘量使用在地原物料及對環境負荷衝擊低之再生物料，及</w:t>
-      </w:r>
-      <w:proofErr w:type="gramStart"/>
-      <w:r>
-        <w:rPr>
-          <w:rFonts w:ascii="Microsoft JhengHei UI" w:eastAsia="Microsoft JhengHei UI" w:hAnsi="Microsoft JhengHei UI" w:hint="eastAsia"/>
-          <w:sz w:val="20"/>
-          <w:szCs w:val="20"/>
-        </w:rPr>
-        <w:t>儘</w:t>
-      </w:r>
-      <w:proofErr w:type="gramEnd"/>
-      <w:r>
-        <w:rPr>
-          <w:rFonts w:ascii="Microsoft JhengHei UI" w:eastAsia="Microsoft JhengHei UI" w:hAnsi="Microsoft JhengHei UI" w:hint="eastAsia"/>
-          <w:sz w:val="20"/>
-          <w:szCs w:val="20"/>
-        </w:rPr>
-        <w:t>最大努力減少對人類健康與環境之不利影響，</w:t>
-      </w:r>
-      <w:proofErr w:type="gramStart"/>
-      <w:r>
-        <w:rPr>
-          <w:rFonts w:ascii="Microsoft JhengHei UI" w:eastAsia="Microsoft JhengHei UI" w:hAnsi="Microsoft JhengHei UI" w:hint="eastAsia"/>
-          <w:sz w:val="20"/>
-          <w:szCs w:val="20"/>
-        </w:rPr>
-        <w:t>採</w:t>
-      </w:r>
-      <w:proofErr w:type="gramEnd"/>
-      <w:r>
-        <w:rPr>
-          <w:rFonts w:ascii="Microsoft JhengHei UI" w:eastAsia="Microsoft JhengHei UI" w:hAnsi="Microsoft JhengHei UI" w:hint="eastAsia"/>
-          <w:sz w:val="20"/>
-          <w:szCs w:val="20"/>
-        </w:rPr>
-        <w:t>行最佳可行的污染防治措施和控制技術，減少溫室氣體排放，使地球資源能永續利用。</w:t>
+        <w:t>並儘量使用在地原物料及對環境負荷衝擊低之再生物料，及儘最大努力減少對人類健康與環境之不利影響，採行最佳可行的污染防治措施和控制技術，減少溫室氣體排放，使地球資源能永續利用。</w:t>
       </w:r>
     </w:p>
     <w:p>
@@ -9562,29 +8089,7 @@
           <w:szCs w:val="20"/>
           <w:lang w:eastAsia="zh-TW"/>
         </w:rPr>
-        <w:t>（二）因第6條而退貨時，甲方有權暫時停止支付乙方當次貨款，待退貨換貨完成及相關</w:t>
-      </w:r>
-      <w:proofErr w:type="gramStart"/>
-      <w:r>
-        <w:rPr>
-          <w:rFonts w:ascii="Microsoft JhengHei UI" w:eastAsia="Microsoft JhengHei UI" w:hAnsi="Microsoft JhengHei UI" w:hint="eastAsia"/>
-          <w:bCs/>
-          <w:sz w:val="20"/>
-          <w:szCs w:val="20"/>
-          <w:lang w:eastAsia="zh-TW"/>
-        </w:rPr>
-        <w:t>應付予甲方</w:t>
-      </w:r>
-      <w:proofErr w:type="gramEnd"/>
-      <w:r>
-        <w:rPr>
-          <w:rFonts w:ascii="Microsoft JhengHei UI" w:eastAsia="Microsoft JhengHei UI" w:hAnsi="Microsoft JhengHei UI" w:hint="eastAsia"/>
-          <w:bCs/>
-          <w:sz w:val="20"/>
-          <w:szCs w:val="20"/>
-          <w:lang w:eastAsia="zh-TW"/>
-        </w:rPr>
-        <w:t>的費用結</w:t>
+        <w:t>（二）因第6條而退貨時，甲方有權暫時停止支付乙方當次貨款，待退貨換貨完成及相關應付予甲方的費用結</w:t>
       </w:r>
       <w:r>
         <w:rPr>
@@ -9828,27 +8333,7 @@
           <w:sz w:val="20"/>
           <w:szCs w:val="20"/>
         </w:rPr>
-        <w:t>（一）當事人之</w:t>
-      </w:r>
-      <w:proofErr w:type="gramStart"/>
-      <w:r>
-        <w:rPr>
-          <w:rFonts w:ascii="Microsoft JhengHei UI" w:eastAsia="Microsoft JhengHei UI" w:hAnsi="Microsoft JhengHei UI" w:hint="eastAsia"/>
-          <w:bCs/>
-          <w:sz w:val="20"/>
-          <w:szCs w:val="20"/>
-        </w:rPr>
-        <w:t>一</w:t>
-      </w:r>
-      <w:proofErr w:type="gramEnd"/>
-      <w:r>
-        <w:rPr>
-          <w:rFonts w:ascii="Microsoft JhengHei UI" w:eastAsia="Microsoft JhengHei UI" w:hAnsi="Microsoft JhengHei UI" w:hint="eastAsia"/>
-          <w:bCs/>
-          <w:sz w:val="20"/>
-          <w:szCs w:val="20"/>
-        </w:rPr>
-        <w:t>方向他方為通知時，依下列通知地址為通知：</w:t>
+        <w:t>（一）當事人之一方向他方為通知時，依下列通知地址為通知：</w:t>
       </w:r>
     </w:p>
     <w:p>
@@ -10012,29 +8497,7 @@
           <w:szCs w:val="20"/>
           <w:lang w:eastAsia="zh-TW"/>
         </w:rPr>
-        <w:t>.</w:t>
-      </w:r>
-      <w:proofErr w:type="gramStart"/>
-      <w:r>
-        <w:rPr>
-          <w:rFonts w:ascii="Microsoft JhengHei UI" w:eastAsia="Microsoft JhengHei UI" w:hAnsi="Microsoft JhengHei UI" w:hint="eastAsia"/>
-          <w:bCs/>
-          <w:sz w:val="20"/>
-          <w:szCs w:val="20"/>
-          <w:lang w:eastAsia="zh-TW"/>
-        </w:rPr>
-        <w:t>準</w:t>
-      </w:r>
-      <w:proofErr w:type="gramEnd"/>
-      <w:r>
-        <w:rPr>
-          <w:rFonts w:ascii="Microsoft JhengHei UI" w:eastAsia="Microsoft JhengHei UI" w:hAnsi="Microsoft JhengHei UI" w:hint="eastAsia"/>
-          <w:bCs/>
-          <w:sz w:val="20"/>
-          <w:szCs w:val="20"/>
-          <w:lang w:eastAsia="zh-TW"/>
-        </w:rPr>
-        <w:t>據法及管轄法院</w:t>
+        <w:t>.準據法及管轄法院</w:t>
       </w:r>
     </w:p>
     <w:p>
@@ -10209,27 +8672,7 @@
           <w:szCs w:val="20"/>
           <w:lang w:eastAsia="zh-TW"/>
         </w:rPr>
-        <w:t>本合約</w:t>
-      </w:r>
-      <w:proofErr w:type="gramStart"/>
-      <w:r>
-        <w:rPr>
-          <w:rFonts w:ascii="Microsoft JhengHei UI" w:eastAsia="Microsoft JhengHei UI" w:hAnsi="Microsoft JhengHei UI" w:hint="eastAsia"/>
-          <w:sz w:val="20"/>
-          <w:szCs w:val="20"/>
-          <w:lang w:eastAsia="zh-TW"/>
-        </w:rPr>
-        <w:t>期間，</w:t>
-      </w:r>
-      <w:proofErr w:type="gramEnd"/>
-      <w:r>
-        <w:rPr>
-          <w:rFonts w:ascii="Microsoft JhengHei UI" w:eastAsia="Microsoft JhengHei UI" w:hAnsi="Microsoft JhengHei UI" w:hint="eastAsia"/>
-          <w:sz w:val="20"/>
-          <w:szCs w:val="20"/>
-          <w:lang w:eastAsia="zh-TW"/>
-        </w:rPr>
-        <w:t>如甲方欲追加訂單者，乙方同意配合之，交貨日期則由雙方另行議定之。</w:t>
+        <w:t>本合約期間，如甲方欲追加訂單者，乙方同意配合之，交貨日期則由雙方另行議定之。</w:t>
       </w:r>
     </w:p>
     <w:p>
@@ -10321,29 +8764,7 @@
           <w:szCs w:val="20"/>
           <w:lang w:eastAsia="zh-TW"/>
         </w:rPr>
-        <w:t>期間不定時派人前往乙方合約所記載地點或生產工廠巡查。乙方(包括負責人、股東、受</w:t>
-      </w:r>
-      <w:proofErr w:type="gramStart"/>
-      <w:r>
-        <w:rPr>
-          <w:rFonts w:ascii="Microsoft JhengHei UI" w:eastAsia="Microsoft JhengHei UI" w:hAnsi="Microsoft JhengHei UI" w:hint="eastAsia"/>
-          <w:bCs/>
-          <w:sz w:val="20"/>
-          <w:szCs w:val="20"/>
-          <w:lang w:eastAsia="zh-TW"/>
-        </w:rPr>
-        <w:t>僱</w:t>
-      </w:r>
-      <w:proofErr w:type="gramEnd"/>
-      <w:r>
-        <w:rPr>
-          <w:rFonts w:ascii="Microsoft JhengHei UI" w:eastAsia="Microsoft JhengHei UI" w:hAnsi="Microsoft JhengHei UI" w:hint="eastAsia"/>
-          <w:bCs/>
-          <w:sz w:val="20"/>
-          <w:szCs w:val="20"/>
-          <w:lang w:eastAsia="zh-TW"/>
-        </w:rPr>
-        <w:t xml:space="preserve">人與履行輔助人)需依照甲方下單數量生產(備品數量不在此限)，不得自行任意增加生產數量或委由第三人增加生產，並出貨至其他通路販售，或私自從工廠流出，經查證如有類似情形，將對乙方處以懲罰性違約金200萬元，後續亦將不再與乙方交易合作。 </w:t>
+        <w:t xml:space="preserve">期間不定時派人前往乙方合約所記載地點或生產工廠巡查。乙方(包括負責人、股東、受僱人與履行輔助人)需依照甲方下單數量生產(備品數量不在此限)，不得自行任意增加生產數量或委由第三人增加生產，並出貨至其他通路販售，或私自從工廠流出，經查證如有類似情形，將對乙方處以懲罰性違約金200萬元，後續亦將不再與乙方交易合作。 </w:t>
       </w:r>
     </w:p>
     <w:p>
@@ -10369,73 +8790,7 @@
           <w:szCs w:val="20"/>
           <w:lang w:eastAsia="zh-TW"/>
         </w:rPr>
-        <w:t>本合約</w:t>
-      </w:r>
-      <w:proofErr w:type="gramStart"/>
-      <w:r>
-        <w:rPr>
-          <w:rFonts w:ascii="Microsoft JhengHei UI" w:eastAsia="Microsoft JhengHei UI" w:hAnsi="Microsoft JhengHei UI" w:hint="eastAsia"/>
-          <w:bCs/>
-          <w:sz w:val="20"/>
-          <w:szCs w:val="20"/>
-          <w:lang w:eastAsia="zh-TW"/>
-        </w:rPr>
-        <w:t>壹式貳份</w:t>
-      </w:r>
-      <w:proofErr w:type="gramEnd"/>
-      <w:r>
-        <w:rPr>
-          <w:rFonts w:ascii="Microsoft JhengHei UI" w:eastAsia="Microsoft JhengHei UI" w:hAnsi="Microsoft JhengHei UI" w:hint="eastAsia"/>
-          <w:bCs/>
-          <w:sz w:val="20"/>
-          <w:szCs w:val="20"/>
-          <w:lang w:eastAsia="zh-TW"/>
-        </w:rPr>
-        <w:t>，甲、乙雙方</w:t>
-      </w:r>
-      <w:proofErr w:type="gramStart"/>
-      <w:r>
-        <w:rPr>
-          <w:rFonts w:ascii="Microsoft JhengHei UI" w:eastAsia="Microsoft JhengHei UI" w:hAnsi="Microsoft JhengHei UI" w:hint="eastAsia"/>
-          <w:bCs/>
-          <w:sz w:val="20"/>
-          <w:szCs w:val="20"/>
-          <w:lang w:eastAsia="zh-TW"/>
-        </w:rPr>
-        <w:t>各執乙份</w:t>
-      </w:r>
-      <w:proofErr w:type="gramEnd"/>
-      <w:r>
-        <w:rPr>
-          <w:rFonts w:ascii="Microsoft JhengHei UI" w:eastAsia="Microsoft JhengHei UI" w:hAnsi="Microsoft JhengHei UI" w:hint="eastAsia"/>
-          <w:bCs/>
-          <w:sz w:val="20"/>
-          <w:szCs w:val="20"/>
-          <w:lang w:eastAsia="zh-TW"/>
-        </w:rPr>
-        <w:t>為</w:t>
-      </w:r>
-      <w:proofErr w:type="gramStart"/>
-      <w:r>
-        <w:rPr>
-          <w:rFonts w:ascii="Microsoft JhengHei UI" w:eastAsia="Microsoft JhengHei UI" w:hAnsi="Microsoft JhengHei UI" w:hint="eastAsia"/>
-          <w:bCs/>
-          <w:sz w:val="20"/>
-          <w:szCs w:val="20"/>
-          <w:lang w:eastAsia="zh-TW"/>
-        </w:rPr>
-        <w:t>憑</w:t>
-      </w:r>
-      <w:proofErr w:type="gramEnd"/>
-      <w:r>
-        <w:rPr>
-          <w:rFonts w:ascii="Microsoft JhengHei UI" w:eastAsia="Microsoft JhengHei UI" w:hAnsi="Microsoft JhengHei UI" w:hint="eastAsia"/>
-          <w:bCs/>
-          <w:sz w:val="20"/>
-          <w:szCs w:val="20"/>
-          <w:lang w:eastAsia="zh-TW"/>
-        </w:rPr>
-        <w:t>。</w:t>
+        <w:t>本合約壹式貳份，甲、乙雙方各執乙份為憑。</w:t>
       </w:r>
     </w:p>
     <w:p>
@@ -11414,25 +9769,91 @@
           <w:sz w:val="16"/>
           <w:szCs w:val="16"/>
         </w:rPr>
-        <w:t>)公司之協力廠商(</w:t>
-      </w:r>
-      <w:proofErr w:type="gramStart"/>
+        <w:t>)公司之協力廠商(供應鏈內之廠商)工作環境安全、協力廠商員工有尊嚴且能受到尊重、所為商業之營運係促進環保並願意遵守道德操守，故UNI-PCSC公司制定了本協力廠商行為準則（“準則”）。UNI-PCSC公司要求協力廠商遵守本準則，同時遵守其經營所在國與地區的法律和法規。UNI-PCSC公司也鼓勵協力廠商要求其下游供應商、承包商和服務提供商認同並採用本準則。</w:t>
+      </w:r>
+    </w:p>
+    <w:p>
+      <w:pPr>
+        <w:pStyle w:val="Default"/>
+        <w:snapToGrid w:val="0"/>
+        <w:rPr>
+          <w:rFonts w:hAnsi="標楷體"/>
+          <w:sz w:val="16"/>
+          <w:szCs w:val="16"/>
+        </w:rPr>
+      </w:pPr>
       <w:r>
         <w:rPr>
           <w:rFonts w:hAnsi="標楷體" w:hint="eastAsia"/>
           <w:sz w:val="16"/>
           <w:szCs w:val="16"/>
         </w:rPr>
-        <w:t>供應鏈內之</w:t>
-      </w:r>
-      <w:proofErr w:type="gramEnd"/>
+        <w:t>協力廠商對本準則的遵守情況將是UNI-PCSC公司在做出購買、合作、續約等決策時的重要考量之一。UNI-PCSC公司期望透過與協力廠商的密切合作、溝通、稽核和後續評估，以推動結構性創新與持續性成長。若不遵守本準則或不願意與UNI-PCSC公司稽核人員合作之協力廠商，可能會導致與UNI-PCSC公司業務關係終止或其他可預期或不可預期之損失金額(包含但不限於賠償、罰款等)，特此指明。</w:t>
+      </w:r>
+    </w:p>
+    <w:p>
+      <w:pPr>
+        <w:pStyle w:val="Default"/>
+        <w:snapToGrid w:val="0"/>
+        <w:rPr>
+          <w:rFonts w:hAnsi="標楷體"/>
+          <w:sz w:val="16"/>
+          <w:szCs w:val="16"/>
+        </w:rPr>
+      </w:pPr>
       <w:r>
         <w:rPr>
           <w:rFonts w:hAnsi="標楷體" w:hint="eastAsia"/>
           <w:sz w:val="16"/>
           <w:szCs w:val="16"/>
         </w:rPr>
-        <w:t>廠商)工作環境安全、協力廠商員工有尊嚴且能受到尊重、所為商業之營運係促進環保並願意遵守道德操守，故UNI-PCSC公司制定了本協力廠商行為準則（“準則”）。UNI-PCSC公司要求協力廠商遵守本準則，同時遵守其經營所在國與地區的法律和法規。UNI-PCSC公司也鼓勵協力廠商要求其下游供應商、承包商和服務提供商認同並採用本準則。</w:t>
+        <w:t>本準則由</w:t>
+      </w:r>
+      <w:r>
+        <w:rPr>
+          <w:rFonts w:hAnsi="標楷體" w:hint="eastAsia"/>
+          <w:sz w:val="16"/>
+          <w:szCs w:val="16"/>
+          <w:highlight w:val="yellow"/>
+        </w:rPr>
+        <w:t>六個部分</w:t>
+      </w:r>
+      <w:r>
+        <w:rPr>
+          <w:rFonts w:hAnsi="標楷體" w:hint="eastAsia"/>
+          <w:sz w:val="16"/>
+          <w:szCs w:val="16"/>
+        </w:rPr>
+        <w:t>組成，</w:t>
+      </w:r>
+      <w:r>
+        <w:rPr>
+          <w:rFonts w:hAnsi="標楷體" w:hint="eastAsia"/>
+          <w:b/>
+          <w:sz w:val="16"/>
+          <w:szCs w:val="16"/>
+          <w:u w:val="single"/>
+        </w:rPr>
+        <w:t xml:space="preserve">A 部分為勞工標準與規範、B部分為健康與安全、C 部分為環境安全標準、D部分提供有關商業道德規範、E部分為公平合理的管理程序 </w:t>
+      </w:r>
+      <w:r>
+        <w:rPr>
+          <w:rFonts w:hAnsi="標楷體" w:hint="eastAsia"/>
+          <w:b/>
+          <w:sz w:val="16"/>
+          <w:szCs w:val="16"/>
+          <w:highlight w:val="yellow"/>
+          <w:u w:val="single"/>
+        </w:rPr>
+        <w:t>及 F部分為資通訊安全</w:t>
+      </w:r>
+      <w:r>
+        <w:rPr>
+          <w:rFonts w:hAnsi="標楷體" w:hint="eastAsia"/>
+          <w:sz w:val="16"/>
+          <w:szCs w:val="16"/>
+        </w:rPr>
+        <w:t>。</w:t>
       </w:r>
     </w:p>
     <w:p>
@@ -11451,25 +9872,39 @@
           <w:sz w:val="16"/>
           <w:szCs w:val="16"/>
         </w:rPr>
-        <w:t>協力廠商對本準則的遵守情況將是UNI-PCSC公司在做出購買、合作、續約等決策時的重要考量之</w:t>
-      </w:r>
-      <w:proofErr w:type="gramStart"/>
+        <w:t>最後，本準則中各項規定，係參照「聯合國工商企業與人權指導原則,2011版」（U</w:t>
+      </w:r>
+      <w:r>
+        <w:rPr>
+          <w:rFonts w:hAnsi="標楷體"/>
+          <w:sz w:val="16"/>
+          <w:szCs w:val="16"/>
+        </w:rPr>
+        <w:t>NGPs,T</w:t>
+      </w:r>
       <w:r>
         <w:rPr>
           <w:rFonts w:hAnsi="標楷體" w:hint="eastAsia"/>
           <w:sz w:val="16"/>
           <w:szCs w:val="16"/>
         </w:rPr>
-        <w:t>一</w:t>
-      </w:r>
-      <w:proofErr w:type="gramEnd"/>
+        <w:t>he UN Guiding Principles on Business and Human Rights</w:t>
+      </w:r>
+      <w:r>
+        <w:rPr>
+          <w:rFonts w:hAnsi="標楷體"/>
+          <w:sz w:val="16"/>
+          <w:szCs w:val="16"/>
+        </w:rPr>
+        <w:t>,</w:t>
+      </w:r>
       <w:r>
         <w:rPr>
           <w:rFonts w:hAnsi="標楷體" w:hint="eastAsia"/>
           <w:sz w:val="16"/>
           <w:szCs w:val="16"/>
         </w:rPr>
-        <w:t>。UNI-PCSC公司期望透過與協力廠商的密切合作、溝通、稽核和後續評估，以推動結構性創新與持續性成長。若不遵守本準則或不願意與UNI-PCSC公司稽核人員合作之協力廠商，可能會導致與UNI-PCSC公司業務關係終止或其他可預期或不可預期之損失金額(包含但不限於賠償、罰款等)，特此指明。</w:t>
+        <w:t>2011）及其他國際間普遍採用之人權規章所訂定，並得隨時檢視與修訂。</w:t>
       </w:r>
     </w:p>
     <w:p>
@@ -11478,6 +9913,31 @@
         <w:snapToGrid w:val="0"/>
         <w:rPr>
           <w:rFonts w:hAnsi="標楷體"/>
+          <w:b/>
+          <w:color w:val="FF0000"/>
+          <w:sz w:val="16"/>
+          <w:szCs w:val="16"/>
+          <w:u w:val="single"/>
+        </w:rPr>
+      </w:pPr>
+      <w:r>
+        <w:rPr>
+          <w:rFonts w:hAnsi="標楷體" w:hint="eastAsia"/>
+          <w:b/>
+          <w:color w:val="FF0000"/>
+          <w:sz w:val="16"/>
+          <w:szCs w:val="16"/>
+          <w:u w:val="single"/>
+        </w:rPr>
+        <w:t>A. 勞工標準與規範</w:t>
+      </w:r>
+    </w:p>
+    <w:p>
+      <w:pPr>
+        <w:pStyle w:val="Default"/>
+        <w:snapToGrid w:val="0"/>
+        <w:rPr>
+          <w:rFonts w:hAnsi="標楷體"/>
           <w:sz w:val="16"/>
           <w:szCs w:val="16"/>
         </w:rPr>
@@ -11488,184 +9948,7 @@
           <w:sz w:val="16"/>
           <w:szCs w:val="16"/>
         </w:rPr>
-        <w:t>本準則由</w:t>
-      </w:r>
-      <w:r>
-        <w:rPr>
-          <w:rFonts w:hAnsi="標楷體" w:hint="eastAsia"/>
-          <w:sz w:val="16"/>
-          <w:szCs w:val="16"/>
-          <w:highlight w:val="yellow"/>
-        </w:rPr>
-        <w:t>六個部分</w:t>
-      </w:r>
-      <w:r>
-        <w:rPr>
-          <w:rFonts w:hAnsi="標楷體" w:hint="eastAsia"/>
-          <w:sz w:val="16"/>
-          <w:szCs w:val="16"/>
-        </w:rPr>
-        <w:t>組成，</w:t>
-      </w:r>
-      <w:r>
-        <w:rPr>
-          <w:rFonts w:hAnsi="標楷體" w:hint="eastAsia"/>
-          <w:b/>
-          <w:sz w:val="16"/>
-          <w:szCs w:val="16"/>
-          <w:u w:val="single"/>
-        </w:rPr>
-        <w:t xml:space="preserve">A 部分為勞工標準與規範、B部分為健康與安全、C 部分為環境安全標準、D部分提供有關商業道德規範、E部分為公平合理的管理程序 </w:t>
-      </w:r>
-      <w:r>
-        <w:rPr>
-          <w:rFonts w:hAnsi="標楷體" w:hint="eastAsia"/>
-          <w:b/>
-          <w:sz w:val="16"/>
-          <w:szCs w:val="16"/>
-          <w:highlight w:val="yellow"/>
-          <w:u w:val="single"/>
-        </w:rPr>
-        <w:t>及 F部分為資通訊安全</w:t>
-      </w:r>
-      <w:r>
-        <w:rPr>
-          <w:rFonts w:hAnsi="標楷體" w:hint="eastAsia"/>
-          <w:sz w:val="16"/>
-          <w:szCs w:val="16"/>
-        </w:rPr>
-        <w:t>。</w:t>
-      </w:r>
-    </w:p>
-    <w:p>
-      <w:pPr>
-        <w:pStyle w:val="Default"/>
-        <w:snapToGrid w:val="0"/>
-        <w:rPr>
-          <w:rFonts w:hAnsi="標楷體"/>
-          <w:sz w:val="16"/>
-          <w:szCs w:val="16"/>
-        </w:rPr>
-      </w:pPr>
-      <w:r>
-        <w:rPr>
-          <w:rFonts w:hAnsi="標楷體" w:hint="eastAsia"/>
-          <w:sz w:val="16"/>
-          <w:szCs w:val="16"/>
-        </w:rPr>
-        <w:t>最後，本準則中各項規定，係參照「聯合國工商企業與人權指導原則,2011版」（</w:t>
-      </w:r>
-      <w:proofErr w:type="spellStart"/>
-      <w:r>
-        <w:rPr>
-          <w:rFonts w:hAnsi="標楷體" w:hint="eastAsia"/>
-          <w:sz w:val="16"/>
-          <w:szCs w:val="16"/>
-        </w:rPr>
-        <w:t>U</w:t>
-      </w:r>
-      <w:r>
-        <w:rPr>
-          <w:rFonts w:hAnsi="標楷體"/>
-          <w:sz w:val="16"/>
-          <w:szCs w:val="16"/>
-        </w:rPr>
-        <w:t>NGPs,T</w:t>
-      </w:r>
-      <w:r>
-        <w:rPr>
-          <w:rFonts w:hAnsi="標楷體" w:hint="eastAsia"/>
-          <w:sz w:val="16"/>
-          <w:szCs w:val="16"/>
-        </w:rPr>
-        <w:t>he</w:t>
-      </w:r>
-      <w:proofErr w:type="spellEnd"/>
-      <w:r>
-        <w:rPr>
-          <w:rFonts w:hAnsi="標楷體" w:hint="eastAsia"/>
-          <w:sz w:val="16"/>
-          <w:szCs w:val="16"/>
-        </w:rPr>
-        <w:t xml:space="preserve"> UN Guiding Principles on Business and Human Rights</w:t>
-      </w:r>
-      <w:r>
-        <w:rPr>
-          <w:rFonts w:hAnsi="標楷體"/>
-          <w:sz w:val="16"/>
-          <w:szCs w:val="16"/>
-        </w:rPr>
-        <w:t>,</w:t>
-      </w:r>
-      <w:r>
-        <w:rPr>
-          <w:rFonts w:hAnsi="標楷體" w:hint="eastAsia"/>
-          <w:sz w:val="16"/>
-          <w:szCs w:val="16"/>
-        </w:rPr>
-        <w:t>2011）及其他國際間普遍採用之人權規章所訂定，並得隨時檢視與修訂。</w:t>
-      </w:r>
-    </w:p>
-    <w:p>
-      <w:pPr>
-        <w:pStyle w:val="Default"/>
-        <w:snapToGrid w:val="0"/>
-        <w:rPr>
-          <w:rFonts w:hAnsi="標楷體"/>
-          <w:b/>
-          <w:color w:val="FF0000"/>
-          <w:sz w:val="16"/>
-          <w:szCs w:val="16"/>
-          <w:u w:val="single"/>
-        </w:rPr>
-      </w:pPr>
-      <w:r>
-        <w:rPr>
-          <w:rFonts w:hAnsi="標楷體" w:hint="eastAsia"/>
-          <w:b/>
-          <w:color w:val="FF0000"/>
-          <w:sz w:val="16"/>
-          <w:szCs w:val="16"/>
-          <w:u w:val="single"/>
-        </w:rPr>
-        <w:t>A. 勞工標準與規範</w:t>
-      </w:r>
-    </w:p>
-    <w:p>
-      <w:pPr>
-        <w:pStyle w:val="Default"/>
-        <w:snapToGrid w:val="0"/>
-        <w:rPr>
-          <w:rFonts w:hAnsi="標楷體"/>
-          <w:sz w:val="16"/>
-          <w:szCs w:val="16"/>
-        </w:rPr>
-      </w:pPr>
-      <w:r>
-        <w:rPr>
-          <w:rFonts w:hAnsi="標楷體" w:hint="eastAsia"/>
-          <w:sz w:val="16"/>
-          <w:szCs w:val="16"/>
-        </w:rPr>
-        <w:t>協力廠商應根據國際社會公認之準則，承諾維護並尊重勞工人權與法令。此適用於所有勞工，包括但不限於臨時工、</w:t>
-      </w:r>
-      <w:proofErr w:type="gramStart"/>
-      <w:r>
-        <w:rPr>
-          <w:rFonts w:hAnsi="標楷體" w:hint="eastAsia"/>
-          <w:sz w:val="16"/>
-          <w:szCs w:val="16"/>
-        </w:rPr>
-        <w:t>建教生</w:t>
-      </w:r>
-      <w:proofErr w:type="gramEnd"/>
-      <w:r>
-        <w:rPr>
-          <w:rFonts w:hAnsi="標楷體" w:hint="eastAsia"/>
-          <w:sz w:val="16"/>
-          <w:szCs w:val="16"/>
-        </w:rPr>
-        <w:t>、定期性勞工、正式僱員以及任何其他類型的勞工等。</w:t>
+        <w:t>協力廠商應根據國際社會公認之準則，承諾維護並尊重勞工人權與法令。此適用於所有勞工，包括但不限於臨時工、建教生、定期性勞工、正式僱員以及任何其他類型的勞工等。</w:t>
       </w:r>
       <w:r>
         <w:rPr>
@@ -11694,9 +9977,18 @@
           <w:sz w:val="16"/>
           <w:szCs w:val="16"/>
         </w:rPr>
-        <w:t>1</w:t>
-      </w:r>
-      <w:proofErr w:type="gramStart"/>
+        <w:t>1）</w:t>
+      </w:r>
+      <w:r>
+        <w:rPr>
+          <w:rFonts w:hAnsi="標楷體" w:hint="eastAsia"/>
+          <w:b/>
+          <w:color w:val="0000FF"/>
+          <w:sz w:val="16"/>
+          <w:szCs w:val="16"/>
+        </w:rPr>
+        <w:t>自由選擇</w:t>
+      </w:r>
       <w:r>
         <w:rPr>
           <w:rFonts w:hAnsi="標楷體" w:hint="eastAsia"/>
@@ -11704,19 +9996,39 @@
           <w:sz w:val="16"/>
           <w:szCs w:val="16"/>
         </w:rPr>
-        <w:t>）</w:t>
-      </w:r>
-      <w:proofErr w:type="gramEnd"/>
+        <w:t xml:space="preserve"> </w:t>
+      </w:r>
+    </w:p>
+    <w:p>
+      <w:pPr>
+        <w:pStyle w:val="Default"/>
+        <w:snapToGrid w:val="0"/>
+        <w:rPr>
+          <w:rFonts w:hAnsi="標楷體"/>
+          <w:sz w:val="16"/>
+          <w:szCs w:val="16"/>
+        </w:rPr>
+      </w:pPr>
       <w:r>
         <w:rPr>
           <w:rFonts w:hAnsi="標楷體" w:hint="eastAsia"/>
-          <w:b/>
+          <w:sz w:val="16"/>
+          <w:szCs w:val="16"/>
+        </w:rPr>
+        <w:t xml:space="preserve">禁止使用強制手段或用不合理契約條款聘僱勞工。所有工作應當是自願，勞工擁有隨時自由離職或終止僱傭關係權利，且協力廠商不得有扣留或以其他方式毀壞、隱藏、沒收勞工之身份證或出入境證件，惟依法要求僱主持有其之許可證例外。 </w:t>
+      </w:r>
+    </w:p>
+    <w:p>
+      <w:pPr>
+        <w:pStyle w:val="Default"/>
+        <w:snapToGrid w:val="0"/>
+        <w:rPr>
+          <w:rFonts w:hAnsi="標楷體"/>
           <w:color w:val="0000FF"/>
           <w:sz w:val="16"/>
           <w:szCs w:val="16"/>
         </w:rPr>
-        <w:t>自由選擇</w:t>
-      </w:r>
+      </w:pPr>
       <w:r>
         <w:rPr>
           <w:rFonts w:hAnsi="標楷體" w:hint="eastAsia"/>
@@ -11724,7 +10036,17 @@
           <w:sz w:val="16"/>
           <w:szCs w:val="16"/>
         </w:rPr>
-        <w:t xml:space="preserve"> </w:t>
+        <w:t>2）</w:t>
+      </w:r>
+      <w:r>
+        <w:rPr>
+          <w:rFonts w:hAnsi="標楷體" w:hint="eastAsia"/>
+          <w:b/>
+          <w:color w:val="0000FF"/>
+          <w:sz w:val="16"/>
+          <w:szCs w:val="16"/>
+        </w:rPr>
+        <w:t xml:space="preserve">禁用童工 </w:t>
       </w:r>
     </w:p>
     <w:p>
@@ -11739,47 +10061,101 @@
       </w:pPr>
       <w:r>
         <w:rPr>
+          <w:rFonts w:hint="eastAsia"/>
+          <w:sz w:val="16"/>
+          <w:szCs w:val="16"/>
+        </w:rPr>
+        <w:t>不得在任何製造流程中使用童工</w:t>
+      </w:r>
+      <w:r>
+        <w:rPr>
+          <w:sz w:val="16"/>
+          <w:szCs w:val="16"/>
+        </w:rPr>
+        <w:t>(</w:t>
+      </w:r>
+      <w:r>
+        <w:rPr>
+          <w:rFonts w:hint="eastAsia"/>
+          <w:sz w:val="16"/>
+          <w:szCs w:val="16"/>
+        </w:rPr>
+        <w:t>未滿</w:t>
+      </w:r>
+      <w:r>
+        <w:rPr>
+          <w:sz w:val="16"/>
+          <w:szCs w:val="16"/>
+        </w:rPr>
+        <w:t>15</w:t>
+      </w:r>
+      <w:r>
+        <w:rPr>
+          <w:rFonts w:hint="eastAsia"/>
+          <w:sz w:val="16"/>
+          <w:szCs w:val="16"/>
+        </w:rPr>
+        <w:t>歲之人</w:t>
+      </w:r>
+      <w:r>
+        <w:rPr>
+          <w:sz w:val="16"/>
+          <w:szCs w:val="16"/>
+        </w:rPr>
+        <w:t>)</w:t>
+      </w:r>
+      <w:r>
+        <w:rPr>
+          <w:rFonts w:hint="eastAsia"/>
+          <w:sz w:val="16"/>
+          <w:szCs w:val="16"/>
+        </w:rPr>
+        <w:t>，若有任用</w:t>
+      </w:r>
+      <w:r>
+        <w:rPr>
+          <w:sz w:val="16"/>
+          <w:szCs w:val="16"/>
+        </w:rPr>
+        <w:t>15</w:t>
+      </w:r>
+      <w:r>
+        <w:rPr>
+          <w:rFonts w:hint="eastAsia"/>
+          <w:sz w:val="16"/>
+          <w:szCs w:val="16"/>
+        </w:rPr>
+        <w:t>歲以上未滿</w:t>
+      </w:r>
+      <w:r>
+        <w:rPr>
+          <w:sz w:val="16"/>
+          <w:szCs w:val="16"/>
+        </w:rPr>
+        <w:t xml:space="preserve"> 16 </w:t>
+      </w:r>
+      <w:r>
+        <w:rPr>
+          <w:rFonts w:hint="eastAsia"/>
+          <w:sz w:val="16"/>
+          <w:szCs w:val="16"/>
+        </w:rPr>
+        <w:t>歲之受雇從事工作者，不得從事可能會危及其健康或安全的工作，包括夜間值勤或加班。協力廠商應當透過適當地保管記錄、嚴格審核教育合作夥伴、和按照適用的法令與法規保障工作者之權利。</w:t>
+      </w:r>
+      <w:r>
+        <w:rPr>
+          <w:sz w:val="16"/>
+          <w:szCs w:val="16"/>
+        </w:rPr>
+        <w:t xml:space="preserve"> </w:t>
+      </w:r>
+      <w:r>
+        <w:rPr>
           <w:rFonts w:hAnsi="標楷體" w:hint="eastAsia"/>
           <w:sz w:val="16"/>
           <w:szCs w:val="16"/>
         </w:rPr>
-        <w:t>禁止使用強制手段或用不合理契約條款聘僱勞工。所有工作應當是自願，勞工擁有隨時自由離職或終止</w:t>
-      </w:r>
-      <w:proofErr w:type="gramStart"/>
-      <w:r>
-        <w:rPr>
-          <w:rFonts w:hAnsi="標楷體" w:hint="eastAsia"/>
-          <w:sz w:val="16"/>
-          <w:szCs w:val="16"/>
-        </w:rPr>
-        <w:t>僱傭</w:t>
-      </w:r>
-      <w:proofErr w:type="gramEnd"/>
-      <w:r>
-        <w:rPr>
-          <w:rFonts w:hAnsi="標楷體" w:hint="eastAsia"/>
-          <w:sz w:val="16"/>
-          <w:szCs w:val="16"/>
-        </w:rPr>
-        <w:t>關係權利，且協力廠商不得有扣留或以其他方式毀壞、隱藏、沒收勞工之身份證或出入境證件，惟依法要求僱主持有其</w:t>
-      </w:r>
-      <w:proofErr w:type="gramStart"/>
-      <w:r>
-        <w:rPr>
-          <w:rFonts w:hAnsi="標楷體" w:hint="eastAsia"/>
-          <w:sz w:val="16"/>
-          <w:szCs w:val="16"/>
-        </w:rPr>
-        <w:t>之</w:t>
-      </w:r>
-      <w:proofErr w:type="gramEnd"/>
-      <w:r>
-        <w:rPr>
-          <w:rFonts w:hAnsi="標楷體" w:hint="eastAsia"/>
-          <w:sz w:val="16"/>
-          <w:szCs w:val="16"/>
-        </w:rPr>
-        <w:t xml:space="preserve">許可證例外。 </w:t>
+        <w:t xml:space="preserve"> </w:t>
       </w:r>
     </w:p>
     <w:p>
@@ -11800,9 +10176,55 @@
           <w:sz w:val="16"/>
           <w:szCs w:val="16"/>
         </w:rPr>
-        <w:t>2</w:t>
-      </w:r>
-      <w:proofErr w:type="gramStart"/>
+        <w:t>3）</w:t>
+      </w:r>
+      <w:r>
+        <w:rPr>
+          <w:rFonts w:hAnsi="標楷體" w:hint="eastAsia"/>
+          <w:b/>
+          <w:color w:val="0000FF"/>
+          <w:sz w:val="16"/>
+          <w:szCs w:val="16"/>
+        </w:rPr>
+        <w:t>工時基準</w:t>
+      </w:r>
+    </w:p>
+    <w:p>
+      <w:pPr>
+        <w:pStyle w:val="Default"/>
+        <w:snapToGrid w:val="0"/>
+        <w:rPr>
+          <w:sz w:val="16"/>
+          <w:szCs w:val="16"/>
+        </w:rPr>
+      </w:pPr>
+      <w:r>
+        <w:rPr>
+          <w:rFonts w:hint="eastAsia"/>
+          <w:sz w:val="16"/>
+          <w:szCs w:val="16"/>
+        </w:rPr>
+        <w:t>協力廠商使用之勞工，其工作、加班，以及休息與休假等工時制度，應符合當地勞動法令之規範。</w:t>
+      </w:r>
+      <w:r>
+        <w:rPr>
+          <w:sz w:val="16"/>
+          <w:szCs w:val="16"/>
+        </w:rPr>
+        <w:t xml:space="preserve"> </w:t>
+      </w:r>
+    </w:p>
+    <w:p>
+      <w:pPr>
+        <w:pStyle w:val="Default"/>
+        <w:snapToGrid w:val="0"/>
+        <w:rPr>
+          <w:rFonts w:hAnsi="標楷體"/>
+          <w:color w:val="0000FF"/>
+          <w:sz w:val="16"/>
+          <w:szCs w:val="16"/>
+        </w:rPr>
+      </w:pPr>
       <w:r>
         <w:rPr>
           <w:rFonts w:hAnsi="標楷體" w:hint="eastAsia"/>
@@ -11810,9 +10232,8 @@
           <w:sz w:val="16"/>
           <w:szCs w:val="16"/>
         </w:rPr>
-        <w:t>）</w:t>
-      </w:r>
-      <w:proofErr w:type="gramEnd"/>
+        <w:t>4）</w:t>
+      </w:r>
       <w:r>
         <w:rPr>
           <w:rFonts w:hAnsi="標楷體" w:hint="eastAsia"/>
@@ -11821,129 +10242,8 @@
           <w:sz w:val="16"/>
           <w:szCs w:val="16"/>
         </w:rPr>
-        <w:t xml:space="preserve">禁用童工 </w:t>
-      </w:r>
-    </w:p>
-    <w:p>
-      <w:pPr>
-        <w:pStyle w:val="Default"/>
-        <w:snapToGrid w:val="0"/>
-        <w:rPr>
-          <w:rFonts w:hAnsi="標楷體"/>
-          <w:sz w:val="16"/>
-          <w:szCs w:val="16"/>
-        </w:rPr>
-      </w:pPr>
-      <w:r>
-        <w:rPr>
-          <w:rFonts w:hint="eastAsia"/>
-          <w:sz w:val="16"/>
-          <w:szCs w:val="16"/>
-        </w:rPr>
-        <w:t>不得在任何製造流程中使用童工</w:t>
-      </w:r>
-      <w:r>
-        <w:rPr>
-          <w:sz w:val="16"/>
-          <w:szCs w:val="16"/>
-        </w:rPr>
-        <w:t>(</w:t>
-      </w:r>
-      <w:r>
-        <w:rPr>
-          <w:rFonts w:hint="eastAsia"/>
-          <w:sz w:val="16"/>
-          <w:szCs w:val="16"/>
-        </w:rPr>
-        <w:t>未滿</w:t>
-      </w:r>
-      <w:r>
-        <w:rPr>
-          <w:sz w:val="16"/>
-          <w:szCs w:val="16"/>
-        </w:rPr>
-        <w:t>15</w:t>
-      </w:r>
-      <w:r>
-        <w:rPr>
-          <w:rFonts w:hint="eastAsia"/>
-          <w:sz w:val="16"/>
-          <w:szCs w:val="16"/>
-        </w:rPr>
-        <w:t>歲之人</w:t>
-      </w:r>
-      <w:r>
-        <w:rPr>
-          <w:sz w:val="16"/>
-          <w:szCs w:val="16"/>
-        </w:rPr>
-        <w:t>)</w:t>
-      </w:r>
-      <w:r>
-        <w:rPr>
-          <w:rFonts w:hint="eastAsia"/>
-          <w:sz w:val="16"/>
-          <w:szCs w:val="16"/>
-        </w:rPr>
-        <w:t>，若有任用</w:t>
-      </w:r>
-      <w:r>
-        <w:rPr>
-          <w:sz w:val="16"/>
-          <w:szCs w:val="16"/>
-        </w:rPr>
-        <w:t>15</w:t>
-      </w:r>
-      <w:r>
-        <w:rPr>
-          <w:rFonts w:hint="eastAsia"/>
-          <w:sz w:val="16"/>
-          <w:szCs w:val="16"/>
-        </w:rPr>
-        <w:t>歲以上未滿</w:t>
-      </w:r>
-      <w:r>
-        <w:rPr>
-          <w:sz w:val="16"/>
-          <w:szCs w:val="16"/>
-        </w:rPr>
-        <w:t xml:space="preserve"> 16 </w:t>
-      </w:r>
-      <w:r>
-        <w:rPr>
-          <w:rFonts w:hint="eastAsia"/>
-          <w:sz w:val="16"/>
-          <w:szCs w:val="16"/>
-        </w:rPr>
-        <w:t>歲之受雇從事工作者，不得從事可能會危及其健康或安全的工作，包括夜間值勤或加班。協力廠商應當透過適當地保管記錄、嚴格審核教育合作夥伴、和按照適用的法令與法規保障工作者之權利。</w:t>
-      </w:r>
-      <w:r>
-        <w:rPr>
-          <w:sz w:val="16"/>
-          <w:szCs w:val="16"/>
-        </w:rPr>
-        <w:t xml:space="preserve"> </w:t>
-      </w:r>
-      <w:r>
-        <w:rPr>
-          <w:rFonts w:hAnsi="標楷體" w:hint="eastAsia"/>
-          <w:sz w:val="16"/>
-          <w:szCs w:val="16"/>
-        </w:rPr>
-        <w:t xml:space="preserve"> </w:t>
-      </w:r>
-    </w:p>
-    <w:p>
-      <w:pPr>
-        <w:pStyle w:val="Default"/>
-        <w:snapToGrid w:val="0"/>
-        <w:rPr>
-          <w:rFonts w:hAnsi="標楷體"/>
-          <w:color w:val="0000FF"/>
-          <w:sz w:val="16"/>
-          <w:szCs w:val="16"/>
-        </w:rPr>
-      </w:pPr>
+        <w:t>薪資福利</w:t>
+      </w:r>
       <w:r>
         <w:rPr>
           <w:rFonts w:hAnsi="標楷體" w:hint="eastAsia"/>
@@ -11951,28 +10251,7 @@
           <w:sz w:val="16"/>
           <w:szCs w:val="16"/>
         </w:rPr>
-        <w:t>3</w:t>
-      </w:r>
-      <w:proofErr w:type="gramStart"/>
-      <w:r>
-        <w:rPr>
-          <w:rFonts w:hAnsi="標楷體" w:hint="eastAsia"/>
-          <w:color w:val="0000FF"/>
-          <w:sz w:val="16"/>
-          <w:szCs w:val="16"/>
-        </w:rPr>
-        <w:t>）</w:t>
-      </w:r>
-      <w:proofErr w:type="gramEnd"/>
-      <w:r>
-        <w:rPr>
-          <w:rFonts w:hAnsi="標楷體" w:hint="eastAsia"/>
-          <w:b/>
-          <w:color w:val="0000FF"/>
-          <w:sz w:val="16"/>
-          <w:szCs w:val="16"/>
-        </w:rPr>
-        <w:t>工時基準</w:t>
+        <w:t xml:space="preserve"> </w:t>
       </w:r>
     </w:p>
     <w:p>
@@ -11980,82 +10259,6 @@
         <w:pStyle w:val="Default"/>
         <w:snapToGrid w:val="0"/>
         <w:rPr>
-          <w:sz w:val="16"/>
-          <w:szCs w:val="16"/>
-        </w:rPr>
-      </w:pPr>
-      <w:r>
-        <w:rPr>
-          <w:rFonts w:hint="eastAsia"/>
-          <w:sz w:val="16"/>
-          <w:szCs w:val="16"/>
-        </w:rPr>
-        <w:t>協力廠商使用之勞工，其工作、加班，以及休息與休假等工時制度，應符合當地勞動法令之規範。</w:t>
-      </w:r>
-      <w:r>
-        <w:rPr>
-          <w:sz w:val="16"/>
-          <w:szCs w:val="16"/>
-        </w:rPr>
-        <w:t xml:space="preserve"> </w:t>
-      </w:r>
-    </w:p>
-    <w:p>
-      <w:pPr>
-        <w:pStyle w:val="Default"/>
-        <w:snapToGrid w:val="0"/>
-        <w:rPr>
-          <w:rFonts w:hAnsi="標楷體"/>
-          <w:color w:val="0000FF"/>
-          <w:sz w:val="16"/>
-          <w:szCs w:val="16"/>
-        </w:rPr>
-      </w:pPr>
-      <w:r>
-        <w:rPr>
-          <w:rFonts w:hAnsi="標楷體" w:hint="eastAsia"/>
-          <w:color w:val="0000FF"/>
-          <w:sz w:val="16"/>
-          <w:szCs w:val="16"/>
-        </w:rPr>
-        <w:t>4</w:t>
-      </w:r>
-      <w:proofErr w:type="gramStart"/>
-      <w:r>
-        <w:rPr>
-          <w:rFonts w:hAnsi="標楷體" w:hint="eastAsia"/>
-          <w:color w:val="0000FF"/>
-          <w:sz w:val="16"/>
-          <w:szCs w:val="16"/>
-        </w:rPr>
-        <w:t>）</w:t>
-      </w:r>
-      <w:proofErr w:type="gramEnd"/>
-      <w:r>
-        <w:rPr>
-          <w:rFonts w:hAnsi="標楷體" w:hint="eastAsia"/>
-          <w:b/>
-          <w:color w:val="0000FF"/>
-          <w:sz w:val="16"/>
-          <w:szCs w:val="16"/>
-        </w:rPr>
-        <w:t>薪資福利</w:t>
-      </w:r>
-      <w:r>
-        <w:rPr>
-          <w:rFonts w:hAnsi="標楷體" w:hint="eastAsia"/>
-          <w:color w:val="0000FF"/>
-          <w:sz w:val="16"/>
-          <w:szCs w:val="16"/>
-        </w:rPr>
-        <w:t xml:space="preserve"> </w:t>
-      </w:r>
-    </w:p>
-    <w:p>
-      <w:pPr>
-        <w:pStyle w:val="Default"/>
-        <w:snapToGrid w:val="0"/>
-        <w:rPr>
           <w:rFonts w:hAnsi="標楷體"/>
           <w:sz w:val="16"/>
           <w:szCs w:val="16"/>
@@ -12067,25 +10270,7 @@
           <w:sz w:val="16"/>
           <w:szCs w:val="16"/>
         </w:rPr>
-        <w:t>支付給勞工的薪資應當符合當地相關的薪酬法律，包括有關最低薪資、超時加班和法定福利等。並根據當地法律，勞工的加班薪資應高於平時之薪資水平，並禁止事前</w:t>
-      </w:r>
-      <w:proofErr w:type="gramStart"/>
-      <w:r>
-        <w:rPr>
-          <w:rFonts w:hAnsi="標楷體" w:hint="eastAsia"/>
-          <w:sz w:val="16"/>
-          <w:szCs w:val="16"/>
-        </w:rPr>
-        <w:t>苛</w:t>
-      </w:r>
-      <w:proofErr w:type="gramEnd"/>
-      <w:r>
-        <w:rPr>
-          <w:rFonts w:hAnsi="標楷體" w:hint="eastAsia"/>
-          <w:sz w:val="16"/>
-          <w:szCs w:val="16"/>
-        </w:rPr>
-        <w:t xml:space="preserve">扣薪資，作為管理手段。 </w:t>
+        <w:t xml:space="preserve">支付給勞工的薪資應當符合當地相關的薪酬法律，包括有關最低薪資、超時加班和法定福利等。並根據當地法律，勞工的加班薪資應高於平時之薪資水平，並禁止事前苛扣薪資，作為管理手段。 </w:t>
       </w:r>
     </w:p>
     <w:p>
@@ -12116,7 +10301,6 @@
         </w:rPr>
         <w:t>5</w:t>
       </w:r>
-      <w:proofErr w:type="gramStart"/>
       <w:r>
         <w:rPr>
           <w:rFonts w:ascii="標楷體" w:eastAsia="標楷體" w:cs="標楷體" w:hint="eastAsia"/>
@@ -12127,20 +10311,7 @@
           <w:szCs w:val="16"/>
           <w:lang w:eastAsia="zh-TW"/>
         </w:rPr>
-        <w:t>）</w:t>
-      </w:r>
-      <w:proofErr w:type="gramEnd"/>
-      <w:r>
-        <w:rPr>
-          <w:rFonts w:ascii="標楷體" w:eastAsia="標楷體" w:cs="標楷體" w:hint="eastAsia"/>
-          <w:b/>
-          <w:color w:val="0000CC"/>
-          <w:kern w:val="0"/>
-          <w:sz w:val="12"/>
-          <w:szCs w:val="16"/>
-          <w:lang w:eastAsia="zh-TW"/>
-        </w:rPr>
-        <w:t>不受歧視</w:t>
+        <w:t>）不受歧視</w:t>
       </w:r>
       <w:r>
         <w:rPr>
@@ -12217,7 +10388,6 @@
         </w:rPr>
         <w:t>6</w:t>
       </w:r>
-      <w:proofErr w:type="gramStart"/>
       <w:r>
         <w:rPr>
           <w:rFonts w:ascii="標楷體" w:eastAsia="標楷體" w:cs="標楷體" w:hint="eastAsia"/>
@@ -12228,20 +10398,7 @@
           <w:szCs w:val="16"/>
           <w:lang w:eastAsia="zh-TW"/>
         </w:rPr>
-        <w:t>）</w:t>
-      </w:r>
-      <w:proofErr w:type="gramEnd"/>
-      <w:r>
-        <w:rPr>
-          <w:rFonts w:ascii="標楷體" w:eastAsia="標楷體" w:cs="標楷體" w:hint="eastAsia"/>
-          <w:b/>
-          <w:color w:val="0000CC"/>
-          <w:kern w:val="0"/>
-          <w:sz w:val="12"/>
-          <w:szCs w:val="16"/>
-          <w:lang w:eastAsia="zh-TW"/>
-        </w:rPr>
-        <w:t>人權對待</w:t>
+        <w:t>）人權對待</w:t>
       </w:r>
       <w:r>
         <w:rPr>
@@ -12272,25 +10429,7 @@
           <w:sz w:val="16"/>
           <w:szCs w:val="16"/>
         </w:rPr>
-        <w:t>應避免苛刻和非人道地對待勞工，禁止包括任何形式的騷擾、不當體罰、</w:t>
-      </w:r>
-      <w:proofErr w:type="gramStart"/>
-      <w:r>
-        <w:rPr>
-          <w:rFonts w:hint="eastAsia"/>
-          <w:sz w:val="16"/>
-          <w:szCs w:val="16"/>
-        </w:rPr>
-        <w:t>精神壓逼或</w:t>
-      </w:r>
-      <w:proofErr w:type="gramEnd"/>
-      <w:r>
-        <w:rPr>
-          <w:rFonts w:hint="eastAsia"/>
-          <w:sz w:val="16"/>
-          <w:szCs w:val="16"/>
-        </w:rPr>
-        <w:t>口頭辱罵。並應遵循本國相關法令，包含但不限於性別平等工作法與性騷擾防治法等。</w:t>
+        <w:t>應避免苛刻和非人道地對待勞工，禁止包括任何形式的騷擾、不當體罰、精神壓逼或口頭辱罵。並應遵循本國相關法令，包含但不限於性別平等工作法與性騷擾防治法等。</w:t>
       </w:r>
       <w:r>
         <w:rPr>
@@ -12444,20 +10583,40 @@
           <w:sz w:val="16"/>
           <w:szCs w:val="16"/>
         </w:rPr>
-        <w:t>1</w:t>
-      </w:r>
-      <w:proofErr w:type="gramStart"/>
+        <w:t xml:space="preserve">1） 職業安全 </w:t>
+      </w:r>
+    </w:p>
+    <w:p>
+      <w:pPr>
+        <w:pStyle w:val="Default"/>
+        <w:snapToGrid w:val="0"/>
+        <w:rPr>
+          <w:rFonts w:hAnsi="標楷體"/>
+          <w:sz w:val="16"/>
+          <w:szCs w:val="16"/>
+        </w:rPr>
+      </w:pPr>
       <w:r>
         <w:rPr>
           <w:rFonts w:hAnsi="標楷體" w:hint="eastAsia"/>
+          <w:sz w:val="16"/>
+          <w:szCs w:val="16"/>
+        </w:rPr>
+        <w:t xml:space="preserve">協力廠商應透過合理的制度與管理、防護保養和安全操作程序，持續性的教育訓練安全知識，來降低或免除場所的安全隱患（如火災、物品重壓、運載工具和跌倒危險或事故等），以免危及勞工或第三人。若有必要，並應為員工提供適當的、保養良好的個人防護裝備以及有關這些危險事故和相關風險的基本設備或教材。亦必須採取合理的措施，讓妊娠期婦女遠離高度危險工作環境，並應為哺乳期女性提供合理適當之哺乳場所。 </w:t>
+      </w:r>
+    </w:p>
+    <w:p>
+      <w:pPr>
+        <w:pStyle w:val="Default"/>
+        <w:snapToGrid w:val="0"/>
+        <w:rPr>
+          <w:rFonts w:hAnsi="標楷體"/>
           <w:b/>
           <w:color w:val="0000FF"/>
           <w:sz w:val="16"/>
           <w:szCs w:val="16"/>
         </w:rPr>
-        <w:t>）</w:t>
-      </w:r>
-      <w:proofErr w:type="gramEnd"/>
+      </w:pPr>
       <w:r>
         <w:rPr>
           <w:rFonts w:hAnsi="標楷體" w:hint="eastAsia"/>
@@ -12466,71 +10625,7 @@
           <w:sz w:val="16"/>
           <w:szCs w:val="16"/>
         </w:rPr>
-        <w:t xml:space="preserve"> 職業安全 </w:t>
-      </w:r>
-    </w:p>
-    <w:p>
-      <w:pPr>
-        <w:pStyle w:val="Default"/>
-        <w:snapToGrid w:val="0"/>
-        <w:rPr>
-          <w:rFonts w:hAnsi="標楷體"/>
-          <w:sz w:val="16"/>
-          <w:szCs w:val="16"/>
-        </w:rPr>
-      </w:pPr>
-      <w:r>
-        <w:rPr>
-          <w:rFonts w:hAnsi="標楷體" w:hint="eastAsia"/>
-          <w:sz w:val="16"/>
-          <w:szCs w:val="16"/>
-        </w:rPr>
-        <w:t xml:space="preserve">協力廠商應透過合理的制度與管理、防護保養和安全操作程序，持續性的教育訓練安全知識，來降低或免除場所的安全隱患（如火災、物品重壓、運載工具和跌倒危險或事故等），以免危及勞工或第三人。若有必要，並應為員工提供適當的、保養良好的個人防護裝備以及有關這些危險事故和相關風險的基本設備或教材。亦必須採取合理的措施，讓妊娠期婦女遠離高度危險工作環境，並應為哺乳期女性提供合理適當之哺乳場所。 </w:t>
-      </w:r>
-    </w:p>
-    <w:p>
-      <w:pPr>
-        <w:pStyle w:val="Default"/>
-        <w:snapToGrid w:val="0"/>
-        <w:rPr>
-          <w:rFonts w:hAnsi="標楷體"/>
-          <w:b/>
-          <w:color w:val="0000FF"/>
-          <w:sz w:val="16"/>
-          <w:szCs w:val="16"/>
-        </w:rPr>
-      </w:pPr>
-      <w:r>
-        <w:rPr>
-          <w:rFonts w:hAnsi="標楷體" w:hint="eastAsia"/>
-          <w:b/>
-          <w:color w:val="0000FF"/>
-          <w:sz w:val="16"/>
-          <w:szCs w:val="16"/>
-        </w:rPr>
-        <w:t>2</w:t>
-      </w:r>
-      <w:proofErr w:type="gramStart"/>
-      <w:r>
-        <w:rPr>
-          <w:rFonts w:hAnsi="標楷體" w:hint="eastAsia"/>
-          <w:b/>
-          <w:color w:val="0000FF"/>
-          <w:sz w:val="16"/>
-          <w:szCs w:val="16"/>
-        </w:rPr>
-        <w:t>）</w:t>
-      </w:r>
-      <w:proofErr w:type="gramEnd"/>
-      <w:r>
-        <w:rPr>
-          <w:rFonts w:hAnsi="標楷體" w:hint="eastAsia"/>
-          <w:b/>
-          <w:color w:val="0000FF"/>
-          <w:sz w:val="16"/>
-          <w:szCs w:val="16"/>
-        </w:rPr>
-        <w:t xml:space="preserve">緊急對應 </w:t>
+        <w:t xml:space="preserve">2）緊急對應 </w:t>
       </w:r>
     </w:p>
     <w:p>
@@ -12668,20 +10763,40 @@
           <w:sz w:val="16"/>
           <w:szCs w:val="16"/>
         </w:rPr>
-        <w:t>3</w:t>
-      </w:r>
-      <w:proofErr w:type="gramStart"/>
+        <w:t xml:space="preserve">3） 職業傷病 </w:t>
+      </w:r>
+    </w:p>
+    <w:p>
+      <w:pPr>
+        <w:pStyle w:val="Default"/>
+        <w:snapToGrid w:val="0"/>
+        <w:rPr>
+          <w:rFonts w:hAnsi="標楷體"/>
+          <w:sz w:val="16"/>
+          <w:szCs w:val="16"/>
+        </w:rPr>
+      </w:pPr>
       <w:r>
         <w:rPr>
           <w:rFonts w:hAnsi="標楷體" w:hint="eastAsia"/>
+          <w:sz w:val="16"/>
+          <w:szCs w:val="16"/>
+        </w:rPr>
+        <w:t xml:space="preserve">協力廠商應透過合理的制度與管理，來預防、追蹤和回報工傷和職業傷病，包括以下規定：找出危害因子、並鼓勵員工事前通報；針對工傷和職業傷病，提供必要的治療協助；調查案例並執行糾正措施以杜絕類似情況；協助受災員工，傷癒後返回工作崗位。 </w:t>
+      </w:r>
+    </w:p>
+    <w:p>
+      <w:pPr>
+        <w:pStyle w:val="Default"/>
+        <w:snapToGrid w:val="0"/>
+        <w:rPr>
+          <w:rFonts w:hAnsi="標楷體"/>
           <w:b/>
           <w:color w:val="0000FF"/>
           <w:sz w:val="16"/>
           <w:szCs w:val="16"/>
         </w:rPr>
-        <w:t>）</w:t>
-      </w:r>
-      <w:proofErr w:type="gramEnd"/>
+      </w:pPr>
       <w:r>
         <w:rPr>
           <w:rFonts w:hAnsi="標楷體" w:hint="eastAsia"/>
@@ -12690,7 +10805,7 @@
           <w:sz w:val="16"/>
           <w:szCs w:val="16"/>
         </w:rPr>
-        <w:t xml:space="preserve"> 職業傷病 </w:t>
+        <w:t xml:space="preserve">4） 體力勞作 </w:t>
       </w:r>
     </w:p>
     <w:p>
@@ -12709,7 +10824,7 @@
           <w:sz w:val="16"/>
           <w:szCs w:val="16"/>
         </w:rPr>
-        <w:t xml:space="preserve">協力廠商應透過合理的制度與管理，來預防、追蹤和回報工傷和職業傷病，包括以下規定：找出危害因子、並鼓勵員工事前通報；針對工傷和職業傷病，提供必要的治療協助；調查案例並執行糾正措施以杜絕類似情況；協助受災員工，傷癒後返回工作崗位。 </w:t>
+        <w:t xml:space="preserve">協力廠商應透過合理的制度與管理，評估控制且降低從事體力勞動工作給員工帶來的影響及危害因子，包括以人力搬運物料或重複提舉重物、長時間站立和高度重複性或高強度的組裝工作時所產生之危害風險。 </w:t>
       </w:r>
     </w:p>
     <w:p>
@@ -12732,111 +10847,7 @@
           <w:sz w:val="16"/>
           <w:szCs w:val="16"/>
         </w:rPr>
-        <w:t>4</w:t>
-      </w:r>
-      <w:proofErr w:type="gramStart"/>
-      <w:r>
-        <w:rPr>
-          <w:rFonts w:hAnsi="標楷體" w:hint="eastAsia"/>
-          <w:b/>
-          <w:color w:val="0000FF"/>
-          <w:sz w:val="16"/>
-          <w:szCs w:val="16"/>
-        </w:rPr>
-        <w:t>）</w:t>
-      </w:r>
-      <w:proofErr w:type="gramEnd"/>
-      <w:r>
-        <w:rPr>
-          <w:rFonts w:hAnsi="標楷體" w:hint="eastAsia"/>
-          <w:b/>
-          <w:color w:val="0000FF"/>
-          <w:sz w:val="16"/>
-          <w:szCs w:val="16"/>
-        </w:rPr>
-        <w:t xml:space="preserve"> 體力勞作 </w:t>
-      </w:r>
-    </w:p>
-    <w:p>
-      <w:pPr>
-        <w:pStyle w:val="Default"/>
-        <w:snapToGrid w:val="0"/>
-        <w:rPr>
-          <w:rFonts w:hAnsi="標楷體"/>
-          <w:sz w:val="16"/>
-          <w:szCs w:val="16"/>
-        </w:rPr>
-      </w:pPr>
-      <w:r>
-        <w:rPr>
-          <w:rFonts w:hAnsi="標楷體" w:hint="eastAsia"/>
-          <w:sz w:val="16"/>
-          <w:szCs w:val="16"/>
-        </w:rPr>
-        <w:t>協力廠商應透過合理的制度與管理，評估控制且降低從事體力勞動工作給員工帶來的影響及危害因子，包括以人力搬運</w:t>
-      </w:r>
-      <w:proofErr w:type="gramStart"/>
-      <w:r>
-        <w:rPr>
-          <w:rFonts w:hAnsi="標楷體" w:hint="eastAsia"/>
-          <w:sz w:val="16"/>
-          <w:szCs w:val="16"/>
-        </w:rPr>
-        <w:t>物料或重複</w:t>
-      </w:r>
-      <w:proofErr w:type="gramEnd"/>
-      <w:r>
-        <w:rPr>
-          <w:rFonts w:hAnsi="標楷體" w:hint="eastAsia"/>
-          <w:sz w:val="16"/>
-          <w:szCs w:val="16"/>
-        </w:rPr>
-        <w:t xml:space="preserve">提舉重物、長時間站立和高度重複性或高強度的組裝工作時所產生之危害風險。 </w:t>
-      </w:r>
-    </w:p>
-    <w:p>
-      <w:pPr>
-        <w:pStyle w:val="Default"/>
-        <w:snapToGrid w:val="0"/>
-        <w:rPr>
-          <w:rFonts w:hAnsi="標楷體"/>
-          <w:b/>
-          <w:color w:val="0000FF"/>
-          <w:sz w:val="16"/>
-          <w:szCs w:val="16"/>
-        </w:rPr>
-      </w:pPr>
-      <w:r>
-        <w:rPr>
-          <w:rFonts w:hAnsi="標楷體" w:hint="eastAsia"/>
-          <w:b/>
-          <w:color w:val="0000FF"/>
-          <w:sz w:val="16"/>
-          <w:szCs w:val="16"/>
-        </w:rPr>
-        <w:t>5</w:t>
-      </w:r>
-      <w:proofErr w:type="gramStart"/>
-      <w:r>
-        <w:rPr>
-          <w:rFonts w:hAnsi="標楷體" w:hint="eastAsia"/>
-          <w:b/>
-          <w:color w:val="0000FF"/>
-          <w:sz w:val="16"/>
-          <w:szCs w:val="16"/>
-        </w:rPr>
-        <w:t>）</w:t>
-      </w:r>
-      <w:proofErr w:type="gramEnd"/>
-      <w:r>
-        <w:rPr>
-          <w:rFonts w:hAnsi="標楷體" w:hint="eastAsia"/>
-          <w:b/>
-          <w:color w:val="0000FF"/>
-          <w:sz w:val="16"/>
-          <w:szCs w:val="16"/>
-        </w:rPr>
-        <w:t xml:space="preserve">設備防護 </w:t>
+        <w:t xml:space="preserve">5）設備防護 </w:t>
       </w:r>
     </w:p>
     <w:p>
@@ -12876,9 +10887,18 @@
           <w:sz w:val="16"/>
           <w:szCs w:val="16"/>
         </w:rPr>
-        <w:t>6</w:t>
-      </w:r>
-      <w:proofErr w:type="gramStart"/>
+        <w:t>6）</w:t>
+      </w:r>
+      <w:r>
+        <w:rPr>
+          <w:rFonts w:hAnsi="標楷體" w:hint="eastAsia"/>
+          <w:b/>
+          <w:color w:val="0000FF"/>
+          <w:sz w:val="16"/>
+          <w:szCs w:val="16"/>
+        </w:rPr>
+        <w:t>公共衛生</w:t>
+      </w:r>
       <w:r>
         <w:rPr>
           <w:rFonts w:hAnsi="標楷體" w:hint="eastAsia"/>
@@ -12886,19 +10906,39 @@
           <w:sz w:val="16"/>
           <w:szCs w:val="16"/>
         </w:rPr>
-        <w:t>）</w:t>
-      </w:r>
-      <w:proofErr w:type="gramEnd"/>
+        <w:t xml:space="preserve"> </w:t>
+      </w:r>
+    </w:p>
+    <w:p>
+      <w:pPr>
+        <w:pStyle w:val="Default"/>
+        <w:snapToGrid w:val="0"/>
+        <w:rPr>
+          <w:rFonts w:hAnsi="標楷體"/>
+          <w:sz w:val="16"/>
+          <w:szCs w:val="16"/>
+        </w:rPr>
+      </w:pPr>
       <w:r>
         <w:rPr>
           <w:rFonts w:hAnsi="標楷體" w:hint="eastAsia"/>
-          <w:b/>
+          <w:sz w:val="16"/>
+          <w:szCs w:val="16"/>
+        </w:rPr>
+        <w:t xml:space="preserve">協力廠商應當為員工提供乾淨的洗手間設施、清潔的飲用水、以及衛生的煮食用具、食物儲存設施和餐具。協力廠商或勞工中介人提供的員工宿舍應當保持乾淨、安全，並提供合法的消防設施、適當的緊急出口、洗浴熱水、充足的照明供暖和通風設備、獨立安全的場所以供儲存個人和貴重物品以及適當且出入方便的私人空間。 </w:t>
+      </w:r>
+    </w:p>
+    <w:p>
+      <w:pPr>
+        <w:pStyle w:val="Default"/>
+        <w:snapToGrid w:val="0"/>
+        <w:rPr>
+          <w:rFonts w:hAnsi="標楷體"/>
           <w:color w:val="0000FF"/>
           <w:sz w:val="16"/>
           <w:szCs w:val="16"/>
         </w:rPr>
-        <w:t>公共衛生</w:t>
-      </w:r>
+      </w:pPr>
       <w:r>
         <w:rPr>
           <w:rFonts w:hAnsi="標楷體" w:hint="eastAsia"/>
@@ -12906,7 +10946,17 @@
           <w:sz w:val="16"/>
           <w:szCs w:val="16"/>
         </w:rPr>
-        <w:t xml:space="preserve"> </w:t>
+        <w:t>7）</w:t>
+      </w:r>
+      <w:r>
+        <w:rPr>
+          <w:rFonts w:hAnsi="標楷體" w:hint="eastAsia"/>
+          <w:b/>
+          <w:color w:val="0000FF"/>
+          <w:sz w:val="16"/>
+          <w:szCs w:val="16"/>
+        </w:rPr>
+        <w:t>安全須知</w:t>
       </w:r>
     </w:p>
     <w:p>
@@ -12921,11 +10971,20 @@
       </w:pPr>
       <w:r>
         <w:rPr>
-          <w:rFonts w:hAnsi="標楷體" w:hint="eastAsia"/>
+          <w:rFonts w:hint="eastAsia"/>
           <w:sz w:val="16"/>
           <w:szCs w:val="16"/>
         </w:rPr>
-        <w:t xml:space="preserve">協力廠商應當為員工提供乾淨的洗手間設施、清潔的飲用水、以及衛生的煮食用具、食物儲存設施和餐具。協力廠商或勞工中介人提供的員工宿舍應當保持乾淨、安全，並提供合法的消防設施、適當的緊急出口、洗浴熱水、充足的照明供暖和通風設備、獨立安全的場所以供儲存個人和貴重物品以及適當且出入方便的私人空間。 </w:t>
+        <w:t>協力廠商應當以員工理解之語言，提供適當的職業健康和安全資料和訓練，並了解員工面對所有工作場所危險情況，包括但不限於機械、電力、化學、火災和物理危害。在工作場所的醒目處張貼健康與安全相關資料，或將有關資料放在員工易於接觸的地方。且應於開始工作</w:t>
+      </w:r>
+      <w:r>
+        <w:rPr>
+          <w:rFonts w:hint="eastAsia"/>
+          <w:sz w:val="16"/>
+          <w:szCs w:val="16"/>
+        </w:rPr>
+        <w:lastRenderedPageBreak/>
+        <w:t>前及後，定期提供訓練所有員工，並且鼓勵員工，提高安全與衛生意識。</w:t>
       </w:r>
     </w:p>
     <w:p>
@@ -12934,6 +10993,7 @@
         <w:snapToGrid w:val="0"/>
         <w:rPr>
           <w:rFonts w:hAnsi="標楷體"/>
+          <w:b/>
           <w:color w:val="0000FF"/>
           <w:sz w:val="16"/>
           <w:szCs w:val="16"/>
@@ -12942,105 +11002,12 @@
       <w:r>
         <w:rPr>
           <w:rFonts w:hAnsi="標楷體" w:hint="eastAsia"/>
+          <w:b/>
           <w:color w:val="0000FF"/>
           <w:sz w:val="16"/>
           <w:szCs w:val="16"/>
         </w:rPr>
-        <w:t>7</w:t>
-      </w:r>
-      <w:proofErr w:type="gramStart"/>
-      <w:r>
-        <w:rPr>
-          <w:rFonts w:hAnsi="標楷體" w:hint="eastAsia"/>
-          <w:color w:val="0000FF"/>
-          <w:sz w:val="16"/>
-          <w:szCs w:val="16"/>
-        </w:rPr>
-        <w:t>）</w:t>
-      </w:r>
-      <w:proofErr w:type="gramEnd"/>
-      <w:r>
-        <w:rPr>
-          <w:rFonts w:hAnsi="標楷體" w:hint="eastAsia"/>
-          <w:b/>
-          <w:color w:val="0000FF"/>
-          <w:sz w:val="16"/>
-          <w:szCs w:val="16"/>
-        </w:rPr>
-        <w:t>安全須知</w:t>
-      </w:r>
-    </w:p>
-    <w:p>
-      <w:pPr>
-        <w:pStyle w:val="Default"/>
-        <w:snapToGrid w:val="0"/>
-        <w:rPr>
-          <w:rFonts w:hAnsi="標楷體"/>
-          <w:sz w:val="16"/>
-          <w:szCs w:val="16"/>
-        </w:rPr>
-      </w:pPr>
-      <w:r>
-        <w:rPr>
-          <w:rFonts w:hint="eastAsia"/>
-          <w:sz w:val="16"/>
-          <w:szCs w:val="16"/>
-        </w:rPr>
-        <w:t>協力廠商應當以員工理解之語言，提供適當的職業健康和安全資料和訓練，並了解員工面對所有工作場所危險情況，包括但不限於機械、電力、化學、火災和物理危害。在工作場所的醒目處張貼健康與安全相關資料，或將有關資料放在員工易於接觸的地方。且應於開始工作</w:t>
-      </w:r>
-      <w:r>
-        <w:rPr>
-          <w:rFonts w:hint="eastAsia"/>
-          <w:sz w:val="16"/>
-          <w:szCs w:val="16"/>
-        </w:rPr>
-        <w:lastRenderedPageBreak/>
-        <w:t>前及後，定期提供訓練所有員工，並且鼓勵員工，提高安全與衛生意識。</w:t>
-      </w:r>
-    </w:p>
-    <w:p>
-      <w:pPr>
-        <w:pStyle w:val="Default"/>
-        <w:snapToGrid w:val="0"/>
-        <w:rPr>
-          <w:rFonts w:hAnsi="標楷體"/>
-          <w:b/>
-          <w:color w:val="0000FF"/>
-          <w:sz w:val="16"/>
-          <w:szCs w:val="16"/>
-        </w:rPr>
-      </w:pPr>
-      <w:r>
-        <w:rPr>
-          <w:rFonts w:hAnsi="標楷體" w:hint="eastAsia"/>
-          <w:b/>
-          <w:color w:val="0000FF"/>
-          <w:sz w:val="16"/>
-          <w:szCs w:val="16"/>
-        </w:rPr>
-        <w:t>8</w:t>
-      </w:r>
-      <w:proofErr w:type="gramStart"/>
-      <w:r>
-        <w:rPr>
-          <w:rFonts w:hAnsi="標楷體" w:hint="eastAsia"/>
-          <w:b/>
-          <w:color w:val="0000FF"/>
-          <w:sz w:val="16"/>
-          <w:szCs w:val="16"/>
-        </w:rPr>
-        <w:t>）</w:t>
-      </w:r>
-      <w:proofErr w:type="gramEnd"/>
-      <w:r>
-        <w:rPr>
-          <w:rFonts w:hAnsi="標楷體" w:hint="eastAsia"/>
-          <w:b/>
-          <w:color w:val="0000FF"/>
-          <w:sz w:val="16"/>
-          <w:szCs w:val="16"/>
-        </w:rPr>
-        <w:t xml:space="preserve">自然災損 </w:t>
+        <w:t xml:space="preserve">8）自然災損 </w:t>
       </w:r>
     </w:p>
     <w:p>
@@ -13103,27 +11070,7 @@
           <w:sz w:val="16"/>
           <w:szCs w:val="16"/>
         </w:rPr>
-        <w:t>協力廠商對於工作環境中生物病原體，應採取各種安全衛生防護及健康管理之預防及控制措施，有效防止</w:t>
-      </w:r>
-      <w:proofErr w:type="gramStart"/>
-      <w:r>
-        <w:rPr>
-          <w:rFonts w:hAnsi="標楷體" w:hint="eastAsia"/>
-          <w:color w:val="FF0000"/>
-          <w:sz w:val="16"/>
-          <w:szCs w:val="16"/>
-        </w:rPr>
-        <w:t>疫情於</w:t>
-      </w:r>
-      <w:proofErr w:type="gramEnd"/>
-      <w:r>
-        <w:rPr>
-          <w:rFonts w:hAnsi="標楷體" w:hint="eastAsia"/>
-          <w:color w:val="FF0000"/>
-          <w:sz w:val="16"/>
-          <w:szCs w:val="16"/>
-        </w:rPr>
-        <w:t>工作環境中擴散，前述控制措施除配合衛生福利部疾病管制署之防疫措施外，亦應遵守UNI-PCSC公司所有防疫規範，以確保勞工健康及商品安全無虞。</w:t>
+        <w:t>協力廠商對於工作環境中生物病原體，應採取各種安全衛生防護及健康管理之預防及控制措施，有效防止疫情於工作環境中擴散，前述控制措施除配合衛生福利部疾病管制署之防疫措施外，亦應遵守UNI-PCSC公司所有防疫規範，以確保勞工健康及商品安全無虞。</w:t>
       </w:r>
       <w:r>
         <w:rPr>
@@ -13205,21 +11152,43 @@
           <w:szCs w:val="16"/>
           <w:lang w:eastAsia="zh-TW"/>
         </w:rPr>
-        <w:t>1</w:t>
-      </w:r>
-      <w:proofErr w:type="gramStart"/>
+        <w:t>1）許可證明</w:t>
+      </w:r>
+    </w:p>
+    <w:p>
+      <w:pPr>
+        <w:adjustRightInd w:val="0"/>
+        <w:snapToGrid w:val="0"/>
+        <w:rPr>
+          <w:rFonts w:ascii="標楷體" w:eastAsia="標楷體" w:hAnsi="標楷體"/>
+          <w:sz w:val="12"/>
+          <w:szCs w:val="16"/>
+          <w:lang w:eastAsia="zh-TW"/>
+        </w:rPr>
+      </w:pPr>
       <w:r>
         <w:rPr>
           <w:rFonts w:ascii="標楷體" w:eastAsia="標楷體" w:hAnsi="標楷體" w:hint="eastAsia"/>
+          <w:sz w:val="12"/>
+          <w:szCs w:val="16"/>
+          <w:lang w:eastAsia="zh-TW"/>
+        </w:rPr>
+        <w:t>應獲取所有必需的環境相關許可證（包含但不限於工廠許可證、排放監控等）、批准和登記文件，亦要對之進行維護並時常更新，以及遵守合法之許可證的操作和報告要求。</w:t>
+      </w:r>
+    </w:p>
+    <w:p>
+      <w:pPr>
+        <w:adjustRightInd w:val="0"/>
+        <w:snapToGrid w:val="0"/>
+        <w:rPr>
+          <w:rFonts w:ascii="標楷體" w:eastAsia="標楷體" w:hAnsi="標楷體"/>
           <w:b/>
           <w:color w:val="0000FF"/>
           <w:sz w:val="12"/>
           <w:szCs w:val="16"/>
           <w:lang w:eastAsia="zh-TW"/>
         </w:rPr>
-        <w:t>）</w:t>
-      </w:r>
-      <w:proofErr w:type="gramEnd"/>
+      </w:pPr>
       <w:r>
         <w:rPr>
           <w:rFonts w:ascii="標楷體" w:eastAsia="標楷體" w:hAnsi="標楷體" w:hint="eastAsia"/>
@@ -13229,7 +11198,7 @@
           <w:szCs w:val="16"/>
           <w:lang w:eastAsia="zh-TW"/>
         </w:rPr>
-        <w:t>許可證明</w:t>
+        <w:t>2）溫室氣體排放與能源效率，原物料/水資源效率提升</w:t>
       </w:r>
     </w:p>
     <w:p>
@@ -13250,7 +11219,7 @@
           <w:szCs w:val="16"/>
           <w:lang w:eastAsia="zh-TW"/>
         </w:rPr>
-        <w:t>應獲取所有必需的環境相關許可證（包含但不限於工廠許可證、排放監控等）、批准和登記文件，亦要對之進行維護並時常更新，以及遵守合法之許可證的操作和報告要求。</w:t>
+        <w:t>應節約或透過實踐（如改良生產、維修和設施程序、替換材料、節約、回收、再使用或其他方法）節約自然資源（包括水、化石燃料、礦物和原始森林產品）的耗費。</w:t>
       </w:r>
     </w:p>
     <w:p>
@@ -13275,21 +11244,22 @@
           <w:szCs w:val="16"/>
           <w:lang w:eastAsia="zh-TW"/>
         </w:rPr>
-        <w:t>2</w:t>
-      </w:r>
-      <w:proofErr w:type="gramStart"/>
-      <w:r>
-        <w:rPr>
-          <w:rFonts w:ascii="標楷體" w:eastAsia="標楷體" w:hAnsi="標楷體" w:hint="eastAsia"/>
+        <w:t>3）污染防治與廢棄物管理</w:t>
+      </w:r>
+    </w:p>
+    <w:p>
+      <w:pPr>
+        <w:adjustRightInd w:val="0"/>
+        <w:snapToGrid w:val="0"/>
+        <w:rPr>
+          <w:rFonts w:ascii="標楷體" w:eastAsia="標楷體" w:hAnsi="標楷體"/>
           <w:b/>
           <w:color w:val="0000FF"/>
           <w:sz w:val="12"/>
           <w:szCs w:val="16"/>
           <w:lang w:eastAsia="zh-TW"/>
         </w:rPr>
-        <w:t>）</w:t>
-      </w:r>
-      <w:proofErr w:type="gramEnd"/>
+      </w:pPr>
       <w:r>
         <w:rPr>
           <w:rFonts w:ascii="標楷體" w:eastAsia="標楷體" w:hAnsi="標楷體" w:hint="eastAsia"/>
@@ -13299,7 +11269,7 @@
           <w:szCs w:val="16"/>
           <w:lang w:eastAsia="zh-TW"/>
         </w:rPr>
-        <w:t>溫室氣體排放與能源效率，原物料/水資源效率提升</w:t>
+        <w:t>A. 預防污染</w:t>
       </w:r>
     </w:p>
     <w:p>
@@ -13320,142 +11290,7 @@
           <w:szCs w:val="16"/>
           <w:lang w:eastAsia="zh-TW"/>
         </w:rPr>
-        <w:t>應節約或透過實踐（如改良生產、維修和設施程序、替換材料、節約、回收、再使用或其他方法）節約自然資源（包括水、化石燃料、礦物和原始森林產品）的耗費。</w:t>
-      </w:r>
-    </w:p>
-    <w:p>
-      <w:pPr>
-        <w:adjustRightInd w:val="0"/>
-        <w:snapToGrid w:val="0"/>
-        <w:rPr>
-          <w:rFonts w:ascii="標楷體" w:eastAsia="標楷體" w:hAnsi="標楷體"/>
-          <w:b/>
-          <w:color w:val="0000FF"/>
-          <w:sz w:val="12"/>
-          <w:szCs w:val="16"/>
-          <w:lang w:eastAsia="zh-TW"/>
-        </w:rPr>
-      </w:pPr>
-      <w:r>
-        <w:rPr>
-          <w:rFonts w:ascii="標楷體" w:eastAsia="標楷體" w:hAnsi="標楷體" w:hint="eastAsia"/>
-          <w:b/>
-          <w:color w:val="0000FF"/>
-          <w:sz w:val="12"/>
-          <w:szCs w:val="16"/>
-          <w:lang w:eastAsia="zh-TW"/>
-        </w:rPr>
-        <w:t>3</w:t>
-      </w:r>
-      <w:proofErr w:type="gramStart"/>
-      <w:r>
-        <w:rPr>
-          <w:rFonts w:ascii="標楷體" w:eastAsia="標楷體" w:hAnsi="標楷體" w:hint="eastAsia"/>
-          <w:b/>
-          <w:color w:val="0000FF"/>
-          <w:sz w:val="12"/>
-          <w:szCs w:val="16"/>
-          <w:lang w:eastAsia="zh-TW"/>
-        </w:rPr>
-        <w:t>）</w:t>
-      </w:r>
-      <w:proofErr w:type="gramEnd"/>
-      <w:r>
-        <w:rPr>
-          <w:rFonts w:ascii="標楷體" w:eastAsia="標楷體" w:hAnsi="標楷體" w:hint="eastAsia"/>
-          <w:b/>
-          <w:color w:val="0000FF"/>
-          <w:sz w:val="12"/>
-          <w:szCs w:val="16"/>
-          <w:lang w:eastAsia="zh-TW"/>
-        </w:rPr>
-        <w:t>污染防治與廢棄物管理</w:t>
-      </w:r>
-    </w:p>
-    <w:p>
-      <w:pPr>
-        <w:adjustRightInd w:val="0"/>
-        <w:snapToGrid w:val="0"/>
-        <w:rPr>
-          <w:rFonts w:ascii="標楷體" w:eastAsia="標楷體" w:hAnsi="標楷體"/>
-          <w:b/>
-          <w:color w:val="0000FF"/>
-          <w:sz w:val="12"/>
-          <w:szCs w:val="16"/>
-          <w:lang w:eastAsia="zh-TW"/>
-        </w:rPr>
-      </w:pPr>
-      <w:r>
-        <w:rPr>
-          <w:rFonts w:ascii="標楷體" w:eastAsia="標楷體" w:hAnsi="標楷體" w:hint="eastAsia"/>
-          <w:b/>
-          <w:color w:val="0000FF"/>
-          <w:sz w:val="12"/>
-          <w:szCs w:val="16"/>
-          <w:lang w:eastAsia="zh-TW"/>
-        </w:rPr>
-        <w:t>A. 預防污染</w:t>
-      </w:r>
-    </w:p>
-    <w:p>
-      <w:pPr>
-        <w:adjustRightInd w:val="0"/>
-        <w:snapToGrid w:val="0"/>
-        <w:rPr>
-          <w:rFonts w:ascii="標楷體" w:eastAsia="標楷體" w:hAnsi="標楷體"/>
-          <w:sz w:val="12"/>
-          <w:szCs w:val="16"/>
-          <w:lang w:eastAsia="zh-TW"/>
-        </w:rPr>
-      </w:pPr>
-      <w:r>
-        <w:rPr>
-          <w:rFonts w:ascii="標楷體" w:eastAsia="標楷體" w:hAnsi="標楷體" w:hint="eastAsia"/>
-          <w:sz w:val="12"/>
-          <w:szCs w:val="16"/>
-          <w:lang w:eastAsia="zh-TW"/>
-        </w:rPr>
-        <w:t>協力廠商應在源頭</w:t>
-      </w:r>
-      <w:proofErr w:type="gramStart"/>
-      <w:r>
-        <w:rPr>
-          <w:rFonts w:ascii="標楷體" w:eastAsia="標楷體" w:hAnsi="標楷體" w:hint="eastAsia"/>
-          <w:sz w:val="12"/>
-          <w:szCs w:val="16"/>
-          <w:lang w:eastAsia="zh-TW"/>
-        </w:rPr>
-        <w:t>（</w:t>
-      </w:r>
-      <w:proofErr w:type="gramEnd"/>
-      <w:r>
-        <w:rPr>
-          <w:rFonts w:ascii="標楷體" w:eastAsia="標楷體" w:hAnsi="標楷體" w:hint="eastAsia"/>
-          <w:sz w:val="12"/>
-          <w:szCs w:val="16"/>
-          <w:lang w:eastAsia="zh-TW"/>
-        </w:rPr>
-        <w:t>如增設污染控制設備；改良生產、維修和設施程序；或其他方法</w:t>
-      </w:r>
-      <w:proofErr w:type="gramStart"/>
-      <w:r>
-        <w:rPr>
-          <w:rFonts w:ascii="標楷體" w:eastAsia="標楷體" w:hAnsi="標楷體" w:hint="eastAsia"/>
-          <w:sz w:val="12"/>
-          <w:szCs w:val="16"/>
-          <w:lang w:eastAsia="zh-TW"/>
-        </w:rPr>
-        <w:t>）</w:t>
-      </w:r>
-      <w:proofErr w:type="gramEnd"/>
-      <w:r>
-        <w:rPr>
-          <w:rFonts w:ascii="標楷體" w:eastAsia="標楷體" w:hAnsi="標楷體" w:hint="eastAsia"/>
-          <w:sz w:val="12"/>
-          <w:szCs w:val="16"/>
-          <w:lang w:eastAsia="zh-TW"/>
-        </w:rPr>
-        <w:t>盡量減少排出或杜絕排放污染物以及產生有害廢物，且應適當標籤和管理對人類或環境造成危害的化學物質及其他物質，從而確保這些物質得以安全地處理，包含生產，運送、儲存、使用、回收、廢棄或再使用及棄置。</w:t>
+        <w:t>協力廠商應在源頭（如增設污染控制設備；改良生產、維修和設施程序；或其他方法）盡量減少排出或杜絕排放污染物以及產生有害廢物，且應適當標籤和管理對人類或環境造成危害的化學物質及其他物質，從而確保這些物質得以安全地處理，包含生產，運送、儲存、使用、回收、廢棄或再使用及棄置。</w:t>
       </w:r>
     </w:p>
     <w:p>
@@ -13532,7 +11367,6 @@
         </w:rPr>
         <w:t>4</w:t>
       </w:r>
-      <w:proofErr w:type="gramStart"/>
       <w:r>
         <w:rPr>
           <w:rFonts w:ascii="標楷體" w:eastAsia="標楷體" w:cs="標楷體" w:hint="eastAsia"/>
@@ -13543,20 +11377,7 @@
           <w:szCs w:val="16"/>
           <w:lang w:eastAsia="zh-TW"/>
         </w:rPr>
-        <w:t>）</w:t>
-      </w:r>
-      <w:proofErr w:type="gramEnd"/>
-      <w:r>
-        <w:rPr>
-          <w:rFonts w:ascii="標楷體" w:eastAsia="標楷體" w:cs="標楷體" w:hint="eastAsia"/>
-          <w:b/>
-          <w:color w:val="0000CC"/>
-          <w:kern w:val="0"/>
-          <w:sz w:val="12"/>
-          <w:szCs w:val="16"/>
-          <w:lang w:eastAsia="zh-TW"/>
-        </w:rPr>
-        <w:t>原物料/水資源效率提升</w:t>
+        <w:t>）原物料/水資源效率提升</w:t>
       </w:r>
     </w:p>
     <w:p>
@@ -13631,21 +11452,43 @@
           <w:szCs w:val="16"/>
           <w:lang w:eastAsia="zh-TW"/>
         </w:rPr>
-        <w:t>5</w:t>
-      </w:r>
-      <w:proofErr w:type="gramStart"/>
+        <w:t>5）材料控制</w:t>
+      </w:r>
+    </w:p>
+    <w:p>
+      <w:pPr>
+        <w:adjustRightInd w:val="0"/>
+        <w:snapToGrid w:val="0"/>
+        <w:rPr>
+          <w:rFonts w:ascii="標楷體" w:eastAsia="標楷體" w:hAnsi="標楷體"/>
+          <w:sz w:val="12"/>
+          <w:szCs w:val="16"/>
+          <w:lang w:eastAsia="zh-TW"/>
+        </w:rPr>
+      </w:pPr>
       <w:r>
         <w:rPr>
           <w:rFonts w:ascii="標楷體" w:eastAsia="標楷體" w:hAnsi="標楷體" w:hint="eastAsia"/>
+          <w:sz w:val="12"/>
+          <w:szCs w:val="16"/>
+          <w:lang w:eastAsia="zh-TW"/>
+        </w:rPr>
+        <w:t>協力廠商應當遵守所有適用之法令規範(包括但不限於環保法令)，禁止或限制在產品和製造過程中納入特定或違法之物質（包括回收和棄置標籤）。</w:t>
+      </w:r>
+    </w:p>
+    <w:p>
+      <w:pPr>
+        <w:adjustRightInd w:val="0"/>
+        <w:snapToGrid w:val="0"/>
+        <w:rPr>
+          <w:rFonts w:ascii="標楷體" w:eastAsia="標楷體" w:hAnsi="標楷體"/>
           <w:b/>
           <w:color w:val="0000FF"/>
           <w:sz w:val="12"/>
           <w:szCs w:val="16"/>
           <w:lang w:eastAsia="zh-TW"/>
         </w:rPr>
-        <w:t>）</w:t>
-      </w:r>
-      <w:proofErr w:type="gramEnd"/>
+      </w:pPr>
       <w:r>
         <w:rPr>
           <w:rFonts w:ascii="標楷體" w:eastAsia="標楷體" w:hAnsi="標楷體" w:hint="eastAsia"/>
@@ -13655,7 +11498,7 @@
           <w:szCs w:val="16"/>
           <w:lang w:eastAsia="zh-TW"/>
         </w:rPr>
-        <w:t>材料控制</w:t>
+        <w:t>6）溫室氣體排放與能源效率</w:t>
       </w:r>
     </w:p>
     <w:p>
@@ -13676,7 +11519,7 @@
           <w:szCs w:val="16"/>
           <w:lang w:eastAsia="zh-TW"/>
         </w:rPr>
-        <w:t>協力廠商應當遵守所有適用之法令規範(包括但不限於環保法令)，禁止或限制在產品和製造過程中納入特定或違法之物質（包括回收和棄置標籤）。</w:t>
+        <w:t>協力廠商應當尋求具成本效益的方法來改善能源利用效率，且應追蹤及記錄、盤查工作場所內與企業運營層面的能源消耗與溫室氣體排放。並盡可能減少能源消耗和溫室氣體排放，若有違反現行法令，應由協力廠商負完全責任。</w:t>
       </w:r>
     </w:p>
     <w:p>
@@ -13701,21 +11544,19 @@
           <w:szCs w:val="16"/>
           <w:lang w:eastAsia="zh-TW"/>
         </w:rPr>
-        <w:t>6</w:t>
-      </w:r>
-      <w:proofErr w:type="gramStart"/>
-      <w:r>
-        <w:rPr>
-          <w:rFonts w:ascii="標楷體" w:eastAsia="標楷體" w:hAnsi="標楷體" w:hint="eastAsia"/>
+        <w:t>7)</w:t>
+      </w:r>
+      <w:r>
+        <w:rPr>
+          <w:rFonts w:hint="eastAsia"/>
           <w:b/>
           <w:color w:val="0000FF"/>
           <w:sz w:val="12"/>
           <w:szCs w:val="16"/>
           <w:lang w:eastAsia="zh-TW"/>
         </w:rPr>
-        <w:t>）</w:t>
-      </w:r>
-      <w:proofErr w:type="gramEnd"/>
+        <w:t xml:space="preserve"> </w:t>
+      </w:r>
       <w:r>
         <w:rPr>
           <w:rFonts w:ascii="標楷體" w:eastAsia="標楷體" w:hAnsi="標楷體" w:hint="eastAsia"/>
@@ -13725,7 +11566,7 @@
           <w:szCs w:val="16"/>
           <w:lang w:eastAsia="zh-TW"/>
         </w:rPr>
-        <w:t>溫室氣體排放與能源效率</w:t>
+        <w:t>環保責任</w:t>
       </w:r>
     </w:p>
     <w:p>
@@ -13746,7 +11587,7 @@
           <w:szCs w:val="16"/>
           <w:lang w:eastAsia="zh-TW"/>
         </w:rPr>
-        <w:t>協力廠商應當尋求具成本效益的方法來改善能源利用效率，且應追蹤及記錄、盤查工作場所內與企業運營層面的能源消耗與溫室氣體排放。並盡可能減少能源消耗和溫室氣體排放，若有違反現行法令，應由協力廠商負完全責任。</w:t>
+        <w:t>A.協力廠商同意接受UNI-PCSC、其人員或聘雇人員進行法令相關事項稽核(包括但不限於拍照事項) 。</w:t>
       </w:r>
     </w:p>
     <w:p>
@@ -13755,6 +11596,159 @@
         <w:snapToGrid w:val="0"/>
         <w:rPr>
           <w:rFonts w:ascii="標楷體" w:eastAsia="標楷體" w:hAnsi="標楷體"/>
+          <w:sz w:val="12"/>
+          <w:szCs w:val="16"/>
+          <w:lang w:eastAsia="zh-TW"/>
+        </w:rPr>
+      </w:pPr>
+      <w:r>
+        <w:rPr>
+          <w:rFonts w:ascii="標楷體" w:eastAsia="標楷體" w:hAnsi="標楷體" w:hint="eastAsia"/>
+          <w:sz w:val="12"/>
+          <w:szCs w:val="16"/>
+          <w:lang w:eastAsia="zh-TW"/>
+        </w:rPr>
+        <w:t>B.協力廠商清楚明瞭砍伐森林對全球氣候暖化造成不利影響，同意積極推動與執行「零毀林」行動，願遵守以下規範及國際相關規範(例如：NDPE政策等)，並致力於提供零毀林商品：</w:t>
+      </w:r>
+    </w:p>
+    <w:p>
+      <w:pPr>
+        <w:adjustRightInd w:val="0"/>
+        <w:snapToGrid w:val="0"/>
+        <w:rPr>
+          <w:rFonts w:ascii="標楷體" w:eastAsia="標楷體" w:hAnsi="標楷體"/>
+          <w:sz w:val="12"/>
+          <w:szCs w:val="16"/>
+          <w:lang w:eastAsia="zh-TW"/>
+        </w:rPr>
+      </w:pPr>
+      <w:r>
+        <w:rPr>
+          <w:rFonts w:ascii="標楷體" w:eastAsia="標楷體" w:hAnsi="標楷體" w:hint="eastAsia"/>
+          <w:sz w:val="12"/>
+          <w:szCs w:val="16"/>
+          <w:lang w:eastAsia="zh-TW"/>
+        </w:rPr>
+        <w:t>(A)協力廠商不砍伐森林，並禁止在林木覆蓋地區、高度保育價值地區(例如：重要自然棲息地、高碳儲量森林等)、泥炭地等進行開發。</w:t>
+      </w:r>
+    </w:p>
+    <w:p>
+      <w:pPr>
+        <w:adjustRightInd w:val="0"/>
+        <w:snapToGrid w:val="0"/>
+        <w:rPr>
+          <w:rFonts w:ascii="標楷體" w:eastAsia="標楷體" w:hAnsi="標楷體"/>
+          <w:sz w:val="12"/>
+          <w:szCs w:val="16"/>
+          <w:lang w:eastAsia="zh-TW"/>
+        </w:rPr>
+      </w:pPr>
+      <w:r>
+        <w:rPr>
+          <w:rFonts w:ascii="標楷體" w:eastAsia="標楷體" w:hAnsi="標楷體" w:hint="eastAsia"/>
+          <w:sz w:val="12"/>
+          <w:szCs w:val="16"/>
+          <w:lang w:eastAsia="zh-TW"/>
+        </w:rPr>
+        <w:t>(B)協力廠商不為發展或生產以燃燒、砍伐等任何方式，清理、開墾林木覆蓋土地。</w:t>
+      </w:r>
+    </w:p>
+    <w:p>
+      <w:pPr>
+        <w:adjustRightInd w:val="0"/>
+        <w:snapToGrid w:val="0"/>
+        <w:rPr>
+          <w:rFonts w:ascii="標楷體" w:eastAsia="標楷體" w:hAnsi="標楷體"/>
+          <w:sz w:val="12"/>
+          <w:szCs w:val="16"/>
+          <w:lang w:eastAsia="zh-TW"/>
+        </w:rPr>
+      </w:pPr>
+      <w:r>
+        <w:rPr>
+          <w:rFonts w:ascii="標楷體" w:eastAsia="標楷體" w:hAnsi="標楷體" w:hint="eastAsia"/>
+          <w:sz w:val="12"/>
+          <w:szCs w:val="16"/>
+          <w:lang w:eastAsia="zh-TW"/>
+        </w:rPr>
+        <w:t>(C)協力廠商為保育森林、高度保育價值地區及泥炭地等，不向任何砍伐、破壞林木、泥炭地或違反法令、國際政策(例如：NDPE政策)之廠商採購商品。</w:t>
+      </w:r>
+    </w:p>
+    <w:p>
+      <w:pPr>
+        <w:adjustRightInd w:val="0"/>
+        <w:snapToGrid w:val="0"/>
+        <w:rPr>
+          <w:rFonts w:ascii="標楷體" w:eastAsia="標楷體" w:hAnsi="標楷體"/>
+          <w:sz w:val="12"/>
+          <w:szCs w:val="16"/>
+          <w:lang w:eastAsia="zh-TW"/>
+        </w:rPr>
+      </w:pPr>
+      <w:r>
+        <w:rPr>
+          <w:rFonts w:ascii="標楷體" w:eastAsia="標楷體" w:hAnsi="標楷體" w:hint="eastAsia"/>
+          <w:sz w:val="12"/>
+          <w:szCs w:val="16"/>
+          <w:lang w:eastAsia="zh-TW"/>
+        </w:rPr>
+        <w:t>(D)協力廠商支持且積極推動提升農林業、生物多樣性、植樹造林、修復自然生態系統與維護農民、工人、勞動者權益。</w:t>
+      </w:r>
+    </w:p>
+    <w:p>
+      <w:pPr>
+        <w:adjustRightInd w:val="0"/>
+        <w:snapToGrid w:val="0"/>
+        <w:rPr>
+          <w:rFonts w:ascii="標楷體" w:eastAsia="標楷體" w:hAnsi="標楷體"/>
+          <w:b/>
+          <w:color w:val="FF0000"/>
+          <w:sz w:val="12"/>
+          <w:szCs w:val="16"/>
+          <w:u w:val="single"/>
+          <w:lang w:eastAsia="zh-TW"/>
+        </w:rPr>
+      </w:pPr>
+      <w:r>
+        <w:rPr>
+          <w:rFonts w:ascii="標楷體" w:eastAsia="標楷體" w:hAnsi="標楷體" w:hint="eastAsia"/>
+          <w:b/>
+          <w:color w:val="FF0000"/>
+          <w:sz w:val="12"/>
+          <w:szCs w:val="16"/>
+          <w:u w:val="single"/>
+          <w:lang w:eastAsia="zh-TW"/>
+        </w:rPr>
+        <w:t>D. 道德規範</w:t>
+      </w:r>
+    </w:p>
+    <w:p>
+      <w:pPr>
+        <w:adjustRightInd w:val="0"/>
+        <w:snapToGrid w:val="0"/>
+        <w:rPr>
+          <w:rFonts w:ascii="標楷體" w:eastAsia="標楷體" w:hAnsi="標楷體"/>
+          <w:sz w:val="12"/>
+          <w:szCs w:val="16"/>
+          <w:lang w:eastAsia="zh-TW"/>
+        </w:rPr>
+      </w:pPr>
+      <w:r>
+        <w:rPr>
+          <w:rFonts w:ascii="標楷體" w:eastAsia="標楷體" w:hAnsi="標楷體" w:hint="eastAsia"/>
+          <w:sz w:val="12"/>
+          <w:szCs w:val="16"/>
+          <w:lang w:eastAsia="zh-TW"/>
+        </w:rPr>
+        <w:t>為履行UNI-PCSC企業社會責任，協力廠商及其下(轉)包商均必須謹守最高的道德標準，包括：</w:t>
+      </w:r>
+    </w:p>
+    <w:p>
+      <w:pPr>
+        <w:adjustRightInd w:val="0"/>
+        <w:snapToGrid w:val="0"/>
+        <w:rPr>
+          <w:rFonts w:ascii="標楷體" w:eastAsia="標楷體" w:hAnsi="標楷體"/>
           <w:b/>
           <w:color w:val="0000FF"/>
           <w:sz w:val="12"/>
@@ -13771,19 +11765,61 @@
           <w:szCs w:val="16"/>
           <w:lang w:eastAsia="zh-TW"/>
         </w:rPr>
-        <w:t>7)</w:t>
-      </w:r>
-      <w:r>
-        <w:rPr>
-          <w:rFonts w:hint="eastAsia"/>
+        <w:t>1）誠信經營</w:t>
+      </w:r>
+    </w:p>
+    <w:p>
+      <w:pPr>
+        <w:adjustRightInd w:val="0"/>
+        <w:snapToGrid w:val="0"/>
+        <w:rPr>
+          <w:rFonts w:ascii="標楷體" w:eastAsia="標楷體" w:hAnsi="標楷體"/>
+          <w:sz w:val="12"/>
+          <w:szCs w:val="16"/>
+          <w:lang w:eastAsia="zh-TW"/>
+        </w:rPr>
+      </w:pPr>
+      <w:r>
+        <w:rPr>
+          <w:rFonts w:ascii="標楷體" w:eastAsia="標楷體" w:hAnsi="標楷體" w:hint="eastAsia"/>
+          <w:sz w:val="12"/>
+          <w:szCs w:val="16"/>
+          <w:lang w:eastAsia="zh-TW"/>
+        </w:rPr>
+        <w:t>在所有商業互動關係中都應謹守最高的誠信標準。參與者應採取零容忍政策來禁止任何形式的賄賂、貪污、敲詐勒索</w:t>
+      </w:r>
+      <w:r>
+        <w:rPr>
+          <w:rFonts w:ascii="標楷體" w:eastAsia="標楷體" w:hAnsi="標楷體"/>
+          <w:sz w:val="12"/>
+          <w:szCs w:val="16"/>
+          <w:lang w:eastAsia="zh-TW"/>
+        </w:rPr>
+        <w:t xml:space="preserve"> </w:t>
+      </w:r>
+      <w:r>
+        <w:rPr>
+          <w:rFonts w:ascii="標楷體" w:eastAsia="標楷體" w:hAnsi="標楷體" w:hint="eastAsia"/>
+          <w:sz w:val="12"/>
+          <w:szCs w:val="16"/>
+          <w:lang w:eastAsia="zh-TW"/>
+        </w:rPr>
+        <w:t>和挪用公款。</w:t>
+      </w:r>
+    </w:p>
+    <w:p>
+      <w:pPr>
+        <w:adjustRightInd w:val="0"/>
+        <w:snapToGrid w:val="0"/>
+        <w:rPr>
+          <w:rFonts w:ascii="標楷體" w:eastAsia="標楷體" w:hAnsi="標楷體"/>
           <w:b/>
           <w:color w:val="0000FF"/>
           <w:sz w:val="12"/>
           <w:szCs w:val="16"/>
           <w:lang w:eastAsia="zh-TW"/>
         </w:rPr>
-        <w:t xml:space="preserve"> </w:t>
-      </w:r>
+      </w:pPr>
       <w:r>
         <w:rPr>
           <w:rFonts w:ascii="標楷體" w:eastAsia="標楷體" w:hAnsi="標楷體" w:hint="eastAsia"/>
@@ -13793,358 +11829,7 @@
           <w:szCs w:val="16"/>
           <w:lang w:eastAsia="zh-TW"/>
         </w:rPr>
-        <w:t>環保責任</w:t>
-      </w:r>
-    </w:p>
-    <w:p>
-      <w:pPr>
-        <w:adjustRightInd w:val="0"/>
-        <w:snapToGrid w:val="0"/>
-        <w:rPr>
-          <w:rFonts w:ascii="標楷體" w:eastAsia="標楷體" w:hAnsi="標楷體"/>
-          <w:sz w:val="12"/>
-          <w:szCs w:val="16"/>
-          <w:lang w:eastAsia="zh-TW"/>
-        </w:rPr>
-      </w:pPr>
-      <w:r>
-        <w:rPr>
-          <w:rFonts w:ascii="標楷體" w:eastAsia="標楷體" w:hAnsi="標楷體" w:hint="eastAsia"/>
-          <w:sz w:val="12"/>
-          <w:szCs w:val="16"/>
-          <w:lang w:eastAsia="zh-TW"/>
-        </w:rPr>
-        <w:t>A.協力廠商同意接受UNI-PCSC、其人員或聘雇人員進行法令相關事項稽核(包括但不限於拍照事項) 。</w:t>
-      </w:r>
-    </w:p>
-    <w:p>
-      <w:pPr>
-        <w:adjustRightInd w:val="0"/>
-        <w:snapToGrid w:val="0"/>
-        <w:rPr>
-          <w:rFonts w:ascii="標楷體" w:eastAsia="標楷體" w:hAnsi="標楷體"/>
-          <w:sz w:val="12"/>
-          <w:szCs w:val="16"/>
-          <w:lang w:eastAsia="zh-TW"/>
-        </w:rPr>
-      </w:pPr>
-      <w:r>
-        <w:rPr>
-          <w:rFonts w:ascii="標楷體" w:eastAsia="標楷體" w:hAnsi="標楷體" w:hint="eastAsia"/>
-          <w:sz w:val="12"/>
-          <w:szCs w:val="16"/>
-          <w:lang w:eastAsia="zh-TW"/>
-        </w:rPr>
-        <w:t>B.協力廠商清楚明瞭砍伐森林對全球氣候暖化造成不利影響，同意積極推動與執行「</w:t>
-      </w:r>
-      <w:proofErr w:type="gramStart"/>
-      <w:r>
-        <w:rPr>
-          <w:rFonts w:ascii="標楷體" w:eastAsia="標楷體" w:hAnsi="標楷體" w:hint="eastAsia"/>
-          <w:sz w:val="12"/>
-          <w:szCs w:val="16"/>
-          <w:lang w:eastAsia="zh-TW"/>
-        </w:rPr>
-        <w:t>零毀林</w:t>
-      </w:r>
-      <w:proofErr w:type="gramEnd"/>
-      <w:r>
-        <w:rPr>
-          <w:rFonts w:ascii="標楷體" w:eastAsia="標楷體" w:hAnsi="標楷體" w:hint="eastAsia"/>
-          <w:sz w:val="12"/>
-          <w:szCs w:val="16"/>
-          <w:lang w:eastAsia="zh-TW"/>
-        </w:rPr>
-        <w:t>」行動，願遵守以下規範及國際相關規範(例如：NDPE政策等)，並致力於提供</w:t>
-      </w:r>
-      <w:proofErr w:type="gramStart"/>
-      <w:r>
-        <w:rPr>
-          <w:rFonts w:ascii="標楷體" w:eastAsia="標楷體" w:hAnsi="標楷體" w:hint="eastAsia"/>
-          <w:sz w:val="12"/>
-          <w:szCs w:val="16"/>
-          <w:lang w:eastAsia="zh-TW"/>
-        </w:rPr>
-        <w:t>零毀林</w:t>
-      </w:r>
-      <w:proofErr w:type="gramEnd"/>
-      <w:r>
-        <w:rPr>
-          <w:rFonts w:ascii="標楷體" w:eastAsia="標楷體" w:hAnsi="標楷體" w:hint="eastAsia"/>
-          <w:sz w:val="12"/>
-          <w:szCs w:val="16"/>
-          <w:lang w:eastAsia="zh-TW"/>
-        </w:rPr>
-        <w:t>商品：</w:t>
-      </w:r>
-    </w:p>
-    <w:p>
-      <w:pPr>
-        <w:adjustRightInd w:val="0"/>
-        <w:snapToGrid w:val="0"/>
-        <w:rPr>
-          <w:rFonts w:ascii="標楷體" w:eastAsia="標楷體" w:hAnsi="標楷體"/>
-          <w:sz w:val="12"/>
-          <w:szCs w:val="16"/>
-          <w:lang w:eastAsia="zh-TW"/>
-        </w:rPr>
-      </w:pPr>
-      <w:r>
-        <w:rPr>
-          <w:rFonts w:ascii="標楷體" w:eastAsia="標楷體" w:hAnsi="標楷體" w:hint="eastAsia"/>
-          <w:sz w:val="12"/>
-          <w:szCs w:val="16"/>
-          <w:lang w:eastAsia="zh-TW"/>
-        </w:rPr>
-        <w:t>(A)協力廠商不砍伐森林，並禁止在林木覆蓋地區、高度保育價值地區(例如：重要自然棲息地、高碳儲量森林等)、泥炭地等進行開發。</w:t>
-      </w:r>
-    </w:p>
-    <w:p>
-      <w:pPr>
-        <w:adjustRightInd w:val="0"/>
-        <w:snapToGrid w:val="0"/>
-        <w:rPr>
-          <w:rFonts w:ascii="標楷體" w:eastAsia="標楷體" w:hAnsi="標楷體"/>
-          <w:sz w:val="12"/>
-          <w:szCs w:val="16"/>
-          <w:lang w:eastAsia="zh-TW"/>
-        </w:rPr>
-      </w:pPr>
-      <w:r>
-        <w:rPr>
-          <w:rFonts w:ascii="標楷體" w:eastAsia="標楷體" w:hAnsi="標楷體" w:hint="eastAsia"/>
-          <w:sz w:val="12"/>
-          <w:szCs w:val="16"/>
-          <w:lang w:eastAsia="zh-TW"/>
-        </w:rPr>
-        <w:t>(B)協力廠商不為發展或生產以燃燒、砍伐等任何方式，清理、開墾林木覆蓋土地。</w:t>
-      </w:r>
-    </w:p>
-    <w:p>
-      <w:pPr>
-        <w:adjustRightInd w:val="0"/>
-        <w:snapToGrid w:val="0"/>
-        <w:rPr>
-          <w:rFonts w:ascii="標楷體" w:eastAsia="標楷體" w:hAnsi="標楷體"/>
-          <w:sz w:val="12"/>
-          <w:szCs w:val="16"/>
-          <w:lang w:eastAsia="zh-TW"/>
-        </w:rPr>
-      </w:pPr>
-      <w:r>
-        <w:rPr>
-          <w:rFonts w:ascii="標楷體" w:eastAsia="標楷體" w:hAnsi="標楷體" w:hint="eastAsia"/>
-          <w:sz w:val="12"/>
-          <w:szCs w:val="16"/>
-          <w:lang w:eastAsia="zh-TW"/>
-        </w:rPr>
-        <w:t>(C)協力廠商為保育森林、高度保育價值地區及泥炭地等，不向任何砍伐、破壞林木、泥炭地或違反法令、國際政策(例如：NDPE政策)之廠商採購商品。</w:t>
-      </w:r>
-    </w:p>
-    <w:p>
-      <w:pPr>
-        <w:adjustRightInd w:val="0"/>
-        <w:snapToGrid w:val="0"/>
-        <w:rPr>
-          <w:rFonts w:ascii="標楷體" w:eastAsia="標楷體" w:hAnsi="標楷體"/>
-          <w:sz w:val="12"/>
-          <w:szCs w:val="16"/>
-          <w:lang w:eastAsia="zh-TW"/>
-        </w:rPr>
-      </w:pPr>
-      <w:r>
-        <w:rPr>
-          <w:rFonts w:ascii="標楷體" w:eastAsia="標楷體" w:hAnsi="標楷體" w:hint="eastAsia"/>
-          <w:sz w:val="12"/>
-          <w:szCs w:val="16"/>
-          <w:lang w:eastAsia="zh-TW"/>
-        </w:rPr>
-        <w:t>(D)協力廠商支持且積極推動提升農林業、生物多樣性、植樹造林、修復自然生態系統與維護農民、工人、勞動者權益。</w:t>
-      </w:r>
-    </w:p>
-    <w:p>
-      <w:pPr>
-        <w:adjustRightInd w:val="0"/>
-        <w:snapToGrid w:val="0"/>
-        <w:rPr>
-          <w:rFonts w:ascii="標楷體" w:eastAsia="標楷體" w:hAnsi="標楷體"/>
-          <w:b/>
-          <w:color w:val="FF0000"/>
-          <w:sz w:val="12"/>
-          <w:szCs w:val="16"/>
-          <w:u w:val="single"/>
-          <w:lang w:eastAsia="zh-TW"/>
-        </w:rPr>
-      </w:pPr>
-      <w:r>
-        <w:rPr>
-          <w:rFonts w:ascii="標楷體" w:eastAsia="標楷體" w:hAnsi="標楷體" w:hint="eastAsia"/>
-          <w:b/>
-          <w:color w:val="FF0000"/>
-          <w:sz w:val="12"/>
-          <w:szCs w:val="16"/>
-          <w:u w:val="single"/>
-          <w:lang w:eastAsia="zh-TW"/>
-        </w:rPr>
-        <w:t>D. 道德規範</w:t>
-      </w:r>
-    </w:p>
-    <w:p>
-      <w:pPr>
-        <w:adjustRightInd w:val="0"/>
-        <w:snapToGrid w:val="0"/>
-        <w:rPr>
-          <w:rFonts w:ascii="標楷體" w:eastAsia="標楷體" w:hAnsi="標楷體"/>
-          <w:sz w:val="12"/>
-          <w:szCs w:val="16"/>
-          <w:lang w:eastAsia="zh-TW"/>
-        </w:rPr>
-      </w:pPr>
-      <w:r>
-        <w:rPr>
-          <w:rFonts w:ascii="標楷體" w:eastAsia="標楷體" w:hAnsi="標楷體" w:hint="eastAsia"/>
-          <w:sz w:val="12"/>
-          <w:szCs w:val="16"/>
-          <w:lang w:eastAsia="zh-TW"/>
-        </w:rPr>
-        <w:t>為履行UNI-PCSC企業社會責任，協力廠商及其下(轉)包商均必須謹守最高的道德標準，包括：</w:t>
-      </w:r>
-    </w:p>
-    <w:p>
-      <w:pPr>
-        <w:adjustRightInd w:val="0"/>
-        <w:snapToGrid w:val="0"/>
-        <w:rPr>
-          <w:rFonts w:ascii="標楷體" w:eastAsia="標楷體" w:hAnsi="標楷體"/>
-          <w:b/>
-          <w:color w:val="0000FF"/>
-          <w:sz w:val="12"/>
-          <w:szCs w:val="16"/>
-          <w:lang w:eastAsia="zh-TW"/>
-        </w:rPr>
-      </w:pPr>
-      <w:r>
-        <w:rPr>
-          <w:rFonts w:ascii="標楷體" w:eastAsia="標楷體" w:hAnsi="標楷體" w:hint="eastAsia"/>
-          <w:b/>
-          <w:color w:val="0000FF"/>
-          <w:sz w:val="12"/>
-          <w:szCs w:val="16"/>
-          <w:lang w:eastAsia="zh-TW"/>
-        </w:rPr>
-        <w:t>1</w:t>
-      </w:r>
-      <w:proofErr w:type="gramStart"/>
-      <w:r>
-        <w:rPr>
-          <w:rFonts w:ascii="標楷體" w:eastAsia="標楷體" w:hAnsi="標楷體" w:hint="eastAsia"/>
-          <w:b/>
-          <w:color w:val="0000FF"/>
-          <w:sz w:val="12"/>
-          <w:szCs w:val="16"/>
-          <w:lang w:eastAsia="zh-TW"/>
-        </w:rPr>
-        <w:t>）</w:t>
-      </w:r>
-      <w:proofErr w:type="gramEnd"/>
-      <w:r>
-        <w:rPr>
-          <w:rFonts w:ascii="標楷體" w:eastAsia="標楷體" w:hAnsi="標楷體" w:hint="eastAsia"/>
-          <w:b/>
-          <w:color w:val="0000FF"/>
-          <w:sz w:val="12"/>
-          <w:szCs w:val="16"/>
-          <w:lang w:eastAsia="zh-TW"/>
-        </w:rPr>
-        <w:t>誠信經營</w:t>
-      </w:r>
-    </w:p>
-    <w:p>
-      <w:pPr>
-        <w:adjustRightInd w:val="0"/>
-        <w:snapToGrid w:val="0"/>
-        <w:rPr>
-          <w:rFonts w:ascii="標楷體" w:eastAsia="標楷體" w:hAnsi="標楷體"/>
-          <w:sz w:val="12"/>
-          <w:szCs w:val="16"/>
-          <w:lang w:eastAsia="zh-TW"/>
-        </w:rPr>
-      </w:pPr>
-      <w:r>
-        <w:rPr>
-          <w:rFonts w:ascii="標楷體" w:eastAsia="標楷體" w:hAnsi="標楷體" w:hint="eastAsia"/>
-          <w:sz w:val="12"/>
-          <w:szCs w:val="16"/>
-          <w:lang w:eastAsia="zh-TW"/>
-        </w:rPr>
-        <w:t>在所有商業互動關係中都應謹守最高的誠信標準。參與者應採取零容忍政策來禁止任何形式的賄賂、貪污、敲詐勒索</w:t>
-      </w:r>
-      <w:r>
-        <w:rPr>
-          <w:rFonts w:ascii="標楷體" w:eastAsia="標楷體" w:hAnsi="標楷體"/>
-          <w:sz w:val="12"/>
-          <w:szCs w:val="16"/>
-          <w:lang w:eastAsia="zh-TW"/>
-        </w:rPr>
-        <w:t xml:space="preserve"> </w:t>
-      </w:r>
-      <w:r>
-        <w:rPr>
-          <w:rFonts w:ascii="標楷體" w:eastAsia="標楷體" w:hAnsi="標楷體" w:hint="eastAsia"/>
-          <w:sz w:val="12"/>
-          <w:szCs w:val="16"/>
-          <w:lang w:eastAsia="zh-TW"/>
-        </w:rPr>
-        <w:t>和挪用公款。</w:t>
-      </w:r>
-    </w:p>
-    <w:p>
-      <w:pPr>
-        <w:adjustRightInd w:val="0"/>
-        <w:snapToGrid w:val="0"/>
-        <w:rPr>
-          <w:rFonts w:ascii="標楷體" w:eastAsia="標楷體" w:hAnsi="標楷體"/>
-          <w:b/>
-          <w:color w:val="0000FF"/>
-          <w:sz w:val="12"/>
-          <w:szCs w:val="16"/>
-          <w:lang w:eastAsia="zh-TW"/>
-        </w:rPr>
-      </w:pPr>
-      <w:r>
-        <w:rPr>
-          <w:rFonts w:ascii="標楷體" w:eastAsia="標楷體" w:hAnsi="標楷體" w:hint="eastAsia"/>
-          <w:b/>
-          <w:color w:val="0000FF"/>
-          <w:sz w:val="12"/>
-          <w:szCs w:val="16"/>
-          <w:lang w:eastAsia="zh-TW"/>
-        </w:rPr>
-        <w:t>2</w:t>
-      </w:r>
-      <w:proofErr w:type="gramStart"/>
-      <w:r>
-        <w:rPr>
-          <w:rFonts w:ascii="標楷體" w:eastAsia="標楷體" w:hAnsi="標楷體" w:hint="eastAsia"/>
-          <w:b/>
-          <w:color w:val="0000FF"/>
-          <w:sz w:val="12"/>
-          <w:szCs w:val="16"/>
-          <w:lang w:eastAsia="zh-TW"/>
-        </w:rPr>
-        <w:t>）</w:t>
-      </w:r>
-      <w:proofErr w:type="gramEnd"/>
-      <w:r>
-        <w:rPr>
-          <w:rFonts w:ascii="標楷體" w:eastAsia="標楷體" w:hAnsi="標楷體" w:hint="eastAsia"/>
-          <w:b/>
-          <w:color w:val="0000FF"/>
-          <w:sz w:val="12"/>
-          <w:szCs w:val="16"/>
-          <w:lang w:eastAsia="zh-TW"/>
-        </w:rPr>
-        <w:t>反貪腐與利益衝突</w:t>
+        <w:t>2）反貪腐與利益衝突</w:t>
       </w:r>
     </w:p>
     <w:p>
@@ -14180,31 +11865,7 @@
           <w:szCs w:val="16"/>
           <w:lang w:eastAsia="zh-TW"/>
         </w:rPr>
-        <w:t>如與本公司合作</w:t>
-      </w:r>
-      <w:proofErr w:type="gramStart"/>
-      <w:r>
-        <w:rPr>
-          <w:rFonts w:ascii="標楷體" w:eastAsia="標楷體" w:cs="標楷體" w:hint="eastAsia"/>
-          <w:color w:val="FF0000"/>
-          <w:kern w:val="0"/>
-          <w:sz w:val="12"/>
-          <w:szCs w:val="16"/>
-          <w:lang w:eastAsia="zh-TW"/>
-        </w:rPr>
-        <w:t>期間，</w:t>
-      </w:r>
-      <w:proofErr w:type="gramEnd"/>
-      <w:r>
-        <w:rPr>
-          <w:rFonts w:ascii="標楷體" w:eastAsia="標楷體" w:cs="標楷體" w:hint="eastAsia"/>
-          <w:color w:val="FF0000"/>
-          <w:kern w:val="0"/>
-          <w:sz w:val="12"/>
-          <w:szCs w:val="16"/>
-          <w:lang w:eastAsia="zh-TW"/>
-        </w:rPr>
-        <w:t>協力廠商遇有職務要求與個人利益之間須做出選擇、取捨之情形，應迴避。</w:t>
+        <w:t>如與本公司合作期間，協力廠商遇有職務要求與個人利益之間須做出選擇、取捨之情形，應迴避。</w:t>
       </w:r>
     </w:p>
     <w:p>
@@ -14229,21 +11890,79 @@
           <w:szCs w:val="16"/>
           <w:lang w:eastAsia="zh-TW"/>
         </w:rPr>
-        <w:t>3</w:t>
-      </w:r>
-      <w:proofErr w:type="gramStart"/>
+        <w:t>3）資訊公開</w:t>
+      </w:r>
+    </w:p>
+    <w:p>
+      <w:pPr>
+        <w:adjustRightInd w:val="0"/>
+        <w:snapToGrid w:val="0"/>
+        <w:rPr>
+          <w:rFonts w:ascii="標楷體" w:eastAsia="標楷體" w:hAnsi="標楷體"/>
+          <w:sz w:val="12"/>
+          <w:szCs w:val="16"/>
+          <w:lang w:eastAsia="zh-TW"/>
+        </w:rPr>
+      </w:pPr>
       <w:r>
         <w:rPr>
           <w:rFonts w:ascii="標楷體" w:eastAsia="標楷體" w:hAnsi="標楷體" w:hint="eastAsia"/>
+          <w:sz w:val="12"/>
+          <w:szCs w:val="16"/>
+          <w:lang w:eastAsia="zh-TW"/>
+        </w:rPr>
+        <w:t>協力廠商與</w:t>
+      </w:r>
+      <w:r>
+        <w:rPr>
+          <w:rFonts w:ascii="標楷體" w:eastAsia="標楷體" w:hAnsi="標楷體"/>
+          <w:sz w:val="12"/>
+          <w:szCs w:val="16"/>
+          <w:lang w:eastAsia="zh-TW"/>
+        </w:rPr>
+        <w:t>UNI-PCSC</w:t>
+      </w:r>
+      <w:r>
+        <w:rPr>
+          <w:rFonts w:ascii="標楷體" w:eastAsia="標楷體" w:hAnsi="標楷體" w:hint="eastAsia"/>
+          <w:sz w:val="12"/>
+          <w:szCs w:val="16"/>
+          <w:lang w:eastAsia="zh-TW"/>
+        </w:rPr>
+        <w:t>往來之所有業務，應具透明度，並應依適用法規和普遍的行業慣例準確地記錄在相關賬簿和商業記錄上。並且由</w:t>
+      </w:r>
+      <w:r>
+        <w:rPr>
+          <w:rFonts w:ascii="標楷體" w:eastAsia="標楷體" w:hAnsi="標楷體"/>
+          <w:sz w:val="12"/>
+          <w:szCs w:val="16"/>
+          <w:lang w:eastAsia="zh-TW"/>
+        </w:rPr>
+        <w:t>UNI-PCSC</w:t>
+      </w:r>
+      <w:r>
+        <w:rPr>
+          <w:rFonts w:ascii="標楷體" w:eastAsia="標楷體" w:hAnsi="標楷體" w:hint="eastAsia"/>
+          <w:sz w:val="12"/>
+          <w:szCs w:val="16"/>
+          <w:lang w:eastAsia="zh-TW"/>
+        </w:rPr>
+        <w:t>派員查核時，當公開有關參與勞工、健康與安全、環保活動、商業活動、組織架構、財務狀況和業績的資料。不得偽造記錄或虛報供應鏈環的狀況。</w:t>
+      </w:r>
+    </w:p>
+    <w:p>
+      <w:pPr>
+        <w:adjustRightInd w:val="0"/>
+        <w:snapToGrid w:val="0"/>
+        <w:rPr>
+          <w:rFonts w:ascii="標楷體" w:eastAsia="標楷體" w:hAnsi="標楷體"/>
           <w:b/>
           <w:color w:val="0000FF"/>
           <w:sz w:val="12"/>
           <w:szCs w:val="16"/>
           <w:lang w:eastAsia="zh-TW"/>
         </w:rPr>
-        <w:t>）</w:t>
-      </w:r>
-      <w:proofErr w:type="gramEnd"/>
+      </w:pPr>
       <w:r>
         <w:rPr>
           <w:rFonts w:ascii="標楷體" w:eastAsia="標楷體" w:hAnsi="標楷體" w:hint="eastAsia"/>
@@ -14253,7 +11972,7 @@
           <w:szCs w:val="16"/>
           <w:lang w:eastAsia="zh-TW"/>
         </w:rPr>
-        <w:t>資訊公開</w:t>
+        <w:t>4）合法經營</w:t>
       </w:r>
     </w:p>
     <w:p>
@@ -14274,63 +11993,7 @@
           <w:szCs w:val="16"/>
           <w:lang w:eastAsia="zh-TW"/>
         </w:rPr>
-        <w:t>協力廠商與</w:t>
-      </w:r>
-      <w:r>
-        <w:rPr>
-          <w:rFonts w:ascii="標楷體" w:eastAsia="標楷體" w:hAnsi="標楷體"/>
-          <w:sz w:val="12"/>
-          <w:szCs w:val="16"/>
-          <w:lang w:eastAsia="zh-TW"/>
-        </w:rPr>
-        <w:t>UNI-PCSC</w:t>
-      </w:r>
-      <w:r>
-        <w:rPr>
-          <w:rFonts w:ascii="標楷體" w:eastAsia="標楷體" w:hAnsi="標楷體" w:hint="eastAsia"/>
-          <w:sz w:val="12"/>
-          <w:szCs w:val="16"/>
-          <w:lang w:eastAsia="zh-TW"/>
-        </w:rPr>
-        <w:t>往來之所有業務，應具透明度，並應依適用法規和普遍的行業慣例準確地記錄在相關賬簿和商業記錄上。並且由</w:t>
-      </w:r>
-      <w:r>
-        <w:rPr>
-          <w:rFonts w:ascii="標楷體" w:eastAsia="標楷體" w:hAnsi="標楷體"/>
-          <w:sz w:val="12"/>
-          <w:szCs w:val="16"/>
-          <w:lang w:eastAsia="zh-TW"/>
-        </w:rPr>
-        <w:t>UNI-PCSC</w:t>
-      </w:r>
-      <w:r>
-        <w:rPr>
-          <w:rFonts w:ascii="標楷體" w:eastAsia="標楷體" w:hAnsi="標楷體" w:hint="eastAsia"/>
-          <w:sz w:val="12"/>
-          <w:szCs w:val="16"/>
-          <w:lang w:eastAsia="zh-TW"/>
-        </w:rPr>
-        <w:t>派員查核時，當公開有關參與勞工、健康與安全、環保活動、商業活動、組織架構、財務狀況和業績的資料。不得偽造記錄或虛報</w:t>
-      </w:r>
-      <w:proofErr w:type="gramStart"/>
-      <w:r>
-        <w:rPr>
-          <w:rFonts w:ascii="標楷體" w:eastAsia="標楷體" w:hAnsi="標楷體" w:hint="eastAsia"/>
-          <w:sz w:val="12"/>
-          <w:szCs w:val="16"/>
-          <w:lang w:eastAsia="zh-TW"/>
-        </w:rPr>
-        <w:t>供應鏈環的</w:t>
-      </w:r>
-      <w:proofErr w:type="gramEnd"/>
-      <w:r>
-        <w:rPr>
-          <w:rFonts w:ascii="標楷體" w:eastAsia="標楷體" w:hAnsi="標楷體" w:hint="eastAsia"/>
-          <w:sz w:val="12"/>
-          <w:szCs w:val="16"/>
-          <w:lang w:eastAsia="zh-TW"/>
-        </w:rPr>
-        <w:t>狀況。</w:t>
+        <w:t>應謹守現行本國之各項法令(包含但不限於食品安全衛生管理法、公平交易法、商品標示法等)，確保合法經營為首要。</w:t>
       </w:r>
     </w:p>
     <w:p>
@@ -14348,108 +12011,14 @@
       </w:pPr>
       <w:r>
         <w:rPr>
-          <w:rFonts w:ascii="標楷體" w:eastAsia="標楷體" w:hAnsi="標楷體" w:hint="eastAsia"/>
+          <w:rFonts w:ascii="標楷體" w:eastAsia="標楷體" w:hAnsi="標楷體"/>
           <w:b/>
           <w:color w:val="0000FF"/>
           <w:sz w:val="12"/>
           <w:szCs w:val="16"/>
           <w:lang w:eastAsia="zh-TW"/>
         </w:rPr>
-        <w:t>4</w:t>
-      </w:r>
-      <w:proofErr w:type="gramStart"/>
-      <w:r>
-        <w:rPr>
-          <w:rFonts w:ascii="標楷體" w:eastAsia="標楷體" w:hAnsi="標楷體" w:hint="eastAsia"/>
-          <w:b/>
-          <w:color w:val="0000FF"/>
-          <w:sz w:val="12"/>
-          <w:szCs w:val="16"/>
-          <w:lang w:eastAsia="zh-TW"/>
-        </w:rPr>
-        <w:t>）</w:t>
-      </w:r>
-      <w:proofErr w:type="gramEnd"/>
-      <w:r>
-        <w:rPr>
-          <w:rFonts w:ascii="標楷體" w:eastAsia="標楷體" w:hAnsi="標楷體" w:hint="eastAsia"/>
-          <w:b/>
-          <w:color w:val="0000FF"/>
-          <w:sz w:val="12"/>
-          <w:szCs w:val="16"/>
-          <w:lang w:eastAsia="zh-TW"/>
-        </w:rPr>
-        <w:t>合法經營</w:t>
-      </w:r>
-    </w:p>
-    <w:p>
-      <w:pPr>
-        <w:adjustRightInd w:val="0"/>
-        <w:snapToGrid w:val="0"/>
-        <w:rPr>
-          <w:rFonts w:ascii="標楷體" w:eastAsia="標楷體" w:hAnsi="標楷體"/>
-          <w:sz w:val="12"/>
-          <w:szCs w:val="16"/>
-          <w:lang w:eastAsia="zh-TW"/>
-        </w:rPr>
-      </w:pPr>
-      <w:r>
-        <w:rPr>
-          <w:rFonts w:ascii="標楷體" w:eastAsia="標楷體" w:hAnsi="標楷體" w:hint="eastAsia"/>
-          <w:sz w:val="12"/>
-          <w:szCs w:val="16"/>
-          <w:lang w:eastAsia="zh-TW"/>
-        </w:rPr>
-        <w:t>應謹守現行本國之各項法令(包含但不限於食品安全衛生管理法、公平交易法、商品標示法等)，確保合法經營為首要。</w:t>
-      </w:r>
-    </w:p>
-    <w:p>
-      <w:pPr>
-        <w:adjustRightInd w:val="0"/>
-        <w:snapToGrid w:val="0"/>
-        <w:rPr>
-          <w:rFonts w:ascii="標楷體" w:eastAsia="標楷體" w:hAnsi="標楷體"/>
-          <w:b/>
-          <w:color w:val="0000FF"/>
-          <w:sz w:val="12"/>
-          <w:szCs w:val="16"/>
-          <w:lang w:eastAsia="zh-TW"/>
-        </w:rPr>
-      </w:pPr>
-      <w:r>
-        <w:rPr>
-          <w:rFonts w:ascii="標楷體" w:eastAsia="標楷體" w:hAnsi="標楷體"/>
-          <w:b/>
-          <w:color w:val="0000FF"/>
-          <w:sz w:val="12"/>
-          <w:szCs w:val="16"/>
-          <w:lang w:eastAsia="zh-TW"/>
-        </w:rPr>
-        <w:t>5</w:t>
-      </w:r>
-      <w:proofErr w:type="gramStart"/>
-      <w:r>
-        <w:rPr>
-          <w:rFonts w:ascii="標楷體" w:eastAsia="標楷體" w:hAnsi="標楷體"/>
-          <w:b/>
-          <w:color w:val="0000FF"/>
-          <w:sz w:val="12"/>
-          <w:szCs w:val="16"/>
-          <w:lang w:eastAsia="zh-TW"/>
-        </w:rPr>
-        <w:t>）</w:t>
-      </w:r>
-      <w:proofErr w:type="gramEnd"/>
-      <w:r>
-        <w:rPr>
-          <w:rFonts w:ascii="標楷體" w:eastAsia="標楷體" w:hAnsi="標楷體"/>
-          <w:b/>
-          <w:color w:val="0000FF"/>
-          <w:sz w:val="12"/>
-          <w:szCs w:val="16"/>
-          <w:lang w:eastAsia="zh-TW"/>
-        </w:rPr>
-        <w:t>反競爭行為</w:t>
+        <w:t>5）反競爭行為</w:t>
       </w:r>
     </w:p>
     <w:p>
@@ -14604,59 +12173,7 @@
           <w:highlight w:val="yellow"/>
           <w:lang w:eastAsia="zh-TW"/>
         </w:rPr>
-        <w:t>為確保本公司及協力廠商之資通訊安全，避免外部攻擊、資訊外</w:t>
-      </w:r>
-      <w:proofErr w:type="gramStart"/>
-      <w:r>
-        <w:rPr>
-          <w:rFonts w:ascii="標楷體" w:eastAsia="標楷體" w:hAnsi="標楷體" w:cs="Calibri" w:hint="eastAsia"/>
-          <w:color w:val="000000" w:themeColor="text1"/>
-          <w:kern w:val="0"/>
-          <w:sz w:val="12"/>
-          <w:szCs w:val="16"/>
-          <w:highlight w:val="yellow"/>
-          <w:lang w:eastAsia="zh-TW"/>
-        </w:rPr>
-        <w:t>洩</w:t>
-      </w:r>
-      <w:proofErr w:type="gramEnd"/>
-      <w:r>
-        <w:rPr>
-          <w:rFonts w:ascii="標楷體" w:eastAsia="標楷體" w:hAnsi="標楷體" w:cs="Calibri" w:hint="eastAsia"/>
-          <w:color w:val="000000" w:themeColor="text1"/>
-          <w:kern w:val="0"/>
-          <w:sz w:val="12"/>
-          <w:szCs w:val="16"/>
-          <w:highlight w:val="yellow"/>
-          <w:lang w:eastAsia="zh-TW"/>
-        </w:rPr>
-        <w:t>等風險，協力廠商須符合資通訊安全管理標準（如ISO 27001或同等制度規範），確保其資訊系統具備防止資料外</w:t>
-      </w:r>
-      <w:proofErr w:type="gramStart"/>
-      <w:r>
-        <w:rPr>
-          <w:rFonts w:ascii="標楷體" w:eastAsia="標楷體" w:hAnsi="標楷體" w:cs="Calibri" w:hint="eastAsia"/>
-          <w:color w:val="000000" w:themeColor="text1"/>
-          <w:kern w:val="0"/>
-          <w:sz w:val="12"/>
-          <w:szCs w:val="16"/>
-          <w:highlight w:val="yellow"/>
-          <w:lang w:eastAsia="zh-TW"/>
-        </w:rPr>
-        <w:t>洩</w:t>
-      </w:r>
-      <w:proofErr w:type="gramEnd"/>
-      <w:r>
-        <w:rPr>
-          <w:rFonts w:ascii="標楷體" w:eastAsia="標楷體" w:hAnsi="標楷體" w:cs="Calibri" w:hint="eastAsia"/>
-          <w:color w:val="000000" w:themeColor="text1"/>
-          <w:kern w:val="0"/>
-          <w:sz w:val="12"/>
-          <w:szCs w:val="16"/>
-          <w:highlight w:val="yellow"/>
-          <w:lang w:eastAsia="zh-TW"/>
-        </w:rPr>
-        <w:t>及抵禦網路攻擊之能力。</w:t>
+        <w:t>為確保本公司及協力廠商之資通訊安全，避免外部攻擊、資訊外洩等風險，協力廠商須符合資通訊安全管理標準（如ISO 27001或同等制度規範），確保其資訊系統具備防止資料外洩及抵禦網路攻擊之能力。</w:t>
       </w:r>
     </w:p>
     <w:p>
@@ -14967,15 +12484,7 @@
         <w:bCs/>
         <w:lang w:eastAsia="zh-TW"/>
       </w:rPr>
-      <w:t xml:space="preserve"> </w:t>
-    </w:r>
-    <w:r>
-      <w:rPr>
-        <w:rFonts w:ascii="標楷體" w:eastAsia="標楷體" w:hAnsi="標楷體" w:hint="eastAsia"/>
-        <w:bCs/>
-        <w:lang w:eastAsia="zh-TW"/>
-      </w:rPr>
-      <w:t>頁，共</w:t>
+      <w:t xml:space="preserve"> 頁，共</w:t>
     </w:r>
     <w:r>
       <w:rPr>

--- a/711_firm.docx
+++ b/711_firm.docx
@@ -4025,7 +4025,7 @@
             <w:tcW w:w="2551" w:type="dxa"/>
             <w:vMerge w:val="restart"/>
             <w:tcBorders>
-              <w:bottom w:val="nil"/>
+              <w:bottom w:val="single" w:sz="4" w:space="0" w:color="auto"/>
             </w:tcBorders>
             <w:vAlign w:val="center"/>
             <w:hideMark/>
@@ -4111,7 +4111,7 @@
             <w:vMerge/>
             <w:tcBorders>
               <w:top w:val="single" w:sz="4" w:space="0" w:color="auto"/>
-              <w:bottom w:val="nil"/>
+              <w:bottom w:val="single" w:sz="4" w:space="0" w:color="auto"/>
             </w:tcBorders>
             <w:vAlign w:val="center"/>
             <w:hideMark/>
@@ -4202,7 +4202,7 @@
           <w:tcPr>
             <w:tcW w:w="2551" w:type="dxa"/>
             <w:tcBorders>
-              <w:top w:val="nil"/>
+              <w:top w:val="single" w:sz="4" w:space="0" w:color="auto"/>
               <w:bottom w:val="single" w:sz="4" w:space="0" w:color="auto"/>
             </w:tcBorders>
             <w:shd w:val="clear" w:color="000000" w:fill="FFFFFF"/>
